--- a/会议问答-RNP提问大白话梳理-总部技术团队阅读版-20260909.docx
+++ b/会议问答-RNP提问大白话梳理-总部技术团队阅读版-20260909.docx
@@ -168,6 +168,44 @@
           <w:sz w:val="21"/>
           <w:szCs w:val="21"/>
         </w:rPr>
+        <w:t xml:space="preserve">收录范围</w:t>
+      </w:r>
+      <w:r>
+        <w:rPr>
+          <w:rFonts w:ascii="微软雅黑" w:cs="微软雅黑" w:eastAsia="微软雅黑" w:hAnsi="微软雅黑"/>
+          <w:b w:val="false"/>
+          <w:bCs w:val="false"/>
+          <w:color w:val="1D1D1A"/>
+          <w:sz w:val="21"/>
+          <w:szCs w:val="21"/>
+        </w:rPr>
+        <w:t xml:space="preserve">：只收录 RNP 就项目本身提出的问题与表态。调试麦克风、投屏、主持人点名远程同事、"远程有没有讯飞或华为的人"这类会务性发言不收录。另有三处态度性表态记在这里：陈昊开场问怎样开始、是否先讲完再提问，RNP 现场项目负责人先说"你慢慢讲"，随即又说"我们能打断吗？抱歉，我更倾向于随时打断"；陈昊宣布巴西子公司注册获批时，RNP 说"谢谢，这是非常重要的信息"；会议结束时现场项目负责人说会把问题清单和幻灯片发给讯飞，并表示讯飞来现场面对面开会效率高得多。</w:t>
+      </w:r>
+    </w:p>
+    <w:p>
+      <w:pPr>
+        <w:spacing w:after="120" w:line="320"/>
+      </w:pPr>
+      <w:r>
+        <w:rPr>
+          <w:rFonts w:ascii="微软雅黑" w:cs="微软雅黑" w:eastAsia="微软雅黑" w:hAnsi="微软雅黑"/>
+          <w:b w:val="false"/>
+          <w:bCs w:val="false"/>
+          <w:color w:val="1D1D1A"/>
+          <w:sz w:val="21"/>
+          <w:szCs w:val="21"/>
+        </w:rPr>
+        <w:t xml:space="preserve"/>
+      </w:r>
+      <w:r>
+        <w:rPr>
+          <w:rFonts w:ascii="微软雅黑" w:cs="微软雅黑" w:eastAsia="微软雅黑" w:hAnsi="微软雅黑"/>
+          <w:b/>
+          <w:bCs/>
+          <w:color w:val="1D1D1A"/>
+          <w:sz w:val="21"/>
+          <w:szCs w:val="21"/>
+        </w:rPr>
         <w:t xml:space="preserve">总体观察</w:t>
       </w:r>
       <w:r>
@@ -4343,6 +4381,34 @@
           <w:sz w:val="21"/>
           <w:szCs w:val="21"/>
         </w:rPr>
+        <w:t xml:space="preserve">现场技术负责人接着说：得跟……一样（话没说完，随后中断休息）。</w:t>
+      </w:r>
+    </w:p>
+    <w:p>
+      <w:pPr>
+        <w:spacing w:after="80" w:line="320"/>
+        <w:ind w:left="360"/>
+      </w:pPr>
+      <w:r>
+        <w:rPr>
+          <w:rFonts w:ascii="微软雅黑" w:cs="微软雅黑" w:eastAsia="微软雅黑" w:hAnsi="微软雅黑"/>
+          <w:b/>
+          <w:bCs/>
+          <w:color w:val="0057A8"/>
+          <w:sz w:val="21"/>
+          <w:szCs w:val="21"/>
+        </w:rPr>
+        <w:t xml:space="preserve">RNP 接着说 / 补充 / 反馈：</w:t>
+      </w:r>
+      <w:r>
+        <w:rPr>
+          <w:rFonts w:ascii="微软雅黑" w:cs="微软雅黑" w:eastAsia="微软雅黑" w:hAnsi="微软雅黑"/>
+          <w:b w:val="false"/>
+          <w:bCs w:val="false"/>
+          <w:color w:val="1D1D1A"/>
+          <w:sz w:val="21"/>
+          <w:szCs w:val="21"/>
+        </w:rPr>
         <w:t xml:space="preserve">恢复线上后 Leandro：不对，不是 44 人，是 12 加 32 吧？徐唯：是 12 加 20；两支队伍画像不同，可以用同一批人，由 RNP 决定，现在正是拆分画像的时候。华为：在此工作的人属 L0、L1 层面。徐唯：讯飞这边是相似画像，分主攻运维或主攻 AI 算法。</w:t>
       </w:r>
     </w:p>
@@ -5245,7 +5311,7 @@
           <w:sz w:val="21"/>
           <w:szCs w:val="21"/>
         </w:rPr>
-        <w:t xml:space="preserve">刚才那个屏幕上我看到可以上传，表格类的数据能批量传吗？</w:t>
+        <w:t xml:space="preserve">刚才那个屏幕上我看到可以上传，表格类的数据能批量传吗？我手里可能有几千个文件。</w:t>
       </w:r>
     </w:p>
     <w:p>
@@ -6215,7 +6281,63 @@
           <w:sz w:val="21"/>
           <w:szCs w:val="21"/>
         </w:rPr>
-        <w:t xml:space="preserve">通过管理控制台按租户查看用量，用 API 获取；也可以基于国民应用的 API 开发自己的应用，或与讯飞一起设计国民应用。</w:t>
+        <w:t xml:space="preserve">这是管理控制台，可按租户查看 token 用量。</w:t>
+      </w:r>
+    </w:p>
+    <w:p>
+      <w:pPr>
+        <w:spacing w:after="80" w:line="320"/>
+        <w:ind w:left="360"/>
+      </w:pPr>
+      <w:r>
+        <w:rPr>
+          <w:rFonts w:ascii="微软雅黑" w:cs="微软雅黑" w:eastAsia="微软雅黑" w:hAnsi="微软雅黑"/>
+          <w:b/>
+          <w:bCs/>
+          <w:color w:val="0057A8"/>
+          <w:sz w:val="21"/>
+          <w:szCs w:val="21"/>
+        </w:rPr>
+        <w:t xml:space="preserve">RNP 接着说 / 补充 / 反馈：</w:t>
+      </w:r>
+      <w:r>
+        <w:rPr>
+          <w:rFonts w:ascii="微软雅黑" w:cs="微软雅黑" w:eastAsia="微软雅黑" w:hAnsi="微软雅黑"/>
+          <w:b w:val="false"/>
+          <w:bCs w:val="false"/>
+          <w:color w:val="1D1D1A"/>
+          <w:sz w:val="21"/>
+          <w:szCs w:val="21"/>
+        </w:rPr>
+        <w:t xml:space="preserve">好，那比如说，我怎么连到这个？</w:t>
+      </w:r>
+    </w:p>
+    <w:p>
+      <w:pPr>
+        <w:spacing w:after="80" w:line="320"/>
+        <w:ind w:left="360"/>
+      </w:pPr>
+      <w:r>
+        <w:rPr>
+          <w:rFonts w:ascii="微软雅黑" w:cs="微软雅黑" w:eastAsia="微软雅黑" w:hAnsi="微软雅黑"/>
+          <w:b/>
+          <w:bCs/>
+          <w:color w:val="C00000"/>
+          <w:sz w:val="21"/>
+          <w:szCs w:val="21"/>
+        </w:rPr>
+        <w:t xml:space="preserve">讯飞答复要点：</w:t>
+      </w:r>
+      <w:r>
+        <w:rPr>
+          <w:rFonts w:ascii="微软雅黑" w:cs="微软雅黑" w:eastAsia="微软雅黑" w:hAnsi="微软雅黑"/>
+          <w:b w:val="false"/>
+          <w:bCs w:val="false"/>
+          <w:color w:val="1D1D1A"/>
+          <w:sz w:val="21"/>
+          <w:szCs w:val="21"/>
+        </w:rPr>
+        <w:t xml:space="preserve">通过 API 获取；也可以基于国民应用的 API 开发自己的应用，或与讯飞一起设计国民应用。</w:t>
       </w:r>
     </w:p>
     <w:p>

--- a/会议问答-RNP提问大白话梳理-总部技术团队阅读版-20260909.docx
+++ b/会议问答-RNP提问大白话梳理-总部技术团队阅读版-20260909.docx
@@ -103,7 +103,7 @@
           <w:sz w:val="21"/>
           <w:szCs w:val="21"/>
         </w:rPr>
-        <w:t xml:space="preserve">62 条的编号与《会议逐字稿》《逐问逐答记录》一致，便于回查原话。</w:t>
+        <w:t xml:space="preserve">62 条的编号与《会议逐字稿》《逐问逐答记录》一致，便于回查原话。本版另在 Q55 之后加了一段 Q54、Q55 的深度解读，并在文末新增附二：RNP 诉求中超出当前 SOW 的内容。</w:t>
       </w:r>
     </w:p>
     <w:p>
@@ -6072,6 +6072,115 @@
     </w:p>
     <w:p>
       <w:pPr>
+        <w:shd w:fill="FFF6E5" w:color="auto" w:val="clear"/>
+        <w:spacing w:after="60" w:line="310"/>
+        <w:ind w:left="360"/>
+      </w:pPr>
+      <w:r>
+        <w:rPr>
+          <w:rFonts w:ascii="微软雅黑" w:cs="微软雅黑" w:eastAsia="微软雅黑" w:hAnsi="微软雅黑"/>
+          <w:b/>
+          <w:bCs/>
+          <w:color w:val="5B3A00"/>
+          <w:sz w:val="20"/>
+          <w:szCs w:val="20"/>
+        </w:rPr>
+        <w:t xml:space="preserve">深度解读　</w:t>
+      </w:r>
+      <w:r>
+        <w:rPr>
+          <w:rFonts w:ascii="微软雅黑" w:cs="微软雅黑" w:eastAsia="微软雅黑" w:hAnsi="微软雅黑"/>
+          <w:b w:val="false"/>
+          <w:bCs w:val="false"/>
+          <w:color w:val="3A3A3A"/>
+          <w:sz w:val="20"/>
+          <w:szCs w:val="20"/>
+        </w:rPr>
+        <w:t xml:space="preserve">Q54 和 Q55 是同一个人连着问的，实质是一个问题：</w:t>
+      </w:r>
+      <w:r>
+        <w:rPr>
+          <w:rFonts w:ascii="微软雅黑" w:cs="微软雅黑" w:eastAsia="微软雅黑" w:hAnsi="微软雅黑"/>
+          <w:b/>
+          <w:bCs/>
+          <w:color w:val="3A3A3A"/>
+          <w:sz w:val="20"/>
+          <w:szCs w:val="20"/>
+        </w:rPr>
+        <w:t xml:space="preserve">讯飞交付的到底是一个 RNP 可以打开、改动、替换的工程环境，还是一个只能按按钮的封闭产品。</w:t>
+      </w:r>
+      <w:r>
+        <w:rPr>
+          <w:rFonts w:ascii="微软雅黑" w:cs="微软雅黑" w:eastAsia="微软雅黑" w:hAnsi="微软雅黑"/>
+          <w:b w:val="false"/>
+          <w:bCs w:val="false"/>
+          <w:color w:val="3A3A3A"/>
+          <w:sz w:val="20"/>
+          <w:szCs w:val="20"/>
+        </w:rPr>
+        <w:t xml:space="preserve"> Q54 表面问怎么加开源模型，听到"要先经华为适配"之后，他的补充才是重点：RNP 的人习惯在代码层用 Python 和脚本直接调训练框架，这个平台把那一层罩住了，他要知道界面底下那层到底碰不碰得到。Q55 是顺着推下来的：如果碰不到底层，学操作界面就没有价值；他要的是训练幕后的机制，即框架、并行配置、脚本、参数，以及工作负载为什么这样组织，也就是不靠平台也能把训练复现出来的工程知识。</w:t>
+      </w:r>
+    </w:p>
+    <w:p>
+      <w:pPr>
+        <w:shd w:fill="FFF6E5" w:color="auto" w:val="clear"/>
+        <w:spacing w:after="60" w:line="310"/>
+        <w:ind w:left="360"/>
+      </w:pPr>
+      <w:r>
+        <w:rPr>
+          <w:rFonts w:ascii="微软雅黑" w:cs="微软雅黑" w:eastAsia="微软雅黑" w:hAnsi="微软雅黑"/>
+          <w:b w:val="false"/>
+          <w:bCs w:val="false"/>
+          <w:color w:val="3A3A3A"/>
+          <w:sz w:val="20"/>
+          <w:szCs w:val="20"/>
+        </w:rPr>
+        <w:t xml:space="preserve">打个比方：平台是一台全自动烹饪机，星火是预装的菜谱。他问的是盖子能不能掀开、底下的灶台能不能自己用；他要的是厨师培训，不是机器操作员培训。背后的担心是两年后 RNP 被锁在讯飞的平台和星火的模型目录里，与项目"主权、自主"的目标相悖。这和 Q8、Q17 想并行训开源模型、Q56 要派人赴华看幕后是同一条线，提问者也正是随后主动提出赴华的那位。</w:t>
+      </w:r>
+    </w:p>
+    <w:p>
+      <w:pPr>
+        <w:shd w:fill="FFF6E5" w:color="auto" w:val="clear"/>
+        <w:spacing w:after="60" w:line="310"/>
+        <w:ind w:left="360"/>
+      </w:pPr>
+      <w:r>
+        <w:rPr>
+          <w:rFonts w:ascii="微软雅黑" w:cs="微软雅黑" w:eastAsia="微软雅黑" w:hAnsi="微软雅黑"/>
+          <w:b w:val="false"/>
+          <w:bCs w:val="false"/>
+          <w:color w:val="3A3A3A"/>
+          <w:sz w:val="20"/>
+          <w:szCs w:val="20"/>
+        </w:rPr>
+        <w:t xml:space="preserve"/>
+      </w:r>
+      <w:r>
+        <w:rPr>
+          <w:rFonts w:ascii="微软雅黑" w:cs="微软雅黑" w:eastAsia="微软雅黑" w:hAnsi="微软雅黑"/>
+          <w:b/>
+          <w:bCs/>
+          <w:color w:val="3A3A3A"/>
+          <w:sz w:val="20"/>
+          <w:szCs w:val="20"/>
+        </w:rPr>
+        <w:t xml:space="preserve">总部回应建议</w:t>
+      </w:r>
+      <w:r>
+        <w:rPr>
+          <w:rFonts w:ascii="微软雅黑" w:cs="微软雅黑" w:eastAsia="微软雅黑" w:hAnsi="微软雅黑"/>
+          <w:b w:val="false"/>
+          <w:bCs w:val="false"/>
+          <w:color w:val="3A3A3A"/>
+          <w:sz w:val="20"/>
+          <w:szCs w:val="20"/>
+        </w:rPr>
+        <w:t xml:space="preserve">：一，把平台分层说清，界面与工作流层、训练框架层、昇腾适配层各自 RNP 能拿到什么，是源码、脚本、配置还是只有权限；二，明确 RNP 能否脱离平台用脚本跑训练、训练配方能否导出；三，开源模型上平台的路径，谁做适配、要多久、RNP 自己能不能做；四，知识转移课程按"先原理与流水线内部、后平台操作"写实，并给出代码层内容的比重。注意 5 月书面答复已承诺交付基座模型的开源框架版结构源码（PyTorch、DeepSpeed，推理适配 vLLM），口径比会上说的更宽，回应时要对齐。</w:t>
+      </w:r>
+    </w:p>
+    <w:p>
+      <w:pPr>
         <w:pStyle w:val="Heading1"/>
         <w:keepNext/>
         <w:spacing w:after="160" w:before="420"/>
@@ -6859,7 +6968,7 @@
           <w:sz w:val="28"/>
           <w:szCs w:val="28"/>
         </w:rPr>
-        <w:t xml:space="preserve">附　需要总部技术团队给出书面回应的事项</w:t>
+        <w:t xml:space="preserve">附一　需要总部技术团队给出书面回应的事项</w:t>
       </w:r>
     </w:p>
     <w:p>
@@ -7263,6 +7372,3646 @@
           <w:szCs w:val="21"/>
         </w:rPr>
         <w:t xml:space="preserve">（Q22）：会上口头承诺与华为一致保持总价，需在书面材料中明确并请华为确认。</w:t>
+      </w:r>
+    </w:p>
+    <w:p>
+      <w:pPr>
+        <w:pStyle w:val="Heading1"/>
+        <w:keepNext/>
+        <w:spacing w:after="160" w:before="420"/>
+      </w:pPr>
+      <w:r>
+        <w:rPr>
+          <w:rFonts w:ascii="微软雅黑" w:cs="微软雅黑" w:eastAsia="微软雅黑" w:hAnsi="微软雅黑"/>
+          <w:b/>
+          <w:bCs/>
+          <w:color w:val="C00000"/>
+          <w:sz w:val="28"/>
+          <w:szCs w:val="28"/>
+        </w:rPr>
+        <w:t xml:space="preserve">附二　RNP 诉求中超出当前 SOW 的内容（建议列为 LPU 可选项）</w:t>
+      </w:r>
+    </w:p>
+    <w:p>
+      <w:pPr>
+        <w:spacing w:after="120" w:line="320"/>
+      </w:pPr>
+      <w:r>
+        <w:rPr>
+          <w:rFonts w:ascii="微软雅黑" w:cs="微软雅黑" w:eastAsia="微软雅黑" w:hAnsi="微软雅黑"/>
+          <w:b w:val="false"/>
+          <w:bCs w:val="false"/>
+          <w:color w:val="1D1D1A"/>
+          <w:sz w:val="21"/>
+          <w:szCs w:val="21"/>
+        </w:rPr>
+        <w:t xml:space="preserve">判断依据：SOW 汇报稿及其附录 A3、A5、A9、A11，知识转移方案（两轮各 608 课时、12 门专题课、高端知识转移需另行预算），5 月书面答复 Q9、Q10、Q11、Q14，8 月 13 日书面答复 Q1、Q3，以及国民 APP 交付规格。原则：RNP 提了、现有文件没含或明确写了"另行约定"的才列入；会上已口头承诺的单独列在 E 组，范围内的列在 F 组，避免误定为收费项。</w:t>
+      </w:r>
+    </w:p>
+    <w:p>
+      <w:pPr>
+        <w:pStyle w:val="Heading2"/>
+        <w:keepNext/>
+        <w:spacing w:after="120" w:before="300"/>
+      </w:pPr>
+      <w:r>
+        <w:rPr>
+          <w:rFonts w:ascii="微软雅黑" w:cs="微软雅黑" w:eastAsia="微软雅黑" w:hAnsi="微软雅黑"/>
+          <w:b/>
+          <w:bCs/>
+          <w:color w:val="1D1D1A"/>
+          <w:sz w:val="24"/>
+          <w:szCs w:val="24"/>
+        </w:rPr>
+        <w:t xml:space="preserve">A　模型与技术服务</w:t>
+      </w:r>
+    </w:p>
+    <w:tbl>
+      <w:tblPr>
+        <w:tblW w:type="dxa" w:w="9410"/>
+        <w:tblBorders>
+          <w:top w:val="single" w:color="auto" w:sz="4"/>
+          <w:left w:val="single" w:color="auto" w:sz="4"/>
+          <w:bottom w:val="single" w:color="auto" w:sz="4"/>
+          <w:right w:val="single" w:color="auto" w:sz="4"/>
+          <w:insideH w:val="single" w:color="auto" w:sz="4"/>
+          <w:insideV w:val="single" w:color="auto" w:sz="4"/>
+        </w:tblBorders>
+      </w:tblPr>
+      <w:tblGrid>
+        <w:gridCol w:w="420"/>
+        <w:gridCol w:w="2560"/>
+        <w:gridCol w:w="3300"/>
+        <w:gridCol w:w="3130"/>
+      </w:tblGrid>
+      <w:tr>
+        <w:trPr>
+          <w:cantSplit/>
+          <w:tblHeader/>
+        </w:trPr>
+        <w:tc>
+          <w:tcPr>
+            <w:tcW w:type="dxa" w:w="420"/>
+            <w:shd w:fill="EDEDED" w:color="auto" w:val="clear"/>
+            <w:tcMar>
+              <w:top w:type="dxa" w:w="60"/>
+              <w:left w:type="dxa" w:w="100"/>
+              <w:bottom w:type="dxa" w:w="60"/>
+              <w:right w:type="dxa" w:w="100"/>
+            </w:tcMar>
+          </w:tcPr>
+          <w:p>
+            <w:pPr>
+              <w:spacing w:after="0" w:line="270"/>
+            </w:pPr>
+            <w:r>
+              <w:rPr>
+                <w:rFonts w:ascii="微软雅黑" w:cs="微软雅黑" w:eastAsia="微软雅黑" w:hAnsi="微软雅黑"/>
+                <w:b/>
+                <w:bCs/>
+                <w:color w:val="1D1D1A"/>
+                <w:sz w:val="18"/>
+                <w:szCs w:val="18"/>
+              </w:rPr>
+              <w:t xml:space="preserve">#</w:t>
+            </w:r>
+          </w:p>
+        </w:tc>
+        <w:tc>
+          <w:tcPr>
+            <w:tcW w:type="dxa" w:w="2560"/>
+            <w:shd w:fill="EDEDED" w:color="auto" w:val="clear"/>
+            <w:tcMar>
+              <w:top w:type="dxa" w:w="60"/>
+              <w:left w:type="dxa" w:w="100"/>
+              <w:bottom w:type="dxa" w:w="60"/>
+              <w:right w:type="dxa" w:w="100"/>
+            </w:tcMar>
+          </w:tcPr>
+          <w:p>
+            <w:pPr>
+              <w:spacing w:after="0" w:line="270"/>
+            </w:pPr>
+            <w:r>
+              <w:rPr>
+                <w:rFonts w:ascii="微软雅黑" w:cs="微软雅黑" w:eastAsia="微软雅黑" w:hAnsi="微软雅黑"/>
+                <w:b/>
+                <w:bCs/>
+                <w:color w:val="1D1D1A"/>
+                <w:sz w:val="18"/>
+                <w:szCs w:val="18"/>
+              </w:rPr>
+              <w:t xml:space="preserve">RNP 诉求</w:t>
+            </w:r>
+          </w:p>
+        </w:tc>
+        <w:tc>
+          <w:tcPr>
+            <w:tcW w:type="dxa" w:w="3300"/>
+            <w:shd w:fill="EDEDED" w:color="auto" w:val="clear"/>
+            <w:tcMar>
+              <w:top w:type="dxa" w:w="60"/>
+              <w:left w:type="dxa" w:w="100"/>
+              <w:bottom w:type="dxa" w:w="60"/>
+              <w:right w:type="dxa" w:w="100"/>
+            </w:tcMar>
+          </w:tcPr>
+          <w:p>
+            <w:pPr>
+              <w:spacing w:after="0" w:line="270"/>
+            </w:pPr>
+            <w:r>
+              <w:rPr>
+                <w:rFonts w:ascii="微软雅黑" w:cs="微软雅黑" w:eastAsia="微软雅黑" w:hAnsi="微软雅黑"/>
+                <w:b/>
+                <w:bCs/>
+                <w:color w:val="1D1D1A"/>
+                <w:sz w:val="18"/>
+                <w:szCs w:val="18"/>
+              </w:rPr>
+              <w:t xml:space="preserve">现有范围边界</w:t>
+            </w:r>
+          </w:p>
+        </w:tc>
+        <w:tc>
+          <w:tcPr>
+            <w:tcW w:type="dxa" w:w="3130"/>
+            <w:shd w:fill="EDEDED" w:color="auto" w:val="clear"/>
+            <w:tcMar>
+              <w:top w:type="dxa" w:w="60"/>
+              <w:left w:type="dxa" w:w="100"/>
+              <w:bottom w:type="dxa" w:w="60"/>
+              <w:right w:type="dxa" w:w="100"/>
+            </w:tcMar>
+          </w:tcPr>
+          <w:p>
+            <w:pPr>
+              <w:spacing w:after="0" w:line="270"/>
+            </w:pPr>
+            <w:r>
+              <w:rPr>
+                <w:rFonts w:ascii="微软雅黑" w:cs="微软雅黑" w:eastAsia="微软雅黑" w:hAnsi="微软雅黑"/>
+                <w:b/>
+                <w:bCs/>
+                <w:color w:val="1D1D1A"/>
+                <w:sz w:val="18"/>
+                <w:szCs w:val="18"/>
+              </w:rPr>
+              <w:t xml:space="preserve">建议 LPU 可选项</w:t>
+            </w:r>
+          </w:p>
+        </w:tc>
+      </w:tr>
+      <w:tr>
+        <w:trPr>
+          <w:cantSplit/>
+        </w:trPr>
+        <w:tc>
+          <w:tcPr>
+            <w:tcW w:type="dxa" w:w="420"/>
+            <w:tcMar>
+              <w:top w:type="dxa" w:w="60"/>
+              <w:left w:type="dxa" w:w="100"/>
+              <w:bottom w:type="dxa" w:w="60"/>
+              <w:right w:type="dxa" w:w="100"/>
+            </w:tcMar>
+          </w:tcPr>
+          <w:p>
+            <w:pPr>
+              <w:spacing w:after="0" w:line="270"/>
+            </w:pPr>
+            <w:r>
+              <w:rPr>
+                <w:rFonts w:ascii="微软雅黑" w:cs="微软雅黑" w:eastAsia="微软雅黑" w:hAnsi="微软雅黑"/>
+                <w:b w:val="false"/>
+                <w:bCs w:val="false"/>
+                <w:color w:val="1D1D1A"/>
+                <w:sz w:val="18"/>
+                <w:szCs w:val="18"/>
+              </w:rPr>
+              <w:t xml:space="preserve">1</w:t>
+            </w:r>
+          </w:p>
+        </w:tc>
+        <w:tc>
+          <w:tcPr>
+            <w:tcW w:type="dxa" w:w="2560"/>
+            <w:tcMar>
+              <w:top w:type="dxa" w:w="60"/>
+              <w:left w:type="dxa" w:w="100"/>
+              <w:bottom w:type="dxa" w:w="60"/>
+              <w:right w:type="dxa" w:w="100"/>
+            </w:tcMar>
+          </w:tcPr>
+          <w:p>
+            <w:pPr>
+              <w:spacing w:after="0" w:line="270"/>
+            </w:pPr>
+            <w:r>
+              <w:rPr>
+                <w:rFonts w:ascii="微软雅黑" w:cs="微软雅黑" w:eastAsia="微软雅黑" w:hAnsi="微软雅黑"/>
+                <w:b w:val="false"/>
+                <w:bCs w:val="false"/>
+                <w:color w:val="1D1D1A"/>
+                <w:sz w:val="18"/>
+                <w:szCs w:val="18"/>
+              </w:rPr>
+              <w:t xml:space="preserve">与星火并行训练开源模型，要方法论和实操支持（Q8、Q17）</w:t>
+            </w:r>
+          </w:p>
+        </w:tc>
+        <w:tc>
+          <w:tcPr>
+            <w:tcW w:type="dxa" w:w="3300"/>
+            <w:tcMar>
+              <w:top w:type="dxa" w:w="60"/>
+              <w:left w:type="dxa" w:w="100"/>
+              <w:bottom w:type="dxa" w:w="60"/>
+              <w:right w:type="dxa" w:w="100"/>
+            </w:tcMar>
+          </w:tcPr>
+          <w:p>
+            <w:pPr>
+              <w:spacing w:after="0" w:line="270"/>
+            </w:pPr>
+            <w:r>
+              <w:rPr>
+                <w:rFonts w:ascii="微软雅黑" w:cs="微软雅黑" w:eastAsia="微软雅黑" w:hAnsi="微软雅黑"/>
+                <w:b w:val="false"/>
+                <w:bCs w:val="false"/>
+                <w:color w:val="1D1D1A"/>
+                <w:sz w:val="18"/>
+                <w:szCs w:val="18"/>
+              </w:rPr>
+              <w:t xml:space="preserve">知识转移含方法论；8/13 答复：开源模型微调、性能优化、定制开发另行报价</w:t>
+            </w:r>
+          </w:p>
+        </w:tc>
+        <w:tc>
+          <w:tcPr>
+            <w:tcW w:type="dxa" w:w="3130"/>
+            <w:tcMar>
+              <w:top w:type="dxa" w:w="60"/>
+              <w:left w:type="dxa" w:w="100"/>
+              <w:bottom w:type="dxa" w:w="60"/>
+              <w:right w:type="dxa" w:w="100"/>
+            </w:tcMar>
+          </w:tcPr>
+          <w:p>
+            <w:pPr>
+              <w:spacing w:after="0" w:line="270"/>
+            </w:pPr>
+            <w:r>
+              <w:rPr>
+                <w:rFonts w:ascii="微软雅黑" w:cs="微软雅黑" w:eastAsia="微软雅黑" w:hAnsi="微软雅黑"/>
+                <w:b w:val="false"/>
+                <w:bCs w:val="false"/>
+                <w:color w:val="1D1D1A"/>
+                <w:sz w:val="18"/>
+                <w:szCs w:val="18"/>
+              </w:rPr>
+              <w:t xml:space="preserve">开源模型训练辅助服务包，按模型或人天</w:t>
+            </w:r>
+          </w:p>
+        </w:tc>
+      </w:tr>
+      <w:tr>
+        <w:trPr>
+          <w:cantSplit/>
+        </w:trPr>
+        <w:tc>
+          <w:tcPr>
+            <w:tcW w:type="dxa" w:w="420"/>
+            <w:tcMar>
+              <w:top w:type="dxa" w:w="60"/>
+              <w:left w:type="dxa" w:w="100"/>
+              <w:bottom w:type="dxa" w:w="60"/>
+              <w:right w:type="dxa" w:w="100"/>
+            </w:tcMar>
+          </w:tcPr>
+          <w:p>
+            <w:pPr>
+              <w:spacing w:after="0" w:line="270"/>
+            </w:pPr>
+            <w:r>
+              <w:rPr>
+                <w:rFonts w:ascii="微软雅黑" w:cs="微软雅黑" w:eastAsia="微软雅黑" w:hAnsi="微软雅黑"/>
+                <w:b w:val="false"/>
+                <w:bCs w:val="false"/>
+                <w:color w:val="1D1D1A"/>
+                <w:sz w:val="18"/>
+                <w:szCs w:val="18"/>
+              </w:rPr>
+              <w:t xml:space="preserve">2</w:t>
+            </w:r>
+          </w:p>
+        </w:tc>
+        <w:tc>
+          <w:tcPr>
+            <w:tcW w:type="dxa" w:w="2560"/>
+            <w:tcMar>
+              <w:top w:type="dxa" w:w="60"/>
+              <w:left w:type="dxa" w:w="100"/>
+              <w:bottom w:type="dxa" w:w="60"/>
+              <w:right w:type="dxa" w:w="100"/>
+            </w:tcMar>
+          </w:tcPr>
+          <w:p>
+            <w:pPr>
+              <w:spacing w:after="0" w:line="270"/>
+            </w:pPr>
+            <w:r>
+              <w:rPr>
+                <w:rFonts w:ascii="微软雅黑" w:cs="微软雅黑" w:eastAsia="微软雅黑" w:hAnsi="微软雅黑"/>
+                <w:b w:val="false"/>
+                <w:bCs w:val="false"/>
+                <w:color w:val="1D1D1A"/>
+                <w:sz w:val="18"/>
+                <w:szCs w:val="18"/>
+              </w:rPr>
+              <w:t xml:space="preserve">新开源模型进平台做训练（Q54）</w:t>
+            </w:r>
+          </w:p>
+        </w:tc>
+        <w:tc>
+          <w:tcPr>
+            <w:tcW w:type="dxa" w:w="3300"/>
+            <w:tcMar>
+              <w:top w:type="dxa" w:w="60"/>
+              <w:left w:type="dxa" w:w="100"/>
+              <w:bottom w:type="dxa" w:w="60"/>
+              <w:right w:type="dxa" w:w="100"/>
+            </w:tcMar>
+          </w:tcPr>
+          <w:p>
+            <w:pPr>
+              <w:spacing w:after="0" w:line="270"/>
+            </w:pPr>
+            <w:r>
+              <w:rPr>
+                <w:rFonts w:ascii="微软雅黑" w:cs="微软雅黑" w:eastAsia="微软雅黑" w:hAnsi="微软雅黑"/>
+                <w:b w:val="false"/>
+                <w:bCs w:val="false"/>
+                <w:color w:val="1D1D1A"/>
+                <w:sz w:val="18"/>
+                <w:szCs w:val="18"/>
+              </w:rPr>
+              <w:t xml:space="preserve">8/13：仅含 2 次推理迁移适配；清单外模型、新版本、训练侧适配未含</w:t>
+            </w:r>
+          </w:p>
+        </w:tc>
+        <w:tc>
+          <w:tcPr>
+            <w:tcW w:type="dxa" w:w="3130"/>
+            <w:tcMar>
+              <w:top w:type="dxa" w:w="60"/>
+              <w:left w:type="dxa" w:w="100"/>
+              <w:bottom w:type="dxa" w:w="60"/>
+              <w:right w:type="dxa" w:w="100"/>
+            </w:tcMar>
+          </w:tcPr>
+          <w:p>
+            <w:pPr>
+              <w:spacing w:after="0" w:line="270"/>
+            </w:pPr>
+            <w:r>
+              <w:rPr>
+                <w:rFonts w:ascii="微软雅黑" w:cs="微软雅黑" w:eastAsia="微软雅黑" w:hAnsi="微软雅黑"/>
+                <w:b w:val="false"/>
+                <w:bCs w:val="false"/>
+                <w:color w:val="1D1D1A"/>
+                <w:sz w:val="18"/>
+                <w:szCs w:val="18"/>
+              </w:rPr>
+              <w:t xml:space="preserve">推理适配按模型版本；训练适配按模型版本，与华为分工</w:t>
+            </w:r>
+          </w:p>
+        </w:tc>
+      </w:tr>
+      <w:tr>
+        <w:trPr>
+          <w:cantSplit/>
+        </w:trPr>
+        <w:tc>
+          <w:tcPr>
+            <w:tcW w:type="dxa" w:w="420"/>
+            <w:tcMar>
+              <w:top w:type="dxa" w:w="60"/>
+              <w:left w:type="dxa" w:w="100"/>
+              <w:bottom w:type="dxa" w:w="60"/>
+              <w:right w:type="dxa" w:w="100"/>
+            </w:tcMar>
+          </w:tcPr>
+          <w:p>
+            <w:pPr>
+              <w:spacing w:after="0" w:line="270"/>
+            </w:pPr>
+            <w:r>
+              <w:rPr>
+                <w:rFonts w:ascii="微软雅黑" w:cs="微软雅黑" w:eastAsia="微软雅黑" w:hAnsi="微软雅黑"/>
+                <w:b w:val="false"/>
+                <w:bCs w:val="false"/>
+                <w:color w:val="1D1D1A"/>
+                <w:sz w:val="18"/>
+                <w:szCs w:val="18"/>
+              </w:rPr>
+              <w:t xml:space="preserve">3</w:t>
+            </w:r>
+          </w:p>
+        </w:tc>
+        <w:tc>
+          <w:tcPr>
+            <w:tcW w:type="dxa" w:w="2560"/>
+            <w:tcMar>
+              <w:top w:type="dxa" w:w="60"/>
+              <w:left w:type="dxa" w:w="100"/>
+              <w:bottom w:type="dxa" w:w="60"/>
+              <w:right w:type="dxa" w:w="100"/>
+            </w:tcMar>
+          </w:tcPr>
+          <w:p>
+            <w:pPr>
+              <w:spacing w:after="0" w:line="270"/>
+            </w:pPr>
+            <w:r>
+              <w:rPr>
+                <w:rFonts w:ascii="微软雅黑" w:cs="微软雅黑" w:eastAsia="微软雅黑" w:hAnsi="微软雅黑"/>
+                <w:b w:val="false"/>
+                <w:bCs w:val="false"/>
+                <w:color w:val="1D1D1A"/>
+                <w:sz w:val="18"/>
+                <w:szCs w:val="18"/>
+              </w:rPr>
+              <w:t xml:space="preserve">平台 SDK、自带训练框架、改流水线（Q53、Q54）</w:t>
+            </w:r>
+          </w:p>
+        </w:tc>
+        <w:tc>
+          <w:tcPr>
+            <w:tcW w:type="dxa" w:w="3300"/>
+            <w:tcMar>
+              <w:top w:type="dxa" w:w="60"/>
+              <w:left w:type="dxa" w:w="100"/>
+              <w:bottom w:type="dxa" w:w="60"/>
+              <w:right w:type="dxa" w:w="100"/>
+            </w:tcMar>
+          </w:tcPr>
+          <w:p>
+            <w:pPr>
+              <w:spacing w:after="0" w:line="270"/>
+            </w:pPr>
+            <w:r>
+              <w:rPr>
+                <w:rFonts w:ascii="微软雅黑" w:cs="微软雅黑" w:eastAsia="微软雅黑" w:hAnsi="微软雅黑"/>
+                <w:b w:val="false"/>
+                <w:bCs w:val="false"/>
+                <w:color w:val="1D1D1A"/>
+                <w:sz w:val="18"/>
+                <w:szCs w:val="18"/>
+              </w:rPr>
+              <w:t xml:space="preserve">会上明确不提供平台 SDK；5 月答复承诺的是 MaaS 客户端 SDK，那个在范围内</w:t>
+            </w:r>
+          </w:p>
+        </w:tc>
+        <w:tc>
+          <w:tcPr>
+            <w:tcW w:type="dxa" w:w="3130"/>
+            <w:tcMar>
+              <w:top w:type="dxa" w:w="60"/>
+              <w:left w:type="dxa" w:w="100"/>
+              <w:bottom w:type="dxa" w:w="60"/>
+              <w:right w:type="dxa" w:w="100"/>
+            </w:tcMar>
+          </w:tcPr>
+          <w:p>
+            <w:pPr>
+              <w:spacing w:after="0" w:line="270"/>
+            </w:pPr>
+            <w:r>
+              <w:rPr>
+                <w:rFonts w:ascii="微软雅黑" w:cs="微软雅黑" w:eastAsia="微软雅黑" w:hAnsi="微软雅黑"/>
+                <w:b w:val="false"/>
+                <w:bCs w:val="false"/>
+                <w:color w:val="1D1D1A"/>
+                <w:sz w:val="18"/>
+                <w:szCs w:val="18"/>
+              </w:rPr>
+              <w:t xml:space="preserve">平台扩展开发，按功能或人天</w:t>
+            </w:r>
+          </w:p>
+        </w:tc>
+      </w:tr>
+      <w:tr>
+        <w:trPr>
+          <w:cantSplit/>
+        </w:trPr>
+        <w:tc>
+          <w:tcPr>
+            <w:tcW w:type="dxa" w:w="420"/>
+            <w:tcMar>
+              <w:top w:type="dxa" w:w="60"/>
+              <w:left w:type="dxa" w:w="100"/>
+              <w:bottom w:type="dxa" w:w="60"/>
+              <w:right w:type="dxa" w:w="100"/>
+            </w:tcMar>
+          </w:tcPr>
+          <w:p>
+            <w:pPr>
+              <w:spacing w:after="0" w:line="270"/>
+            </w:pPr>
+            <w:r>
+              <w:rPr>
+                <w:rFonts w:ascii="微软雅黑" w:cs="微软雅黑" w:eastAsia="微软雅黑" w:hAnsi="微软雅黑"/>
+                <w:b w:val="false"/>
+                <w:bCs w:val="false"/>
+                <w:color w:val="1D1D1A"/>
+                <w:sz w:val="18"/>
+                <w:szCs w:val="18"/>
+              </w:rPr>
+              <w:t xml:space="preserve">4</w:t>
+            </w:r>
+          </w:p>
+        </w:tc>
+        <w:tc>
+          <w:tcPr>
+            <w:tcW w:type="dxa" w:w="2560"/>
+            <w:tcMar>
+              <w:top w:type="dxa" w:w="60"/>
+              <w:left w:type="dxa" w:w="100"/>
+              <w:bottom w:type="dxa" w:w="60"/>
+              <w:right w:type="dxa" w:w="100"/>
+            </w:tcMar>
+          </w:tcPr>
+          <w:p>
+            <w:pPr>
+              <w:spacing w:after="0" w:line="270"/>
+            </w:pPr>
+            <w:r>
+              <w:rPr>
+                <w:rFonts w:ascii="微软雅黑" w:cs="微软雅黑" w:eastAsia="微软雅黑" w:hAnsi="微软雅黑"/>
+                <w:b w:val="false"/>
+                <w:bCs w:val="false"/>
+                <w:color w:val="1D1D1A"/>
+                <w:sz w:val="18"/>
+                <w:szCs w:val="18"/>
+              </w:rPr>
+              <w:t xml:space="preserve">领域模型由讯飞来训（Q23）</w:t>
+            </w:r>
+          </w:p>
+        </w:tc>
+        <w:tc>
+          <w:tcPr>
+            <w:tcW w:type="dxa" w:w="3300"/>
+            <w:tcMar>
+              <w:top w:type="dxa" w:w="60"/>
+              <w:left w:type="dxa" w:w="100"/>
+              <w:bottom w:type="dxa" w:w="60"/>
+              <w:right w:type="dxa" w:w="100"/>
+            </w:tcMar>
+          </w:tcPr>
+          <w:p>
+            <w:pPr>
+              <w:spacing w:after="0" w:line="270"/>
+            </w:pPr>
+            <w:r>
+              <w:rPr>
+                <w:rFonts w:ascii="微软雅黑" w:cs="微软雅黑" w:eastAsia="微软雅黑" w:hAnsi="微软雅黑"/>
+                <w:b w:val="false"/>
+                <w:bCs w:val="false"/>
+                <w:color w:val="1D1D1A"/>
+                <w:sz w:val="18"/>
+                <w:szCs w:val="18"/>
+              </w:rPr>
+              <w:t xml:space="preserve">SOW：RNP 训练、讯飞辅助；8/13：评估不足可改由讯飞承担</w:t>
+            </w:r>
+          </w:p>
+        </w:tc>
+        <w:tc>
+          <w:tcPr>
+            <w:tcW w:type="dxa" w:w="3130"/>
+            <w:tcMar>
+              <w:top w:type="dxa" w:w="60"/>
+              <w:left w:type="dxa" w:w="100"/>
+              <w:bottom w:type="dxa" w:w="60"/>
+              <w:right w:type="dxa" w:w="100"/>
+            </w:tcMar>
+          </w:tcPr>
+          <w:p>
+            <w:pPr>
+              <w:spacing w:after="0" w:line="270"/>
+            </w:pPr>
+            <w:r>
+              <w:rPr>
+                <w:rFonts w:ascii="微软雅黑" w:cs="微软雅黑" w:eastAsia="微软雅黑" w:hAnsi="微软雅黑"/>
+                <w:b w:val="false"/>
+                <w:bCs w:val="false"/>
+                <w:color w:val="1D1D1A"/>
+                <w:sz w:val="18"/>
+                <w:szCs w:val="18"/>
+              </w:rPr>
+              <w:t xml:space="preserve">DLM 讯飞主导训练，按模型</w:t>
+            </w:r>
+          </w:p>
+        </w:tc>
+      </w:tr>
+      <w:tr>
+        <w:trPr>
+          <w:cantSplit/>
+        </w:trPr>
+        <w:tc>
+          <w:tcPr>
+            <w:tcW w:type="dxa" w:w="420"/>
+            <w:tcMar>
+              <w:top w:type="dxa" w:w="60"/>
+              <w:left w:type="dxa" w:w="100"/>
+              <w:bottom w:type="dxa" w:w="60"/>
+              <w:right w:type="dxa" w:w="100"/>
+            </w:tcMar>
+          </w:tcPr>
+          <w:p>
+            <w:pPr>
+              <w:spacing w:after="0" w:line="270"/>
+            </w:pPr>
+            <w:r>
+              <w:rPr>
+                <w:rFonts w:ascii="微软雅黑" w:cs="微软雅黑" w:eastAsia="微软雅黑" w:hAnsi="微软雅黑"/>
+                <w:b w:val="false"/>
+                <w:bCs w:val="false"/>
+                <w:color w:val="1D1D1A"/>
+                <w:sz w:val="18"/>
+                <w:szCs w:val="18"/>
+              </w:rPr>
+              <w:t xml:space="preserve">5</w:t>
+            </w:r>
+          </w:p>
+        </w:tc>
+        <w:tc>
+          <w:tcPr>
+            <w:tcW w:type="dxa" w:w="2560"/>
+            <w:tcMar>
+              <w:top w:type="dxa" w:w="60"/>
+              <w:left w:type="dxa" w:w="100"/>
+              <w:bottom w:type="dxa" w:w="60"/>
+              <w:right w:type="dxa" w:w="100"/>
+            </w:tcMar>
+          </w:tcPr>
+          <w:p>
+            <w:pPr>
+              <w:spacing w:after="0" w:line="270"/>
+            </w:pPr>
+            <w:r>
+              <w:rPr>
+                <w:rFonts w:ascii="微软雅黑" w:cs="微软雅黑" w:eastAsia="微软雅黑" w:hAnsi="微软雅黑"/>
+                <w:b w:val="false"/>
+                <w:bCs w:val="false"/>
+                <w:color w:val="1D1D1A"/>
+                <w:sz w:val="18"/>
+                <w:szCs w:val="18"/>
+              </w:rPr>
+              <w:t xml:space="preserve">领域数据的采集、清洗、标注、独立评测集（Q22、Q51）</w:t>
+            </w:r>
+          </w:p>
+        </w:tc>
+        <w:tc>
+          <w:tcPr>
+            <w:tcW w:type="dxa" w:w="3300"/>
+            <w:tcMar>
+              <w:top w:type="dxa" w:w="60"/>
+              <w:left w:type="dxa" w:w="100"/>
+              <w:bottom w:type="dxa" w:w="60"/>
+              <w:right w:type="dxa" w:w="100"/>
+            </w:tcMar>
+          </w:tcPr>
+          <w:p>
+            <w:pPr>
+              <w:spacing w:after="0" w:line="270"/>
+            </w:pPr>
+            <w:r>
+              <w:rPr>
+                <w:rFonts w:ascii="微软雅黑" w:cs="微软雅黑" w:eastAsia="微软雅黑" w:hAnsi="微软雅黑"/>
+                <w:b w:val="false"/>
+                <w:bCs w:val="false"/>
+                <w:color w:val="1D1D1A"/>
+                <w:sz w:val="18"/>
+                <w:szCs w:val="18"/>
+              </w:rPr>
+              <w:t xml:space="preserve">8/13：全部由 RNP 负责或协调</w:t>
+            </w:r>
+          </w:p>
+        </w:tc>
+        <w:tc>
+          <w:tcPr>
+            <w:tcW w:type="dxa" w:w="3130"/>
+            <w:tcMar>
+              <w:top w:type="dxa" w:w="60"/>
+              <w:left w:type="dxa" w:w="100"/>
+              <w:bottom w:type="dxa" w:w="60"/>
+              <w:right w:type="dxa" w:w="100"/>
+            </w:tcMar>
+          </w:tcPr>
+          <w:p>
+            <w:pPr>
+              <w:spacing w:after="0" w:line="270"/>
+            </w:pPr>
+            <w:r>
+              <w:rPr>
+                <w:rFonts w:ascii="微软雅黑" w:cs="微软雅黑" w:eastAsia="微软雅黑" w:hAnsi="微软雅黑"/>
+                <w:b w:val="false"/>
+                <w:bCs w:val="false"/>
+                <w:color w:val="1D1D1A"/>
+                <w:sz w:val="18"/>
+                <w:szCs w:val="18"/>
+              </w:rPr>
+              <w:t xml:space="preserve">领域数据加工与标注按千条；评测集构建按数据集</w:t>
+            </w:r>
+          </w:p>
+        </w:tc>
+      </w:tr>
+      <w:tr>
+        <w:trPr>
+          <w:cantSplit/>
+        </w:trPr>
+        <w:tc>
+          <w:tcPr>
+            <w:tcW w:type="dxa" w:w="420"/>
+            <w:tcMar>
+              <w:top w:type="dxa" w:w="60"/>
+              <w:left w:type="dxa" w:w="100"/>
+              <w:bottom w:type="dxa" w:w="60"/>
+              <w:right w:type="dxa" w:w="100"/>
+            </w:tcMar>
+          </w:tcPr>
+          <w:p>
+            <w:pPr>
+              <w:spacing w:after="0" w:line="270"/>
+            </w:pPr>
+            <w:r>
+              <w:rPr>
+                <w:rFonts w:ascii="微软雅黑" w:cs="微软雅黑" w:eastAsia="微软雅黑" w:hAnsi="微软雅黑"/>
+                <w:b w:val="false"/>
+                <w:bCs w:val="false"/>
+                <w:color w:val="1D1D1A"/>
+                <w:sz w:val="18"/>
+                <w:szCs w:val="18"/>
+              </w:rPr>
+              <w:t xml:space="preserve">6</w:t>
+            </w:r>
+          </w:p>
+        </w:tc>
+        <w:tc>
+          <w:tcPr>
+            <w:tcW w:type="dxa" w:w="2560"/>
+            <w:tcMar>
+              <w:top w:type="dxa" w:w="60"/>
+              <w:left w:type="dxa" w:w="100"/>
+              <w:bottom w:type="dxa" w:w="60"/>
+              <w:right w:type="dxa" w:w="100"/>
+            </w:tcMar>
+          </w:tcPr>
+          <w:p>
+            <w:pPr>
+              <w:spacing w:after="0" w:line="270"/>
+            </w:pPr>
+            <w:r>
+              <w:rPr>
+                <w:rFonts w:ascii="微软雅黑" w:cs="微软雅黑" w:eastAsia="微软雅黑" w:hAnsi="微软雅黑"/>
+                <w:b w:val="false"/>
+                <w:bCs w:val="false"/>
+                <w:color w:val="1D1D1A"/>
+                <w:sz w:val="18"/>
+                <w:szCs w:val="18"/>
+              </w:rPr>
+              <w:t xml:space="preserve">领域模型上线、API 与应用集成（Q61）</w:t>
+            </w:r>
+          </w:p>
+        </w:tc>
+        <w:tc>
+          <w:tcPr>
+            <w:tcW w:type="dxa" w:w="3300"/>
+            <w:tcMar>
+              <w:top w:type="dxa" w:w="60"/>
+              <w:left w:type="dxa" w:w="100"/>
+              <w:bottom w:type="dxa" w:w="60"/>
+              <w:right w:type="dxa" w:w="100"/>
+            </w:tcMar>
+          </w:tcPr>
+          <w:p>
+            <w:pPr>
+              <w:spacing w:after="0" w:line="270"/>
+            </w:pPr>
+            <w:r>
+              <w:rPr>
+                <w:rFonts w:ascii="微软雅黑" w:cs="微软雅黑" w:eastAsia="微软雅黑" w:hAnsi="微软雅黑"/>
+                <w:b w:val="false"/>
+                <w:bCs w:val="false"/>
+                <w:color w:val="1D1D1A"/>
+                <w:sz w:val="18"/>
+                <w:szCs w:val="18"/>
+              </w:rPr>
+              <w:t xml:space="preserve">附录 A5：生产部署、API 开发与应用集成不在服务内</w:t>
+            </w:r>
+          </w:p>
+        </w:tc>
+        <w:tc>
+          <w:tcPr>
+            <w:tcW w:type="dxa" w:w="3130"/>
+            <w:tcMar>
+              <w:top w:type="dxa" w:w="60"/>
+              <w:left w:type="dxa" w:w="100"/>
+              <w:bottom w:type="dxa" w:w="60"/>
+              <w:right w:type="dxa" w:w="100"/>
+            </w:tcMar>
+          </w:tcPr>
+          <w:p>
+            <w:pPr>
+              <w:spacing w:after="0" w:line="270"/>
+            </w:pPr>
+            <w:r>
+              <w:rPr>
+                <w:rFonts w:ascii="微软雅黑" w:cs="微软雅黑" w:eastAsia="微软雅黑" w:hAnsi="微软雅黑"/>
+                <w:b w:val="false"/>
+                <w:bCs w:val="false"/>
+                <w:color w:val="1D1D1A"/>
+                <w:sz w:val="18"/>
+                <w:szCs w:val="18"/>
+              </w:rPr>
+              <w:t xml:space="preserve">按模型</w:t>
+            </w:r>
+          </w:p>
+        </w:tc>
+      </w:tr>
+      <w:tr>
+        <w:trPr>
+          <w:cantSplit/>
+        </w:trPr>
+        <w:tc>
+          <w:tcPr>
+            <w:tcW w:type="dxa" w:w="420"/>
+            <w:tcMar>
+              <w:top w:type="dxa" w:w="60"/>
+              <w:left w:type="dxa" w:w="100"/>
+              <w:bottom w:type="dxa" w:w="60"/>
+              <w:right w:type="dxa" w:w="100"/>
+            </w:tcMar>
+          </w:tcPr>
+          <w:p>
+            <w:pPr>
+              <w:spacing w:after="0" w:line="270"/>
+            </w:pPr>
+            <w:r>
+              <w:rPr>
+                <w:rFonts w:ascii="微软雅黑" w:cs="微软雅黑" w:eastAsia="微软雅黑" w:hAnsi="微软雅黑"/>
+                <w:b w:val="false"/>
+                <w:bCs w:val="false"/>
+                <w:color w:val="1D1D1A"/>
+                <w:sz w:val="18"/>
+                <w:szCs w:val="18"/>
+              </w:rPr>
+              <w:t xml:space="preserve">7</w:t>
+            </w:r>
+          </w:p>
+        </w:tc>
+        <w:tc>
+          <w:tcPr>
+            <w:tcW w:type="dxa" w:w="2560"/>
+            <w:tcMar>
+              <w:top w:type="dxa" w:w="60"/>
+              <w:left w:type="dxa" w:w="100"/>
+              <w:bottom w:type="dxa" w:w="60"/>
+              <w:right w:type="dxa" w:w="100"/>
+            </w:tcMar>
+          </w:tcPr>
+          <w:p>
+            <w:pPr>
+              <w:spacing w:after="0" w:line="270"/>
+            </w:pPr>
+            <w:r>
+              <w:rPr>
+                <w:rFonts w:ascii="微软雅黑" w:cs="微软雅黑" w:eastAsia="微软雅黑" w:hAnsi="微软雅黑"/>
+                <w:b w:val="false"/>
+                <w:bCs w:val="false"/>
+                <w:color w:val="1D1D1A"/>
+                <w:sz w:val="18"/>
+                <w:szCs w:val="18"/>
+              </w:rPr>
+              <w:t xml:space="preserve">领域 agent、政府场景 POC（Q61）</w:t>
+            </w:r>
+          </w:p>
+        </w:tc>
+        <w:tc>
+          <w:tcPr>
+            <w:tcW w:type="dxa" w:w="3300"/>
+            <w:tcMar>
+              <w:top w:type="dxa" w:w="60"/>
+              <w:left w:type="dxa" w:w="100"/>
+              <w:bottom w:type="dxa" w:w="60"/>
+              <w:right w:type="dxa" w:w="100"/>
+            </w:tcMar>
+          </w:tcPr>
+          <w:p>
+            <w:pPr>
+              <w:spacing w:after="0" w:line="270"/>
+            </w:pPr>
+            <w:r>
+              <w:rPr>
+                <w:rFonts w:ascii="微软雅黑" w:cs="微软雅黑" w:eastAsia="微软雅黑" w:hAnsi="微软雅黑"/>
+                <w:b w:val="false"/>
+                <w:bCs w:val="false"/>
+                <w:color w:val="1D1D1A"/>
+                <w:sz w:val="18"/>
+                <w:szCs w:val="18"/>
+              </w:rPr>
+              <w:t xml:space="preserve">无；陈昊以 MGI SGP POC 类比的是另一团队的项目</w:t>
+            </w:r>
+          </w:p>
+        </w:tc>
+        <w:tc>
+          <w:tcPr>
+            <w:tcW w:type="dxa" w:w="3130"/>
+            <w:tcMar>
+              <w:top w:type="dxa" w:w="60"/>
+              <w:left w:type="dxa" w:w="100"/>
+              <w:bottom w:type="dxa" w:w="60"/>
+              <w:right w:type="dxa" w:w="100"/>
+            </w:tcMar>
+          </w:tcPr>
+          <w:p>
+            <w:pPr>
+              <w:spacing w:after="0" w:line="270"/>
+            </w:pPr>
+            <w:r>
+              <w:rPr>
+                <w:rFonts w:ascii="微软雅黑" w:cs="微软雅黑" w:eastAsia="微软雅黑" w:hAnsi="微软雅黑"/>
+                <w:b w:val="false"/>
+                <w:bCs w:val="false"/>
+                <w:color w:val="1D1D1A"/>
+                <w:sz w:val="18"/>
+                <w:szCs w:val="18"/>
+              </w:rPr>
+              <w:t xml:space="preserve">按 agent 或 POC</w:t>
+            </w:r>
+          </w:p>
+        </w:tc>
+      </w:tr>
+      <w:tr>
+        <w:trPr>
+          <w:cantSplit/>
+        </w:trPr>
+        <w:tc>
+          <w:tcPr>
+            <w:tcW w:type="dxa" w:w="420"/>
+            <w:tcMar>
+              <w:top w:type="dxa" w:w="60"/>
+              <w:left w:type="dxa" w:w="100"/>
+              <w:bottom w:type="dxa" w:w="60"/>
+              <w:right w:type="dxa" w:w="100"/>
+            </w:tcMar>
+          </w:tcPr>
+          <w:p>
+            <w:pPr>
+              <w:spacing w:after="0" w:line="270"/>
+            </w:pPr>
+            <w:r>
+              <w:rPr>
+                <w:rFonts w:ascii="微软雅黑" w:cs="微软雅黑" w:eastAsia="微软雅黑" w:hAnsi="微软雅黑"/>
+                <w:b w:val="false"/>
+                <w:bCs w:val="false"/>
+                <w:color w:val="1D1D1A"/>
+                <w:sz w:val="18"/>
+                <w:szCs w:val="18"/>
+              </w:rPr>
+              <w:t xml:space="preserve">8</w:t>
+            </w:r>
+          </w:p>
+        </w:tc>
+        <w:tc>
+          <w:tcPr>
+            <w:tcW w:type="dxa" w:w="2560"/>
+            <w:tcMar>
+              <w:top w:type="dxa" w:w="60"/>
+              <w:left w:type="dxa" w:w="100"/>
+              <w:bottom w:type="dxa" w:w="60"/>
+              <w:right w:type="dxa" w:w="100"/>
+            </w:tcMar>
+          </w:tcPr>
+          <w:p>
+            <w:pPr>
+              <w:spacing w:after="0" w:line="270"/>
+            </w:pPr>
+            <w:r>
+              <w:rPr>
+                <w:rFonts w:ascii="微软雅黑" w:cs="微软雅黑" w:eastAsia="微软雅黑" w:hAnsi="微软雅黑"/>
+                <w:b w:val="false"/>
+                <w:bCs w:val="false"/>
+                <w:color w:val="1D1D1A"/>
+                <w:sz w:val="18"/>
+                <w:szCs w:val="18"/>
+              </w:rPr>
+              <w:t xml:space="preserve">接 SiBBr/GBIF、Dataverse、数据湖（Q49–Q52）</w:t>
+            </w:r>
+          </w:p>
+        </w:tc>
+        <w:tc>
+          <w:tcPr>
+            <w:tcW w:type="dxa" w:w="3300"/>
+            <w:tcMar>
+              <w:top w:type="dxa" w:w="60"/>
+              <w:left w:type="dxa" w:w="100"/>
+              <w:bottom w:type="dxa" w:w="60"/>
+              <w:right w:type="dxa" w:w="100"/>
+            </w:tcMar>
+          </w:tcPr>
+          <w:p>
+            <w:pPr>
+              <w:spacing w:after="0" w:line="270"/>
+            </w:pPr>
+            <w:r>
+              <w:rPr>
+                <w:rFonts w:ascii="微软雅黑" w:cs="微软雅黑" w:eastAsia="微软雅黑" w:hAnsi="微软雅黑"/>
+                <w:b w:val="false"/>
+                <w:bCs w:val="false"/>
+                <w:color w:val="1D1D1A"/>
+                <w:sz w:val="18"/>
+                <w:szCs w:val="18"/>
+              </w:rPr>
+              <w:t xml:space="preserve">语料中心含标准格式导入；徐唯口头承诺"保证能连"</w:t>
+            </w:r>
+          </w:p>
+        </w:tc>
+        <w:tc>
+          <w:tcPr>
+            <w:tcW w:type="dxa" w:w="3130"/>
+            <w:tcMar>
+              <w:top w:type="dxa" w:w="60"/>
+              <w:left w:type="dxa" w:w="100"/>
+              <w:bottom w:type="dxa" w:w="60"/>
+              <w:right w:type="dxa" w:w="100"/>
+            </w:tcMar>
+          </w:tcPr>
+          <w:p>
+            <w:pPr>
+              <w:spacing w:after="0" w:line="270"/>
+            </w:pPr>
+            <w:r>
+              <w:rPr>
+                <w:rFonts w:ascii="微软雅黑" w:cs="微软雅黑" w:eastAsia="微软雅黑" w:hAnsi="微软雅黑"/>
+                <w:b w:val="false"/>
+                <w:bCs w:val="false"/>
+                <w:color w:val="1D1D1A"/>
+                <w:sz w:val="18"/>
+                <w:szCs w:val="18"/>
+              </w:rPr>
+              <w:t xml:space="preserve">数据源连接器按个，建议内含若干免费额度以兑现口头承诺</w:t>
+            </w:r>
+          </w:p>
+        </w:tc>
+      </w:tr>
+      <w:tr>
+        <w:trPr>
+          <w:cantSplit/>
+        </w:trPr>
+        <w:tc>
+          <w:tcPr>
+            <w:tcW w:type="dxa" w:w="420"/>
+            <w:tcMar>
+              <w:top w:type="dxa" w:w="60"/>
+              <w:left w:type="dxa" w:w="100"/>
+              <w:bottom w:type="dxa" w:w="60"/>
+              <w:right w:type="dxa" w:w="100"/>
+            </w:tcMar>
+          </w:tcPr>
+          <w:p>
+            <w:pPr>
+              <w:spacing w:after="0" w:line="270"/>
+            </w:pPr>
+            <w:r>
+              <w:rPr>
+                <w:rFonts w:ascii="微软雅黑" w:cs="微软雅黑" w:eastAsia="微软雅黑" w:hAnsi="微软雅黑"/>
+                <w:b w:val="false"/>
+                <w:bCs w:val="false"/>
+                <w:color w:val="1D1D1A"/>
+                <w:sz w:val="18"/>
+                <w:szCs w:val="18"/>
+              </w:rPr>
+              <w:t xml:space="preserve">9</w:t>
+            </w:r>
+          </w:p>
+        </w:tc>
+        <w:tc>
+          <w:tcPr>
+            <w:tcW w:type="dxa" w:w="2560"/>
+            <w:tcMar>
+              <w:top w:type="dxa" w:w="60"/>
+              <w:left w:type="dxa" w:w="100"/>
+              <w:bottom w:type="dxa" w:w="60"/>
+              <w:right w:type="dxa" w:w="100"/>
+            </w:tcMar>
+          </w:tcPr>
+          <w:p>
+            <w:pPr>
+              <w:spacing w:after="0" w:line="270"/>
+            </w:pPr>
+            <w:r>
+              <w:rPr>
+                <w:rFonts w:ascii="微软雅黑" w:cs="微软雅黑" w:eastAsia="微软雅黑" w:hAnsi="微软雅黑"/>
+                <w:b w:val="false"/>
+                <w:bCs w:val="false"/>
+                <w:color w:val="1D1D1A"/>
+                <w:sz w:val="18"/>
+                <w:szCs w:val="18"/>
+              </w:rPr>
+              <w:t xml:space="preserve">模型治理：版本谱系、逐模型追溯、事故管理、性能漂移监控（Q28）</w:t>
+            </w:r>
+          </w:p>
+        </w:tc>
+        <w:tc>
+          <w:tcPr>
+            <w:tcW w:type="dxa" w:w="3300"/>
+            <w:tcMar>
+              <w:top w:type="dxa" w:w="60"/>
+              <w:left w:type="dxa" w:w="100"/>
+              <w:bottom w:type="dxa" w:w="60"/>
+              <w:right w:type="dxa" w:w="100"/>
+            </w:tcMar>
+          </w:tcPr>
+          <w:p>
+            <w:pPr>
+              <w:spacing w:after="0" w:line="270"/>
+            </w:pPr>
+            <w:r>
+              <w:rPr>
+                <w:rFonts w:ascii="微软雅黑" w:cs="微软雅黑" w:eastAsia="微软雅黑" w:hAnsi="微软雅黑"/>
+                <w:b w:val="false"/>
+                <w:bCs w:val="false"/>
+                <w:color w:val="1D1D1A"/>
+                <w:sz w:val="18"/>
+                <w:szCs w:val="18"/>
+              </w:rPr>
+              <w:t xml:space="preserve">产品有日志和追溯；其余是否在产品内需总部核实</w:t>
+            </w:r>
+          </w:p>
+        </w:tc>
+        <w:tc>
+          <w:tcPr>
+            <w:tcW w:type="dxa" w:w="3130"/>
+            <w:tcMar>
+              <w:top w:type="dxa" w:w="60"/>
+              <w:left w:type="dxa" w:w="100"/>
+              <w:bottom w:type="dxa" w:w="60"/>
+              <w:right w:type="dxa" w:w="100"/>
+            </w:tcMar>
+          </w:tcPr>
+          <w:p>
+            <w:pPr>
+              <w:spacing w:after="0" w:line="270"/>
+            </w:pPr>
+            <w:r>
+              <w:rPr>
+                <w:rFonts w:ascii="微软雅黑" w:cs="微软雅黑" w:eastAsia="微软雅黑" w:hAnsi="微软雅黑"/>
+                <w:b w:val="false"/>
+                <w:bCs w:val="false"/>
+                <w:color w:val="1D1D1A"/>
+                <w:sz w:val="18"/>
+                <w:szCs w:val="18"/>
+              </w:rPr>
+              <w:t xml:space="preserve">若产品没有，模型治理模块按模块</w:t>
+            </w:r>
+          </w:p>
+        </w:tc>
+      </w:tr>
+      <w:tr>
+        <w:trPr>
+          <w:cantSplit/>
+        </w:trPr>
+        <w:tc>
+          <w:tcPr>
+            <w:tcW w:type="dxa" w:w="420"/>
+            <w:tcMar>
+              <w:top w:type="dxa" w:w="60"/>
+              <w:left w:type="dxa" w:w="100"/>
+              <w:bottom w:type="dxa" w:w="60"/>
+              <w:right w:type="dxa" w:w="100"/>
+            </w:tcMar>
+          </w:tcPr>
+          <w:p>
+            <w:pPr>
+              <w:spacing w:after="0" w:line="270"/>
+            </w:pPr>
+            <w:r>
+              <w:rPr>
+                <w:rFonts w:ascii="微软雅黑" w:cs="微软雅黑" w:eastAsia="微软雅黑" w:hAnsi="微软雅黑"/>
+                <w:b w:val="false"/>
+                <w:bCs w:val="false"/>
+                <w:color w:val="1D1D1A"/>
+                <w:sz w:val="18"/>
+                <w:szCs w:val="18"/>
+              </w:rPr>
+              <w:t xml:space="preserve">10</w:t>
+            </w:r>
+          </w:p>
+        </w:tc>
+        <w:tc>
+          <w:tcPr>
+            <w:tcW w:type="dxa" w:w="2560"/>
+            <w:tcMar>
+              <w:top w:type="dxa" w:w="60"/>
+              <w:left w:type="dxa" w:w="100"/>
+              <w:bottom w:type="dxa" w:w="60"/>
+              <w:right w:type="dxa" w:w="100"/>
+            </w:tcMar>
+          </w:tcPr>
+          <w:p>
+            <w:pPr>
+              <w:spacing w:after="0" w:line="270"/>
+            </w:pPr>
+            <w:r>
+              <w:rPr>
+                <w:rFonts w:ascii="微软雅黑" w:cs="微软雅黑" w:eastAsia="微软雅黑" w:hAnsi="微软雅黑"/>
+                <w:b w:val="false"/>
+                <w:bCs w:val="false"/>
+                <w:color w:val="1D1D1A"/>
+                <w:sz w:val="18"/>
+                <w:szCs w:val="18"/>
+              </w:rPr>
+              <w:t xml:space="preserve">与 RNP 现有系统深度集成（Q1、Q4）</w:t>
+            </w:r>
+          </w:p>
+        </w:tc>
+        <w:tc>
+          <w:tcPr>
+            <w:tcW w:type="dxa" w:w="3300"/>
+            <w:tcMar>
+              <w:top w:type="dxa" w:w="60"/>
+              <w:left w:type="dxa" w:w="100"/>
+              <w:bottom w:type="dxa" w:w="60"/>
+              <w:right w:type="dxa" w:w="100"/>
+            </w:tcMar>
+          </w:tcPr>
+          <w:p>
+            <w:pPr>
+              <w:spacing w:after="0" w:line="270"/>
+            </w:pPr>
+            <w:r>
+              <w:rPr>
+                <w:rFonts w:ascii="微软雅黑" w:cs="微软雅黑" w:eastAsia="微软雅黑" w:hAnsi="微软雅黑"/>
+                <w:b w:val="false"/>
+                <w:bCs w:val="false"/>
+                <w:color w:val="1D1D1A"/>
+                <w:sz w:val="18"/>
+                <w:szCs w:val="18"/>
+              </w:rPr>
+              <w:t xml:space="preserve">TR 要求的 SSO 与身份接口在范围内；APP 规格写明 MFA、任意身份系统、第三方系统改造不含</w:t>
+            </w:r>
+          </w:p>
+        </w:tc>
+        <w:tc>
+          <w:tcPr>
+            <w:tcW w:type="dxa" w:w="3130"/>
+            <w:tcMar>
+              <w:top w:type="dxa" w:w="60"/>
+              <w:left w:type="dxa" w:w="100"/>
+              <w:bottom w:type="dxa" w:w="60"/>
+              <w:right w:type="dxa" w:w="100"/>
+            </w:tcMar>
+          </w:tcPr>
+          <w:p>
+            <w:pPr>
+              <w:spacing w:after="0" w:line="270"/>
+            </w:pPr>
+            <w:r>
+              <w:rPr>
+                <w:rFonts w:ascii="微软雅黑" w:cs="微软雅黑" w:eastAsia="微软雅黑" w:hAnsi="微软雅黑"/>
+                <w:b w:val="false"/>
+                <w:bCs w:val="false"/>
+                <w:color w:val="1D1D1A"/>
+                <w:sz w:val="18"/>
+                <w:szCs w:val="18"/>
+              </w:rPr>
+              <w:t xml:space="preserve">超出 TR 清单的接口按个</w:t>
+            </w:r>
+          </w:p>
+        </w:tc>
+      </w:tr>
+    </w:tbl>
+    <w:p>
+      <w:pPr>
+        <w:spacing w:after="120"/>
+      </w:pPr>
+    </w:p>
+    <w:p>
+      <w:pPr>
+        <w:pStyle w:val="Heading2"/>
+        <w:keepNext/>
+        <w:spacing w:after="120" w:before="300"/>
+      </w:pPr>
+      <w:r>
+        <w:rPr>
+          <w:rFonts w:ascii="微软雅黑" w:cs="微软雅黑" w:eastAsia="微软雅黑" w:hAnsi="微软雅黑"/>
+          <w:b/>
+          <w:bCs/>
+          <w:color w:val="1D1D1A"/>
+          <w:sz w:val="24"/>
+          <w:szCs w:val="24"/>
+        </w:rPr>
+        <w:t xml:space="preserve">B　培训与人才</w:t>
+      </w:r>
+    </w:p>
+    <w:tbl>
+      <w:tblPr>
+        <w:tblW w:type="dxa" w:w="9410"/>
+        <w:tblBorders>
+          <w:top w:val="single" w:color="auto" w:sz="4"/>
+          <w:left w:val="single" w:color="auto" w:sz="4"/>
+          <w:bottom w:val="single" w:color="auto" w:sz="4"/>
+          <w:right w:val="single" w:color="auto" w:sz="4"/>
+          <w:insideH w:val="single" w:color="auto" w:sz="4"/>
+          <w:insideV w:val="single" w:color="auto" w:sz="4"/>
+        </w:tblBorders>
+      </w:tblPr>
+      <w:tblGrid>
+        <w:gridCol w:w="420"/>
+        <w:gridCol w:w="2560"/>
+        <w:gridCol w:w="3300"/>
+        <w:gridCol w:w="3130"/>
+      </w:tblGrid>
+      <w:tr>
+        <w:trPr>
+          <w:cantSplit/>
+          <w:tblHeader/>
+        </w:trPr>
+        <w:tc>
+          <w:tcPr>
+            <w:tcW w:type="dxa" w:w="420"/>
+            <w:shd w:fill="EDEDED" w:color="auto" w:val="clear"/>
+            <w:tcMar>
+              <w:top w:type="dxa" w:w="60"/>
+              <w:left w:type="dxa" w:w="100"/>
+              <w:bottom w:type="dxa" w:w="60"/>
+              <w:right w:type="dxa" w:w="100"/>
+            </w:tcMar>
+          </w:tcPr>
+          <w:p>
+            <w:pPr>
+              <w:spacing w:after="0" w:line="270"/>
+            </w:pPr>
+            <w:r>
+              <w:rPr>
+                <w:rFonts w:ascii="微软雅黑" w:cs="微软雅黑" w:eastAsia="微软雅黑" w:hAnsi="微软雅黑"/>
+                <w:b/>
+                <w:bCs/>
+                <w:color w:val="1D1D1A"/>
+                <w:sz w:val="18"/>
+                <w:szCs w:val="18"/>
+              </w:rPr>
+              <w:t xml:space="preserve">#</w:t>
+            </w:r>
+          </w:p>
+        </w:tc>
+        <w:tc>
+          <w:tcPr>
+            <w:tcW w:type="dxa" w:w="2560"/>
+            <w:shd w:fill="EDEDED" w:color="auto" w:val="clear"/>
+            <w:tcMar>
+              <w:top w:type="dxa" w:w="60"/>
+              <w:left w:type="dxa" w:w="100"/>
+              <w:bottom w:type="dxa" w:w="60"/>
+              <w:right w:type="dxa" w:w="100"/>
+            </w:tcMar>
+          </w:tcPr>
+          <w:p>
+            <w:pPr>
+              <w:spacing w:after="0" w:line="270"/>
+            </w:pPr>
+            <w:r>
+              <w:rPr>
+                <w:rFonts w:ascii="微软雅黑" w:cs="微软雅黑" w:eastAsia="微软雅黑" w:hAnsi="微软雅黑"/>
+                <w:b/>
+                <w:bCs/>
+                <w:color w:val="1D1D1A"/>
+                <w:sz w:val="18"/>
+                <w:szCs w:val="18"/>
+              </w:rPr>
+              <w:t xml:space="preserve">RNP 诉求</w:t>
+            </w:r>
+          </w:p>
+        </w:tc>
+        <w:tc>
+          <w:tcPr>
+            <w:tcW w:type="dxa" w:w="3300"/>
+            <w:shd w:fill="EDEDED" w:color="auto" w:val="clear"/>
+            <w:tcMar>
+              <w:top w:type="dxa" w:w="60"/>
+              <w:left w:type="dxa" w:w="100"/>
+              <w:bottom w:type="dxa" w:w="60"/>
+              <w:right w:type="dxa" w:w="100"/>
+            </w:tcMar>
+          </w:tcPr>
+          <w:p>
+            <w:pPr>
+              <w:spacing w:after="0" w:line="270"/>
+            </w:pPr>
+            <w:r>
+              <w:rPr>
+                <w:rFonts w:ascii="微软雅黑" w:cs="微软雅黑" w:eastAsia="微软雅黑" w:hAnsi="微软雅黑"/>
+                <w:b/>
+                <w:bCs/>
+                <w:color w:val="1D1D1A"/>
+                <w:sz w:val="18"/>
+                <w:szCs w:val="18"/>
+              </w:rPr>
+              <w:t xml:space="preserve">现有范围边界</w:t>
+            </w:r>
+          </w:p>
+        </w:tc>
+        <w:tc>
+          <w:tcPr>
+            <w:tcW w:type="dxa" w:w="3130"/>
+            <w:shd w:fill="EDEDED" w:color="auto" w:val="clear"/>
+            <w:tcMar>
+              <w:top w:type="dxa" w:w="60"/>
+              <w:left w:type="dxa" w:w="100"/>
+              <w:bottom w:type="dxa" w:w="60"/>
+              <w:right w:type="dxa" w:w="100"/>
+            </w:tcMar>
+          </w:tcPr>
+          <w:p>
+            <w:pPr>
+              <w:spacing w:after="0" w:line="270"/>
+            </w:pPr>
+            <w:r>
+              <w:rPr>
+                <w:rFonts w:ascii="微软雅黑" w:cs="微软雅黑" w:eastAsia="微软雅黑" w:hAnsi="微软雅黑"/>
+                <w:b/>
+                <w:bCs/>
+                <w:color w:val="1D1D1A"/>
+                <w:sz w:val="18"/>
+                <w:szCs w:val="18"/>
+              </w:rPr>
+              <w:t xml:space="preserve">建议 LPU 可选项</w:t>
+            </w:r>
+          </w:p>
+        </w:tc>
+      </w:tr>
+      <w:tr>
+        <w:trPr>
+          <w:cantSplit/>
+        </w:trPr>
+        <w:tc>
+          <w:tcPr>
+            <w:tcW w:type="dxa" w:w="420"/>
+            <w:tcMar>
+              <w:top w:type="dxa" w:w="60"/>
+              <w:left w:type="dxa" w:w="100"/>
+              <w:bottom w:type="dxa" w:w="60"/>
+              <w:right w:type="dxa" w:w="100"/>
+            </w:tcMar>
+          </w:tcPr>
+          <w:p>
+            <w:pPr>
+              <w:spacing w:after="0" w:line="270"/>
+            </w:pPr>
+            <w:r>
+              <w:rPr>
+                <w:rFonts w:ascii="微软雅黑" w:cs="微软雅黑" w:eastAsia="微软雅黑" w:hAnsi="微软雅黑"/>
+                <w:b w:val="false"/>
+                <w:bCs w:val="false"/>
+                <w:color w:val="1D1D1A"/>
+                <w:sz w:val="18"/>
+                <w:szCs w:val="18"/>
+              </w:rPr>
+              <w:t xml:space="preserve">11</w:t>
+            </w:r>
+          </w:p>
+        </w:tc>
+        <w:tc>
+          <w:tcPr>
+            <w:tcW w:type="dxa" w:w="2560"/>
+            <w:tcMar>
+              <w:top w:type="dxa" w:w="60"/>
+              <w:left w:type="dxa" w:w="100"/>
+              <w:bottom w:type="dxa" w:w="60"/>
+              <w:right w:type="dxa" w:w="100"/>
+            </w:tcMar>
+          </w:tcPr>
+          <w:p>
+            <w:pPr>
+              <w:spacing w:after="0" w:line="270"/>
+            </w:pPr>
+            <w:r>
+              <w:rPr>
+                <w:rFonts w:ascii="微软雅黑" w:cs="微软雅黑" w:eastAsia="微软雅黑" w:hAnsi="微软雅黑"/>
+                <w:b w:val="false"/>
+                <w:bCs w:val="false"/>
+                <w:color w:val="1D1D1A"/>
+                <w:sz w:val="18"/>
+                <w:szCs w:val="18"/>
+              </w:rPr>
+              <w:t xml:space="preserve">学"这套系统怎么做出来"的幕后机制（Q55）</w:t>
+            </w:r>
+          </w:p>
+        </w:tc>
+        <w:tc>
+          <w:tcPr>
+            <w:tcW w:type="dxa" w:w="3300"/>
+            <w:tcMar>
+              <w:top w:type="dxa" w:w="60"/>
+              <w:left w:type="dxa" w:w="100"/>
+              <w:bottom w:type="dxa" w:w="60"/>
+              <w:right w:type="dxa" w:w="100"/>
+            </w:tcMar>
+          </w:tcPr>
+          <w:p>
+            <w:pPr>
+              <w:spacing w:after="0" w:line="270"/>
+            </w:pPr>
+            <w:r>
+              <w:rPr>
+                <w:rFonts w:ascii="微软雅黑" w:cs="微软雅黑" w:eastAsia="微软雅黑" w:hAnsi="微软雅黑"/>
+                <w:b w:val="false"/>
+                <w:bCs w:val="false"/>
+                <w:color w:val="1D1D1A"/>
+                <w:sz w:val="18"/>
+                <w:szCs w:val="18"/>
+              </w:rPr>
+              <w:t xml:space="preserve">附录 A11：高端知识转移四专题需另行预算，先修华为 AI Developer</w:t>
+            </w:r>
+          </w:p>
+        </w:tc>
+        <w:tc>
+          <w:tcPr>
+            <w:tcW w:type="dxa" w:w="3130"/>
+            <w:tcMar>
+              <w:top w:type="dxa" w:w="60"/>
+              <w:left w:type="dxa" w:w="100"/>
+              <w:bottom w:type="dxa" w:w="60"/>
+              <w:right w:type="dxa" w:w="100"/>
+            </w:tcMar>
+          </w:tcPr>
+          <w:p>
+            <w:pPr>
+              <w:spacing w:after="0" w:line="270"/>
+            </w:pPr>
+            <w:r>
+              <w:rPr>
+                <w:rFonts w:ascii="微软雅黑" w:cs="微软雅黑" w:eastAsia="微软雅黑" w:hAnsi="微软雅黑"/>
+                <w:b w:val="false"/>
+                <w:bCs w:val="false"/>
+                <w:color w:val="1D1D1A"/>
+                <w:sz w:val="18"/>
+                <w:szCs w:val="18"/>
+              </w:rPr>
+              <w:t xml:space="preserve">集群调度、模型训练、语料、推理四专题，按专题或批次</w:t>
+            </w:r>
+          </w:p>
+        </w:tc>
+      </w:tr>
+      <w:tr>
+        <w:trPr>
+          <w:cantSplit/>
+        </w:trPr>
+        <w:tc>
+          <w:tcPr>
+            <w:tcW w:type="dxa" w:w="420"/>
+            <w:tcMar>
+              <w:top w:type="dxa" w:w="60"/>
+              <w:left w:type="dxa" w:w="100"/>
+              <w:bottom w:type="dxa" w:w="60"/>
+              <w:right w:type="dxa" w:w="100"/>
+            </w:tcMar>
+          </w:tcPr>
+          <w:p>
+            <w:pPr>
+              <w:spacing w:after="0" w:line="270"/>
+            </w:pPr>
+            <w:r>
+              <w:rPr>
+                <w:rFonts w:ascii="微软雅黑" w:cs="微软雅黑" w:eastAsia="微软雅黑" w:hAnsi="微软雅黑"/>
+                <w:b w:val="false"/>
+                <w:bCs w:val="false"/>
+                <w:color w:val="1D1D1A"/>
+                <w:sz w:val="18"/>
+                <w:szCs w:val="18"/>
+              </w:rPr>
+              <w:t xml:space="preserve">12</w:t>
+            </w:r>
+          </w:p>
+        </w:tc>
+        <w:tc>
+          <w:tcPr>
+            <w:tcW w:type="dxa" w:w="2560"/>
+            <w:tcMar>
+              <w:top w:type="dxa" w:w="60"/>
+              <w:left w:type="dxa" w:w="100"/>
+              <w:bottom w:type="dxa" w:w="60"/>
+              <w:right w:type="dxa" w:w="100"/>
+            </w:tcMar>
+          </w:tcPr>
+          <w:p>
+            <w:pPr>
+              <w:spacing w:after="0" w:line="270"/>
+            </w:pPr>
+            <w:r>
+              <w:rPr>
+                <w:rFonts w:ascii="微软雅黑" w:cs="微软雅黑" w:eastAsia="微软雅黑" w:hAnsi="微软雅黑"/>
+                <w:b w:val="false"/>
+                <w:bCs w:val="false"/>
+                <w:color w:val="1D1D1A"/>
+                <w:sz w:val="18"/>
+                <w:szCs w:val="18"/>
+              </w:rPr>
+              <w:t xml:space="preserve">派人赴华参与公开数据 CPT、第一轮在中国（Q30、Q40、Q56）</w:t>
+            </w:r>
+          </w:p>
+        </w:tc>
+        <w:tc>
+          <w:tcPr>
+            <w:tcW w:type="dxa" w:w="3300"/>
+            <w:tcMar>
+              <w:top w:type="dxa" w:w="60"/>
+              <w:left w:type="dxa" w:w="100"/>
+              <w:bottom w:type="dxa" w:w="60"/>
+              <w:right w:type="dxa" w:w="100"/>
+            </w:tcMar>
+          </w:tcPr>
+          <w:p>
+            <w:pPr>
+              <w:spacing w:after="0" w:line="270"/>
+            </w:pPr>
+            <w:r>
+              <w:rPr>
+                <w:rFonts w:ascii="微软雅黑" w:cs="微软雅黑" w:eastAsia="微软雅黑" w:hAnsi="微软雅黑"/>
+                <w:b w:val="false"/>
+                <w:bCs w:val="false"/>
+                <w:color w:val="1D1D1A"/>
+                <w:sz w:val="18"/>
+                <w:szCs w:val="18"/>
+              </w:rPr>
+              <w:t xml:space="preserve">附录 A9：China Study Visit 需另行约定；陈昊口头：来总部一起工作可接受，差旅 RNP 出</w:t>
+            </w:r>
+          </w:p>
+        </w:tc>
+        <w:tc>
+          <w:tcPr>
+            <w:tcW w:type="dxa" w:w="3130"/>
+            <w:tcMar>
+              <w:top w:type="dxa" w:w="60"/>
+              <w:left w:type="dxa" w:w="100"/>
+              <w:bottom w:type="dxa" w:w="60"/>
+              <w:right w:type="dxa" w:w="100"/>
+            </w:tcMar>
+          </w:tcPr>
+          <w:p>
+            <w:pPr>
+              <w:spacing w:after="0" w:line="270"/>
+            </w:pPr>
+            <w:r>
+              <w:rPr>
+                <w:rFonts w:ascii="微软雅黑" w:cs="微软雅黑" w:eastAsia="微软雅黑" w:hAnsi="微软雅黑"/>
+                <w:b w:val="false"/>
+                <w:bCs w:val="false"/>
+                <w:color w:val="1D1D1A"/>
+                <w:sz w:val="18"/>
+                <w:szCs w:val="18"/>
+              </w:rPr>
+              <w:t xml:space="preserve">中国研修按人周，含导师、场地、环境，差旅另计；要写清"跟着一起干活"免费、"专门开课"收费</w:t>
+            </w:r>
+          </w:p>
+        </w:tc>
+      </w:tr>
+      <w:tr>
+        <w:trPr>
+          <w:cantSplit/>
+        </w:trPr>
+        <w:tc>
+          <w:tcPr>
+            <w:tcW w:type="dxa" w:w="420"/>
+            <w:tcMar>
+              <w:top w:type="dxa" w:w="60"/>
+              <w:left w:type="dxa" w:w="100"/>
+              <w:bottom w:type="dxa" w:w="60"/>
+              <w:right w:type="dxa" w:w="100"/>
+            </w:tcMar>
+          </w:tcPr>
+          <w:p>
+            <w:pPr>
+              <w:spacing w:after="0" w:line="270"/>
+            </w:pPr>
+            <w:r>
+              <w:rPr>
+                <w:rFonts w:ascii="微软雅黑" w:cs="微软雅黑" w:eastAsia="微软雅黑" w:hAnsi="微软雅黑"/>
+                <w:b w:val="false"/>
+                <w:bCs w:val="false"/>
+                <w:color w:val="1D1D1A"/>
+                <w:sz w:val="18"/>
+                <w:szCs w:val="18"/>
+              </w:rPr>
+              <w:t xml:space="preserve">13</w:t>
+            </w:r>
+          </w:p>
+        </w:tc>
+        <w:tc>
+          <w:tcPr>
+            <w:tcW w:type="dxa" w:w="2560"/>
+            <w:tcMar>
+              <w:top w:type="dxa" w:w="60"/>
+              <w:left w:type="dxa" w:w="100"/>
+              <w:bottom w:type="dxa" w:w="60"/>
+              <w:right w:type="dxa" w:w="100"/>
+            </w:tcMar>
+          </w:tcPr>
+          <w:p>
+            <w:pPr>
+              <w:spacing w:after="0" w:line="270"/>
+            </w:pPr>
+            <w:r>
+              <w:rPr>
+                <w:rFonts w:ascii="微软雅黑" w:cs="微软雅黑" w:eastAsia="微软雅黑" w:hAnsi="微软雅黑"/>
+                <w:b w:val="false"/>
+                <w:bCs w:val="false"/>
+                <w:color w:val="1D1D1A"/>
+                <w:sz w:val="18"/>
+                <w:szCs w:val="18"/>
+              </w:rPr>
+              <w:t xml:space="preserve">一对一专家咨询、设计评审、遇到问题随时问（Q8、Q17、Q56）</w:t>
+            </w:r>
+          </w:p>
+        </w:tc>
+        <w:tc>
+          <w:tcPr>
+            <w:tcW w:type="dxa" w:w="3300"/>
+            <w:tcMar>
+              <w:top w:type="dxa" w:w="60"/>
+              <w:left w:type="dxa" w:w="100"/>
+              <w:bottom w:type="dxa" w:w="60"/>
+              <w:right w:type="dxa" w:w="100"/>
+            </w:tcMar>
+          </w:tcPr>
+          <w:p>
+            <w:pPr>
+              <w:spacing w:after="0" w:line="270"/>
+            </w:pPr>
+            <w:r>
+              <w:rPr>
+                <w:rFonts w:ascii="微软雅黑" w:cs="微软雅黑" w:eastAsia="微软雅黑" w:hAnsi="微软雅黑"/>
+                <w:b w:val="false"/>
+                <w:bCs w:val="false"/>
+                <w:color w:val="1D1D1A"/>
+                <w:sz w:val="18"/>
+                <w:szCs w:val="18"/>
+              </w:rPr>
+              <w:t xml:space="preserve">附录 A9：需另行约定，持续顾问支持不在范围</w:t>
+            </w:r>
+          </w:p>
+        </w:tc>
+        <w:tc>
+          <w:tcPr>
+            <w:tcW w:type="dxa" w:w="3130"/>
+            <w:tcMar>
+              <w:top w:type="dxa" w:w="60"/>
+              <w:left w:type="dxa" w:w="100"/>
+              <w:bottom w:type="dxa" w:w="60"/>
+              <w:right w:type="dxa" w:w="100"/>
+            </w:tcMar>
+          </w:tcPr>
+          <w:p>
+            <w:pPr>
+              <w:spacing w:after="0" w:line="270"/>
+            </w:pPr>
+            <w:r>
+              <w:rPr>
+                <w:rFonts w:ascii="微软雅黑" w:cs="微软雅黑" w:eastAsia="微软雅黑" w:hAnsi="微软雅黑"/>
+                <w:b w:val="false"/>
+                <w:bCs w:val="false"/>
+                <w:color w:val="1D1D1A"/>
+                <w:sz w:val="18"/>
+                <w:szCs w:val="18"/>
+              </w:rPr>
+              <w:t xml:space="preserve">专家人天包</w:t>
+            </w:r>
+          </w:p>
+        </w:tc>
+      </w:tr>
+      <w:tr>
+        <w:trPr>
+          <w:cantSplit/>
+        </w:trPr>
+        <w:tc>
+          <w:tcPr>
+            <w:tcW w:type="dxa" w:w="420"/>
+            <w:tcMar>
+              <w:top w:type="dxa" w:w="60"/>
+              <w:left w:type="dxa" w:w="100"/>
+              <w:bottom w:type="dxa" w:w="60"/>
+              <w:right w:type="dxa" w:w="100"/>
+            </w:tcMar>
+          </w:tcPr>
+          <w:p>
+            <w:pPr>
+              <w:spacing w:after="0" w:line="270"/>
+            </w:pPr>
+            <w:r>
+              <w:rPr>
+                <w:rFonts w:ascii="微软雅黑" w:cs="微软雅黑" w:eastAsia="微软雅黑" w:hAnsi="微软雅黑"/>
+                <w:b w:val="false"/>
+                <w:bCs w:val="false"/>
+                <w:color w:val="1D1D1A"/>
+                <w:sz w:val="18"/>
+                <w:szCs w:val="18"/>
+              </w:rPr>
+              <w:t xml:space="preserve">14</w:t>
+            </w:r>
+          </w:p>
+        </w:tc>
+        <w:tc>
+          <w:tcPr>
+            <w:tcW w:type="dxa" w:w="2560"/>
+            <w:tcMar>
+              <w:top w:type="dxa" w:w="60"/>
+              <w:left w:type="dxa" w:w="100"/>
+              <w:bottom w:type="dxa" w:w="60"/>
+              <w:right w:type="dxa" w:w="100"/>
+            </w:tcMar>
+          </w:tcPr>
+          <w:p>
+            <w:pPr>
+              <w:spacing w:after="0" w:line="270"/>
+            </w:pPr>
+            <w:r>
+              <w:rPr>
+                <w:rFonts w:ascii="微软雅黑" w:cs="微软雅黑" w:eastAsia="微软雅黑" w:hAnsi="微软雅黑"/>
+                <w:b w:val="false"/>
+                <w:bCs w:val="false"/>
+                <w:color w:val="1D1D1A"/>
+                <w:sz w:val="18"/>
+                <w:szCs w:val="18"/>
+              </w:rPr>
+              <w:t xml:space="preserve">项目启动前的开发者预备课程（Q56，陈昊主动提）</w:t>
+            </w:r>
+          </w:p>
+        </w:tc>
+        <w:tc>
+          <w:tcPr>
+            <w:tcW w:type="dxa" w:w="3300"/>
+            <w:tcMar>
+              <w:top w:type="dxa" w:w="60"/>
+              <w:left w:type="dxa" w:w="100"/>
+              <w:bottom w:type="dxa" w:w="60"/>
+              <w:right w:type="dxa" w:w="100"/>
+            </w:tcMar>
+          </w:tcPr>
+          <w:p>
+            <w:pPr>
+              <w:spacing w:after="0" w:line="270"/>
+            </w:pPr>
+            <w:r>
+              <w:rPr>
+                <w:rFonts w:ascii="微软雅黑" w:cs="微软雅黑" w:eastAsia="微软雅黑" w:hAnsi="微软雅黑"/>
+                <w:b w:val="false"/>
+                <w:bCs w:val="false"/>
+                <w:color w:val="1D1D1A"/>
+                <w:sz w:val="18"/>
+                <w:szCs w:val="18"/>
+              </w:rPr>
+              <w:t xml:space="preserve">合同期前，无对应项</w:t>
+            </w:r>
+          </w:p>
+        </w:tc>
+        <w:tc>
+          <w:tcPr>
+            <w:tcW w:type="dxa" w:w="3130"/>
+            <w:tcMar>
+              <w:top w:type="dxa" w:w="60"/>
+              <w:left w:type="dxa" w:w="100"/>
+              <w:bottom w:type="dxa" w:w="60"/>
+              <w:right w:type="dxa" w:w="100"/>
+            </w:tcMar>
+          </w:tcPr>
+          <w:p>
+            <w:pPr>
+              <w:spacing w:after="0" w:line="270"/>
+            </w:pPr>
+            <w:r>
+              <w:rPr>
+                <w:rFonts w:ascii="微软雅黑" w:cs="微软雅黑" w:eastAsia="微软雅黑" w:hAnsi="微软雅黑"/>
+                <w:b w:val="false"/>
+                <w:bCs w:val="false"/>
+                <w:color w:val="1D1D1A"/>
+                <w:sz w:val="18"/>
+                <w:szCs w:val="18"/>
+              </w:rPr>
+              <w:t xml:space="preserve">按人</w:t>
+            </w:r>
+          </w:p>
+        </w:tc>
+      </w:tr>
+      <w:tr>
+        <w:trPr>
+          <w:cantSplit/>
+        </w:trPr>
+        <w:tc>
+          <w:tcPr>
+            <w:tcW w:type="dxa" w:w="420"/>
+            <w:tcMar>
+              <w:top w:type="dxa" w:w="60"/>
+              <w:left w:type="dxa" w:w="100"/>
+              <w:bottom w:type="dxa" w:w="60"/>
+              <w:right w:type="dxa" w:w="100"/>
+            </w:tcMar>
+          </w:tcPr>
+          <w:p>
+            <w:pPr>
+              <w:spacing w:after="0" w:line="270"/>
+            </w:pPr>
+            <w:r>
+              <w:rPr>
+                <w:rFonts w:ascii="微软雅黑" w:cs="微软雅黑" w:eastAsia="微软雅黑" w:hAnsi="微软雅黑"/>
+                <w:b w:val="false"/>
+                <w:bCs w:val="false"/>
+                <w:color w:val="1D1D1A"/>
+                <w:sz w:val="18"/>
+                <w:szCs w:val="18"/>
+              </w:rPr>
+              <w:t xml:space="preserve">15</w:t>
+            </w:r>
+          </w:p>
+        </w:tc>
+        <w:tc>
+          <w:tcPr>
+            <w:tcW w:type="dxa" w:w="2560"/>
+            <w:tcMar>
+              <w:top w:type="dxa" w:w="60"/>
+              <w:left w:type="dxa" w:w="100"/>
+              <w:bottom w:type="dxa" w:w="60"/>
+              <w:right w:type="dxa" w:w="100"/>
+            </w:tcMar>
+          </w:tcPr>
+          <w:p>
+            <w:pPr>
+              <w:spacing w:after="0" w:line="270"/>
+            </w:pPr>
+            <w:r>
+              <w:rPr>
+                <w:rFonts w:ascii="微软雅黑" w:cs="微软雅黑" w:eastAsia="微软雅黑" w:hAnsi="微软雅黑"/>
+                <w:b w:val="false"/>
+                <w:bCs w:val="false"/>
+                <w:color w:val="1D1D1A"/>
+                <w:sz w:val="18"/>
+                <w:szCs w:val="18"/>
+              </w:rPr>
+              <w:t xml:space="preserve">更多学员、42 到 44 人、现场化、多城市或大学开班、云实验环境（Q39、Q42）</w:t>
+            </w:r>
+          </w:p>
+        </w:tc>
+        <w:tc>
+          <w:tcPr>
+            <w:tcW w:type="dxa" w:w="3300"/>
+            <w:tcMar>
+              <w:top w:type="dxa" w:w="60"/>
+              <w:left w:type="dxa" w:w="100"/>
+              <w:bottom w:type="dxa" w:w="60"/>
+              <w:right w:type="dxa" w:w="100"/>
+            </w:tcMar>
+          </w:tcPr>
+          <w:p>
+            <w:pPr>
+              <w:spacing w:after="0" w:line="270"/>
+            </w:pPr>
+            <w:r>
+              <w:rPr>
+                <w:rFonts w:ascii="微软雅黑" w:cs="微软雅黑" w:eastAsia="微软雅黑" w:hAnsi="微软雅黑"/>
+                <w:b w:val="false"/>
+                <w:bCs w:val="false"/>
+                <w:color w:val="1D1D1A"/>
+                <w:sz w:val="18"/>
+                <w:szCs w:val="18"/>
+              </w:rPr>
+              <w:t xml:space="preserve">知识转移两轮，每轮 50/20/20/40；华为已列现场每日加价</w:t>
+            </w:r>
+          </w:p>
+        </w:tc>
+        <w:tc>
+          <w:tcPr>
+            <w:tcW w:type="dxa" w:w="3130"/>
+            <w:tcMar>
+              <w:top w:type="dxa" w:w="60"/>
+              <w:left w:type="dxa" w:w="100"/>
+              <w:bottom w:type="dxa" w:w="60"/>
+              <w:right w:type="dxa" w:w="100"/>
+            </w:tcMar>
+          </w:tcPr>
+          <w:p>
+            <w:pPr>
+              <w:spacing w:after="0" w:line="270"/>
+            </w:pPr>
+            <w:r>
+              <w:rPr>
+                <w:rFonts w:ascii="微软雅黑" w:cs="微软雅黑" w:eastAsia="微软雅黑" w:hAnsi="微软雅黑"/>
+                <w:b w:val="false"/>
+                <w:bCs w:val="false"/>
+                <w:color w:val="1D1D1A"/>
+                <w:sz w:val="18"/>
+                <w:szCs w:val="18"/>
+              </w:rPr>
+              <w:t xml:space="preserve">席位按人、轮次按轮、现场增项按天、实验环境按班</w:t>
+            </w:r>
+          </w:p>
+        </w:tc>
+      </w:tr>
+      <w:tr>
+        <w:trPr>
+          <w:cantSplit/>
+        </w:trPr>
+        <w:tc>
+          <w:tcPr>
+            <w:tcW w:type="dxa" w:w="420"/>
+            <w:tcMar>
+              <w:top w:type="dxa" w:w="60"/>
+              <w:left w:type="dxa" w:w="100"/>
+              <w:bottom w:type="dxa" w:w="60"/>
+              <w:right w:type="dxa" w:w="100"/>
+            </w:tcMar>
+          </w:tcPr>
+          <w:p>
+            <w:pPr>
+              <w:spacing w:after="0" w:line="270"/>
+            </w:pPr>
+            <w:r>
+              <w:rPr>
+                <w:rFonts w:ascii="微软雅黑" w:cs="微软雅黑" w:eastAsia="微软雅黑" w:hAnsi="微软雅黑"/>
+                <w:b w:val="false"/>
+                <w:bCs w:val="false"/>
+                <w:color w:val="1D1D1A"/>
+                <w:sz w:val="18"/>
+                <w:szCs w:val="18"/>
+              </w:rPr>
+              <w:t xml:space="preserve">16</w:t>
+            </w:r>
+          </w:p>
+        </w:tc>
+        <w:tc>
+          <w:tcPr>
+            <w:tcW w:type="dxa" w:w="2560"/>
+            <w:tcMar>
+              <w:top w:type="dxa" w:w="60"/>
+              <w:left w:type="dxa" w:w="100"/>
+              <w:bottom w:type="dxa" w:w="60"/>
+              <w:right w:type="dxa" w:w="100"/>
+            </w:tcMar>
+          </w:tcPr>
+          <w:p>
+            <w:pPr>
+              <w:spacing w:after="0" w:line="270"/>
+            </w:pPr>
+            <w:r>
+              <w:rPr>
+                <w:rFonts w:ascii="微软雅黑" w:cs="微软雅黑" w:eastAsia="微软雅黑" w:hAnsi="微软雅黑"/>
+                <w:b w:val="false"/>
+                <w:bCs w:val="false"/>
+                <w:color w:val="1D1D1A"/>
+                <w:sz w:val="18"/>
+                <w:szCs w:val="18"/>
+              </w:rPr>
+              <w:t xml:space="preserve">课程材料转给 ESR，对外开班（Q42、Q45）</w:t>
+            </w:r>
+          </w:p>
+        </w:tc>
+        <w:tc>
+          <w:tcPr>
+            <w:tcW w:type="dxa" w:w="3300"/>
+            <w:tcMar>
+              <w:top w:type="dxa" w:w="60"/>
+              <w:left w:type="dxa" w:w="100"/>
+              <w:bottom w:type="dxa" w:w="60"/>
+              <w:right w:type="dxa" w:w="100"/>
+            </w:tcMar>
+          </w:tcPr>
+          <w:p>
+            <w:pPr>
+              <w:spacing w:after="0" w:line="270"/>
+            </w:pPr>
+            <w:r>
+              <w:rPr>
+                <w:rFonts w:ascii="微软雅黑" w:cs="微软雅黑" w:eastAsia="微软雅黑" w:hAnsi="微软雅黑"/>
+                <w:b w:val="false"/>
+                <w:bCs w:val="false"/>
+                <w:color w:val="1D1D1A"/>
+                <w:sz w:val="18"/>
+                <w:szCs w:val="18"/>
+              </w:rPr>
+              <w:t xml:space="preserve">材料给 RNP 核心团队；对第三方授课的许可未含</w:t>
+            </w:r>
+          </w:p>
+        </w:tc>
+        <w:tc>
+          <w:tcPr>
+            <w:tcW w:type="dxa" w:w="3130"/>
+            <w:tcMar>
+              <w:top w:type="dxa" w:w="60"/>
+              <w:left w:type="dxa" w:w="100"/>
+              <w:bottom w:type="dxa" w:w="60"/>
+              <w:right w:type="dxa" w:w="100"/>
+            </w:tcMar>
+          </w:tcPr>
+          <w:p>
+            <w:pPr>
+              <w:spacing w:after="0" w:line="270"/>
+            </w:pPr>
+            <w:r>
+              <w:rPr>
+                <w:rFonts w:ascii="微软雅黑" w:cs="微软雅黑" w:eastAsia="微软雅黑" w:hAnsi="微软雅黑"/>
+                <w:b w:val="false"/>
+                <w:bCs w:val="false"/>
+                <w:color w:val="1D1D1A"/>
+                <w:sz w:val="18"/>
+                <w:szCs w:val="18"/>
+              </w:rPr>
+              <w:t xml:space="preserve">课程包授权加培训师培训，按课</w:t>
+            </w:r>
+          </w:p>
+        </w:tc>
+      </w:tr>
+      <w:tr>
+        <w:trPr>
+          <w:cantSplit/>
+        </w:trPr>
+        <w:tc>
+          <w:tcPr>
+            <w:tcW w:type="dxa" w:w="420"/>
+            <w:tcMar>
+              <w:top w:type="dxa" w:w="60"/>
+              <w:left w:type="dxa" w:w="100"/>
+              <w:bottom w:type="dxa" w:w="60"/>
+              <w:right w:type="dxa" w:w="100"/>
+            </w:tcMar>
+          </w:tcPr>
+          <w:p>
+            <w:pPr>
+              <w:spacing w:after="0" w:line="270"/>
+            </w:pPr>
+            <w:r>
+              <w:rPr>
+                <w:rFonts w:ascii="微软雅黑" w:cs="微软雅黑" w:eastAsia="微软雅黑" w:hAnsi="微软雅黑"/>
+                <w:b w:val="false"/>
+                <w:bCs w:val="false"/>
+                <w:color w:val="1D1D1A"/>
+                <w:sz w:val="18"/>
+                <w:szCs w:val="18"/>
+              </w:rPr>
+              <w:t xml:space="preserve">17</w:t>
+            </w:r>
+          </w:p>
+        </w:tc>
+        <w:tc>
+          <w:tcPr>
+            <w:tcW w:type="dxa" w:w="2560"/>
+            <w:tcMar>
+              <w:top w:type="dxa" w:w="60"/>
+              <w:left w:type="dxa" w:w="100"/>
+              <w:bottom w:type="dxa" w:w="60"/>
+              <w:right w:type="dxa" w:w="100"/>
+            </w:tcMar>
+          </w:tcPr>
+          <w:p>
+            <w:pPr>
+              <w:spacing w:after="0" w:line="270"/>
+            </w:pPr>
+            <w:r>
+              <w:rPr>
+                <w:rFonts w:ascii="微软雅黑" w:cs="微软雅黑" w:eastAsia="微软雅黑" w:hAnsi="微软雅黑"/>
+                <w:b w:val="false"/>
+                <w:bCs w:val="false"/>
+                <w:color w:val="1D1D1A"/>
+                <w:sz w:val="18"/>
+                <w:szCs w:val="18"/>
+              </w:rPr>
+              <w:t xml:space="preserve">高校、政府机构等授权用户的培训与支持（Q26、Q61）</w:t>
+            </w:r>
+          </w:p>
+        </w:tc>
+        <w:tc>
+          <w:tcPr>
+            <w:tcW w:type="dxa" w:w="3300"/>
+            <w:tcMar>
+              <w:top w:type="dxa" w:w="60"/>
+              <w:left w:type="dxa" w:w="100"/>
+              <w:bottom w:type="dxa" w:w="60"/>
+              <w:right w:type="dxa" w:w="100"/>
+            </w:tcMar>
+          </w:tcPr>
+          <w:p>
+            <w:pPr>
+              <w:spacing w:after="0" w:line="270"/>
+            </w:pPr>
+            <w:r>
+              <w:rPr>
+                <w:rFonts w:ascii="微软雅黑" w:cs="微软雅黑" w:eastAsia="微软雅黑" w:hAnsi="微软雅黑"/>
+                <w:b w:val="false"/>
+                <w:bCs w:val="false"/>
+                <w:color w:val="1D1D1A"/>
+                <w:sz w:val="18"/>
+                <w:szCs w:val="18"/>
+              </w:rPr>
+              <w:t xml:space="preserve">Stage 2 有 105P 给高校，但支持对象只有 RNP</w:t>
+            </w:r>
+          </w:p>
+        </w:tc>
+        <w:tc>
+          <w:tcPr>
+            <w:tcW w:type="dxa" w:w="3130"/>
+            <w:tcMar>
+              <w:top w:type="dxa" w:w="60"/>
+              <w:left w:type="dxa" w:w="100"/>
+              <w:bottom w:type="dxa" w:w="60"/>
+              <w:right w:type="dxa" w:w="100"/>
+            </w:tcMar>
+          </w:tcPr>
+          <w:p>
+            <w:pPr>
+              <w:spacing w:after="0" w:line="270"/>
+            </w:pPr>
+            <w:r>
+              <w:rPr>
+                <w:rFonts w:ascii="微软雅黑" w:cs="微软雅黑" w:eastAsia="微软雅黑" w:hAnsi="微软雅黑"/>
+                <w:b w:val="false"/>
+                <w:bCs w:val="false"/>
+                <w:color w:val="1D1D1A"/>
+                <w:sz w:val="18"/>
+                <w:szCs w:val="18"/>
+              </w:rPr>
+              <w:t xml:space="preserve">开发者培训按场次，技术支持按年</w:t>
+            </w:r>
+          </w:p>
+        </w:tc>
+      </w:tr>
+      <w:tr>
+        <w:trPr>
+          <w:cantSplit/>
+        </w:trPr>
+        <w:tc>
+          <w:tcPr>
+            <w:tcW w:type="dxa" w:w="420"/>
+            <w:tcMar>
+              <w:top w:type="dxa" w:w="60"/>
+              <w:left w:type="dxa" w:w="100"/>
+              <w:bottom w:type="dxa" w:w="60"/>
+              <w:right w:type="dxa" w:w="100"/>
+            </w:tcMar>
+          </w:tcPr>
+          <w:p>
+            <w:pPr>
+              <w:spacing w:after="0" w:line="270"/>
+            </w:pPr>
+            <w:r>
+              <w:rPr>
+                <w:rFonts w:ascii="微软雅黑" w:cs="微软雅黑" w:eastAsia="微软雅黑" w:hAnsi="微软雅黑"/>
+                <w:b w:val="false"/>
+                <w:bCs w:val="false"/>
+                <w:color w:val="1D1D1A"/>
+                <w:sz w:val="18"/>
+                <w:szCs w:val="18"/>
+              </w:rPr>
+              <w:t xml:space="preserve">18</w:t>
+            </w:r>
+          </w:p>
+        </w:tc>
+        <w:tc>
+          <w:tcPr>
+            <w:tcW w:type="dxa" w:w="2560"/>
+            <w:tcMar>
+              <w:top w:type="dxa" w:w="60"/>
+              <w:left w:type="dxa" w:w="100"/>
+              <w:bottom w:type="dxa" w:w="60"/>
+              <w:right w:type="dxa" w:w="100"/>
+            </w:tcMar>
+          </w:tcPr>
+          <w:p>
+            <w:pPr>
+              <w:spacing w:after="0" w:line="270"/>
+            </w:pPr>
+            <w:r>
+              <w:rPr>
+                <w:rFonts w:ascii="微软雅黑" w:cs="微软雅黑" w:eastAsia="微软雅黑" w:hAnsi="微软雅黑"/>
+                <w:b w:val="false"/>
+                <w:bCs w:val="false"/>
+                <w:color w:val="1D1D1A"/>
+                <w:sz w:val="18"/>
+                <w:szCs w:val="18"/>
+              </w:rPr>
+              <w:t xml:space="preserve">黑客松、学生挑战赛（Q62）</w:t>
+            </w:r>
+          </w:p>
+        </w:tc>
+        <w:tc>
+          <w:tcPr>
+            <w:tcW w:type="dxa" w:w="3300"/>
+            <w:tcMar>
+              <w:top w:type="dxa" w:w="60"/>
+              <w:left w:type="dxa" w:w="100"/>
+              <w:bottom w:type="dxa" w:w="60"/>
+              <w:right w:type="dxa" w:w="100"/>
+            </w:tcMar>
+          </w:tcPr>
+          <w:p>
+            <w:pPr>
+              <w:spacing w:after="0" w:line="270"/>
+            </w:pPr>
+            <w:r>
+              <w:rPr>
+                <w:rFonts w:ascii="微软雅黑" w:cs="微软雅黑" w:eastAsia="微软雅黑" w:hAnsi="微软雅黑"/>
+                <w:b w:val="false"/>
+                <w:bCs w:val="false"/>
+                <w:color w:val="1D1D1A"/>
+                <w:sz w:val="18"/>
+                <w:szCs w:val="18"/>
+              </w:rPr>
+              <w:t xml:space="preserve">陈昊：组织者是 RNP，讯飞支持</w:t>
+            </w:r>
+          </w:p>
+        </w:tc>
+        <w:tc>
+          <w:tcPr>
+            <w:tcW w:type="dxa" w:w="3130"/>
+            <w:tcMar>
+              <w:top w:type="dxa" w:w="60"/>
+              <w:left w:type="dxa" w:w="100"/>
+              <w:bottom w:type="dxa" w:w="60"/>
+              <w:right w:type="dxa" w:w="100"/>
+            </w:tcMar>
+          </w:tcPr>
+          <w:p>
+            <w:pPr>
+              <w:spacing w:after="0" w:line="270"/>
+            </w:pPr>
+            <w:r>
+              <w:rPr>
+                <w:rFonts w:ascii="微软雅黑" w:cs="微软雅黑" w:eastAsia="微软雅黑" w:hAnsi="微软雅黑"/>
+                <w:b w:val="false"/>
+                <w:bCs w:val="false"/>
+                <w:color w:val="1D1D1A"/>
+                <w:sz w:val="18"/>
+                <w:szCs w:val="18"/>
+              </w:rPr>
+              <w:t xml:space="preserve">活动支持包按场：导师、API 配额、评审</w:t>
+            </w:r>
+          </w:p>
+        </w:tc>
+      </w:tr>
+    </w:tbl>
+    <w:p>
+      <w:pPr>
+        <w:spacing w:after="120"/>
+      </w:pPr>
+    </w:p>
+    <w:p>
+      <w:pPr>
+        <w:pStyle w:val="Heading2"/>
+        <w:keepNext/>
+        <w:spacing w:after="120" w:before="300"/>
+      </w:pPr>
+      <w:r>
+        <w:rPr>
+          <w:rFonts w:ascii="微软雅黑" w:cs="微软雅黑" w:eastAsia="微软雅黑" w:hAnsi="微软雅黑"/>
+          <w:b/>
+          <w:bCs/>
+          <w:color w:val="1D1D1A"/>
+          <w:sz w:val="24"/>
+          <w:szCs w:val="24"/>
+        </w:rPr>
+        <w:t xml:space="preserve">C　许可与扩容</w:t>
+      </w:r>
+    </w:p>
+    <w:tbl>
+      <w:tblPr>
+        <w:tblW w:type="dxa" w:w="9410"/>
+        <w:tblBorders>
+          <w:top w:val="single" w:color="auto" w:sz="4"/>
+          <w:left w:val="single" w:color="auto" w:sz="4"/>
+          <w:bottom w:val="single" w:color="auto" w:sz="4"/>
+          <w:right w:val="single" w:color="auto" w:sz="4"/>
+          <w:insideH w:val="single" w:color="auto" w:sz="4"/>
+          <w:insideV w:val="single" w:color="auto" w:sz="4"/>
+        </w:tblBorders>
+      </w:tblPr>
+      <w:tblGrid>
+        <w:gridCol w:w="420"/>
+        <w:gridCol w:w="2560"/>
+        <w:gridCol w:w="3300"/>
+        <w:gridCol w:w="3130"/>
+      </w:tblGrid>
+      <w:tr>
+        <w:trPr>
+          <w:cantSplit/>
+          <w:tblHeader/>
+        </w:trPr>
+        <w:tc>
+          <w:tcPr>
+            <w:tcW w:type="dxa" w:w="420"/>
+            <w:shd w:fill="EDEDED" w:color="auto" w:val="clear"/>
+            <w:tcMar>
+              <w:top w:type="dxa" w:w="60"/>
+              <w:left w:type="dxa" w:w="100"/>
+              <w:bottom w:type="dxa" w:w="60"/>
+              <w:right w:type="dxa" w:w="100"/>
+            </w:tcMar>
+          </w:tcPr>
+          <w:p>
+            <w:pPr>
+              <w:spacing w:after="0" w:line="270"/>
+            </w:pPr>
+            <w:r>
+              <w:rPr>
+                <w:rFonts w:ascii="微软雅黑" w:cs="微软雅黑" w:eastAsia="微软雅黑" w:hAnsi="微软雅黑"/>
+                <w:b/>
+                <w:bCs/>
+                <w:color w:val="1D1D1A"/>
+                <w:sz w:val="18"/>
+                <w:szCs w:val="18"/>
+              </w:rPr>
+              <w:t xml:space="preserve">#</w:t>
+            </w:r>
+          </w:p>
+        </w:tc>
+        <w:tc>
+          <w:tcPr>
+            <w:tcW w:type="dxa" w:w="2560"/>
+            <w:shd w:fill="EDEDED" w:color="auto" w:val="clear"/>
+            <w:tcMar>
+              <w:top w:type="dxa" w:w="60"/>
+              <w:left w:type="dxa" w:w="100"/>
+              <w:bottom w:type="dxa" w:w="60"/>
+              <w:right w:type="dxa" w:w="100"/>
+            </w:tcMar>
+          </w:tcPr>
+          <w:p>
+            <w:pPr>
+              <w:spacing w:after="0" w:line="270"/>
+            </w:pPr>
+            <w:r>
+              <w:rPr>
+                <w:rFonts w:ascii="微软雅黑" w:cs="微软雅黑" w:eastAsia="微软雅黑" w:hAnsi="微软雅黑"/>
+                <w:b/>
+                <w:bCs/>
+                <w:color w:val="1D1D1A"/>
+                <w:sz w:val="18"/>
+                <w:szCs w:val="18"/>
+              </w:rPr>
+              <w:t xml:space="preserve">RNP 诉求</w:t>
+            </w:r>
+          </w:p>
+        </w:tc>
+        <w:tc>
+          <w:tcPr>
+            <w:tcW w:type="dxa" w:w="3300"/>
+            <w:shd w:fill="EDEDED" w:color="auto" w:val="clear"/>
+            <w:tcMar>
+              <w:top w:type="dxa" w:w="60"/>
+              <w:left w:type="dxa" w:w="100"/>
+              <w:bottom w:type="dxa" w:w="60"/>
+              <w:right w:type="dxa" w:w="100"/>
+            </w:tcMar>
+          </w:tcPr>
+          <w:p>
+            <w:pPr>
+              <w:spacing w:after="0" w:line="270"/>
+            </w:pPr>
+            <w:r>
+              <w:rPr>
+                <w:rFonts w:ascii="微软雅黑" w:cs="微软雅黑" w:eastAsia="微软雅黑" w:hAnsi="微软雅黑"/>
+                <w:b/>
+                <w:bCs/>
+                <w:color w:val="1D1D1A"/>
+                <w:sz w:val="18"/>
+                <w:szCs w:val="18"/>
+              </w:rPr>
+              <w:t xml:space="preserve">现有范围边界</w:t>
+            </w:r>
+          </w:p>
+        </w:tc>
+        <w:tc>
+          <w:tcPr>
+            <w:tcW w:type="dxa" w:w="3130"/>
+            <w:shd w:fill="EDEDED" w:color="auto" w:val="clear"/>
+            <w:tcMar>
+              <w:top w:type="dxa" w:w="60"/>
+              <w:left w:type="dxa" w:w="100"/>
+              <w:bottom w:type="dxa" w:w="60"/>
+              <w:right w:type="dxa" w:w="100"/>
+            </w:tcMar>
+          </w:tcPr>
+          <w:p>
+            <w:pPr>
+              <w:spacing w:after="0" w:line="270"/>
+            </w:pPr>
+            <w:r>
+              <w:rPr>
+                <w:rFonts w:ascii="微软雅黑" w:cs="微软雅黑" w:eastAsia="微软雅黑" w:hAnsi="微软雅黑"/>
+                <w:b/>
+                <w:bCs/>
+                <w:color w:val="1D1D1A"/>
+                <w:sz w:val="18"/>
+                <w:szCs w:val="18"/>
+              </w:rPr>
+              <w:t xml:space="preserve">建议 LPU 可选项</w:t>
+            </w:r>
+          </w:p>
+        </w:tc>
+      </w:tr>
+      <w:tr>
+        <w:trPr>
+          <w:cantSplit/>
+        </w:trPr>
+        <w:tc>
+          <w:tcPr>
+            <w:tcW w:type="dxa" w:w="420"/>
+            <w:tcMar>
+              <w:top w:type="dxa" w:w="60"/>
+              <w:left w:type="dxa" w:w="100"/>
+              <w:bottom w:type="dxa" w:w="60"/>
+              <w:right w:type="dxa" w:w="100"/>
+            </w:tcMar>
+          </w:tcPr>
+          <w:p>
+            <w:pPr>
+              <w:spacing w:after="0" w:line="270"/>
+            </w:pPr>
+            <w:r>
+              <w:rPr>
+                <w:rFonts w:ascii="微软雅黑" w:cs="微软雅黑" w:eastAsia="微软雅黑" w:hAnsi="微软雅黑"/>
+                <w:b w:val="false"/>
+                <w:bCs w:val="false"/>
+                <w:color w:val="1D1D1A"/>
+                <w:sz w:val="18"/>
+                <w:szCs w:val="18"/>
+              </w:rPr>
+              <w:t xml:space="preserve">19</w:t>
+            </w:r>
+          </w:p>
+        </w:tc>
+        <w:tc>
+          <w:tcPr>
+            <w:tcW w:type="dxa" w:w="2560"/>
+            <w:tcMar>
+              <w:top w:type="dxa" w:w="60"/>
+              <w:left w:type="dxa" w:w="100"/>
+              <w:bottom w:type="dxa" w:w="60"/>
+              <w:right w:type="dxa" w:w="100"/>
+            </w:tcMar>
+          </w:tcPr>
+          <w:p>
+            <w:pPr>
+              <w:spacing w:after="0" w:line="270"/>
+            </w:pPr>
+            <w:r>
+              <w:rPr>
+                <w:rFonts w:ascii="微软雅黑" w:cs="微软雅黑" w:eastAsia="微软雅黑" w:hAnsi="微软雅黑"/>
+                <w:b w:val="false"/>
+                <w:bCs w:val="false"/>
+                <w:color w:val="1D1D1A"/>
+                <w:sz w:val="18"/>
+                <w:szCs w:val="18"/>
+              </w:rPr>
+              <w:t xml:space="preserve">把权重和平台分享给其他政府机构（Q16、Q26）</w:t>
+            </w:r>
+          </w:p>
+        </w:tc>
+        <w:tc>
+          <w:tcPr>
+            <w:tcW w:type="dxa" w:w="3300"/>
+            <w:tcMar>
+              <w:top w:type="dxa" w:w="60"/>
+              <w:left w:type="dxa" w:w="100"/>
+              <w:bottom w:type="dxa" w:w="60"/>
+              <w:right w:type="dxa" w:w="100"/>
+            </w:tcMar>
+          </w:tcPr>
+          <w:p>
+            <w:pPr>
+              <w:spacing w:after="0" w:line="270"/>
+            </w:pPr>
+            <w:r>
+              <w:rPr>
+                <w:rFonts w:ascii="微软雅黑" w:cs="微软雅黑" w:eastAsia="微软雅黑" w:hAnsi="微软雅黑"/>
+                <w:b w:val="false"/>
+                <w:bCs w:val="false"/>
+                <w:color w:val="1D1D1A"/>
+                <w:sz w:val="18"/>
+                <w:szCs w:val="18"/>
+              </w:rPr>
+              <w:t xml:space="preserve">5 月 Q14：再分发需另行条款；陈昊：分享需协商授权</w:t>
+            </w:r>
+          </w:p>
+        </w:tc>
+        <w:tc>
+          <w:tcPr>
+            <w:tcW w:type="dxa" w:w="3130"/>
+            <w:tcMar>
+              <w:top w:type="dxa" w:w="60"/>
+              <w:left w:type="dxa" w:w="100"/>
+              <w:bottom w:type="dxa" w:w="60"/>
+              <w:right w:type="dxa" w:w="100"/>
+            </w:tcMar>
+          </w:tcPr>
+          <w:p>
+            <w:pPr>
+              <w:spacing w:after="0" w:line="270"/>
+            </w:pPr>
+            <w:r>
+              <w:rPr>
+                <w:rFonts w:ascii="微软雅黑" w:cs="微软雅黑" w:eastAsia="微软雅黑" w:hAnsi="微软雅黑"/>
+                <w:b w:val="false"/>
+                <w:bCs w:val="false"/>
+                <w:color w:val="1D1D1A"/>
+                <w:sz w:val="18"/>
+                <w:szCs w:val="18"/>
+              </w:rPr>
+              <w:t xml:space="preserve">第三方实体授权许可按实体，可零价但必须列项</w:t>
+            </w:r>
+          </w:p>
+        </w:tc>
+      </w:tr>
+      <w:tr>
+        <w:trPr>
+          <w:cantSplit/>
+        </w:trPr>
+        <w:tc>
+          <w:tcPr>
+            <w:tcW w:type="dxa" w:w="420"/>
+            <w:tcMar>
+              <w:top w:type="dxa" w:w="60"/>
+              <w:left w:type="dxa" w:w="100"/>
+              <w:bottom w:type="dxa" w:w="60"/>
+              <w:right w:type="dxa" w:w="100"/>
+            </w:tcMar>
+          </w:tcPr>
+          <w:p>
+            <w:pPr>
+              <w:spacing w:after="0" w:line="270"/>
+            </w:pPr>
+            <w:r>
+              <w:rPr>
+                <w:rFonts w:ascii="微软雅黑" w:cs="微软雅黑" w:eastAsia="微软雅黑" w:hAnsi="微软雅黑"/>
+                <w:b w:val="false"/>
+                <w:bCs w:val="false"/>
+                <w:color w:val="1D1D1A"/>
+                <w:sz w:val="18"/>
+                <w:szCs w:val="18"/>
+              </w:rPr>
+              <w:t xml:space="preserve">20</w:t>
+            </w:r>
+          </w:p>
+        </w:tc>
+        <w:tc>
+          <w:tcPr>
+            <w:tcW w:type="dxa" w:w="2560"/>
+            <w:tcMar>
+              <w:top w:type="dxa" w:w="60"/>
+              <w:left w:type="dxa" w:w="100"/>
+              <w:bottom w:type="dxa" w:w="60"/>
+              <w:right w:type="dxa" w:w="100"/>
+            </w:tcMar>
+          </w:tcPr>
+          <w:p>
+            <w:pPr>
+              <w:spacing w:after="0" w:line="270"/>
+            </w:pPr>
+            <w:r>
+              <w:rPr>
+                <w:rFonts w:ascii="微软雅黑" w:cs="微软雅黑" w:eastAsia="微软雅黑" w:hAnsi="微软雅黑"/>
+                <w:b w:val="false"/>
+                <w:bCs w:val="false"/>
+                <w:color w:val="1D1D1A"/>
+                <w:sz w:val="18"/>
+                <w:szCs w:val="18"/>
+              </w:rPr>
+              <w:t xml:space="preserve">更多用户、自有应用和 agent 接入（Q26、Q58）</w:t>
+            </w:r>
+          </w:p>
+        </w:tc>
+        <w:tc>
+          <w:tcPr>
+            <w:tcW w:type="dxa" w:w="3300"/>
+            <w:tcMar>
+              <w:top w:type="dxa" w:w="60"/>
+              <w:left w:type="dxa" w:w="100"/>
+              <w:bottom w:type="dxa" w:w="60"/>
+              <w:right w:type="dxa" w:w="100"/>
+            </w:tcMar>
+          </w:tcPr>
+          <w:p>
+            <w:pPr>
+              <w:spacing w:after="0" w:line="270"/>
+            </w:pPr>
+            <w:r>
+              <w:rPr>
+                <w:rFonts w:ascii="微软雅黑" w:cs="微软雅黑" w:eastAsia="微软雅黑" w:hAnsi="微软雅黑"/>
+                <w:b w:val="false"/>
+                <w:bCs w:val="false"/>
+                <w:color w:val="1D1D1A"/>
+                <w:sz w:val="18"/>
+                <w:szCs w:val="18"/>
+              </w:rPr>
+              <w:t xml:space="preserve">APP 1000 路问答并发、语音各 200 路</w:t>
+            </w:r>
+          </w:p>
+        </w:tc>
+        <w:tc>
+          <w:tcPr>
+            <w:tcW w:type="dxa" w:w="3130"/>
+            <w:tcMar>
+              <w:top w:type="dxa" w:w="60"/>
+              <w:left w:type="dxa" w:w="100"/>
+              <w:bottom w:type="dxa" w:w="60"/>
+              <w:right w:type="dxa" w:w="100"/>
+            </w:tcMar>
+          </w:tcPr>
+          <w:p>
+            <w:pPr>
+              <w:spacing w:after="0" w:line="270"/>
+            </w:pPr>
+            <w:r>
+              <w:rPr>
+                <w:rFonts w:ascii="微软雅黑" w:cs="微软雅黑" w:eastAsia="微软雅黑" w:hAnsi="微软雅黑"/>
+                <w:b w:val="false"/>
+                <w:bCs w:val="false"/>
+                <w:color w:val="1D1D1A"/>
+                <w:sz w:val="18"/>
+                <w:szCs w:val="18"/>
+              </w:rPr>
+              <w:t xml:space="preserve">并发许可按 100 路，配套华为算力</w:t>
+            </w:r>
+          </w:p>
+        </w:tc>
+      </w:tr>
+      <w:tr>
+        <w:trPr>
+          <w:cantSplit/>
+        </w:trPr>
+        <w:tc>
+          <w:tcPr>
+            <w:tcW w:type="dxa" w:w="420"/>
+            <w:tcMar>
+              <w:top w:type="dxa" w:w="60"/>
+              <w:left w:type="dxa" w:w="100"/>
+              <w:bottom w:type="dxa" w:w="60"/>
+              <w:right w:type="dxa" w:w="100"/>
+            </w:tcMar>
+          </w:tcPr>
+          <w:p>
+            <w:pPr>
+              <w:spacing w:after="0" w:line="270"/>
+            </w:pPr>
+            <w:r>
+              <w:rPr>
+                <w:rFonts w:ascii="微软雅黑" w:cs="微软雅黑" w:eastAsia="微软雅黑" w:hAnsi="微软雅黑"/>
+                <w:b w:val="false"/>
+                <w:bCs w:val="false"/>
+                <w:color w:val="1D1D1A"/>
+                <w:sz w:val="18"/>
+                <w:szCs w:val="18"/>
+              </w:rPr>
+              <w:t xml:space="preserve">21</w:t>
+            </w:r>
+          </w:p>
+        </w:tc>
+        <w:tc>
+          <w:tcPr>
+            <w:tcW w:type="dxa" w:w="2560"/>
+            <w:tcMar>
+              <w:top w:type="dxa" w:w="60"/>
+              <w:left w:type="dxa" w:w="100"/>
+              <w:bottom w:type="dxa" w:w="60"/>
+              <w:right w:type="dxa" w:w="100"/>
+            </w:tcMar>
+          </w:tcPr>
+          <w:p>
+            <w:pPr>
+              <w:spacing w:after="0" w:line="270"/>
+            </w:pPr>
+            <w:r>
+              <w:rPr>
+                <w:rFonts w:ascii="微软雅黑" w:cs="微软雅黑" w:eastAsia="微软雅黑" w:hAnsi="微软雅黑"/>
+                <w:b w:val="false"/>
+                <w:bCs w:val="false"/>
+                <w:color w:val="1D1D1A"/>
+                <w:sz w:val="18"/>
+                <w:szCs w:val="18"/>
+              </w:rPr>
+              <w:t xml:space="preserve">运维年费与模型持续优化年费</w:t>
+            </w:r>
+          </w:p>
+        </w:tc>
+        <w:tc>
+          <w:tcPr>
+            <w:tcW w:type="dxa" w:w="3300"/>
+            <w:tcMar>
+              <w:top w:type="dxa" w:w="60"/>
+              <w:left w:type="dxa" w:w="100"/>
+              <w:bottom w:type="dxa" w:w="60"/>
+              <w:right w:type="dxa" w:w="100"/>
+            </w:tcMar>
+          </w:tcPr>
+          <w:p>
+            <w:pPr>
+              <w:spacing w:after="0" w:line="270"/>
+            </w:pPr>
+            <w:r>
+              <w:rPr>
+                <w:rFonts w:ascii="微软雅黑" w:cs="微软雅黑" w:eastAsia="微软雅黑" w:hAnsi="微软雅黑"/>
+                <w:b w:val="false"/>
+                <w:bCs w:val="false"/>
+                <w:color w:val="1D1D1A"/>
+                <w:sz w:val="18"/>
+                <w:szCs w:val="18"/>
+              </w:rPr>
+              <w:t xml:space="preserve">5 月 Q9 已列为持续商业关系</w:t>
+            </w:r>
+          </w:p>
+        </w:tc>
+        <w:tc>
+          <w:tcPr>
+            <w:tcW w:type="dxa" w:w="3130"/>
+            <w:tcMar>
+              <w:top w:type="dxa" w:w="60"/>
+              <w:left w:type="dxa" w:w="100"/>
+              <w:bottom w:type="dxa" w:w="60"/>
+              <w:right w:type="dxa" w:w="100"/>
+            </w:tcMar>
+          </w:tcPr>
+          <w:p>
+            <w:pPr>
+              <w:spacing w:after="0" w:line="270"/>
+            </w:pPr>
+            <w:r>
+              <w:rPr>
+                <w:rFonts w:ascii="微软雅黑" w:cs="微软雅黑" w:eastAsia="微软雅黑" w:hAnsi="微软雅黑"/>
+                <w:b w:val="false"/>
+                <w:bCs w:val="false"/>
+                <w:color w:val="1D1D1A"/>
+                <w:sz w:val="18"/>
+                <w:szCs w:val="18"/>
+              </w:rPr>
+              <w:t xml:space="preserve">已有项，12 个月与 60 个月之后生效</w:t>
+            </w:r>
+          </w:p>
+        </w:tc>
+      </w:tr>
+    </w:tbl>
+    <w:p>
+      <w:pPr>
+        <w:spacing w:after="120"/>
+      </w:pPr>
+    </w:p>
+    <w:p>
+      <w:pPr>
+        <w:pStyle w:val="Heading2"/>
+        <w:keepNext/>
+        <w:spacing w:after="120" w:before="300"/>
+      </w:pPr>
+      <w:r>
+        <w:rPr>
+          <w:rFonts w:ascii="微软雅黑" w:cs="微软雅黑" w:eastAsia="微软雅黑" w:hAnsi="微软雅黑"/>
+          <w:b/>
+          <w:bCs/>
+          <w:color w:val="1D1D1A"/>
+          <w:sz w:val="24"/>
+          <w:szCs w:val="24"/>
+        </w:rPr>
+        <w:t xml:space="preserve">D　算力</w:t>
+      </w:r>
+    </w:p>
+    <w:tbl>
+      <w:tblPr>
+        <w:tblW w:type="dxa" w:w="9410"/>
+        <w:tblBorders>
+          <w:top w:val="single" w:color="auto" w:sz="4"/>
+          <w:left w:val="single" w:color="auto" w:sz="4"/>
+          <w:bottom w:val="single" w:color="auto" w:sz="4"/>
+          <w:right w:val="single" w:color="auto" w:sz="4"/>
+          <w:insideH w:val="single" w:color="auto" w:sz="4"/>
+          <w:insideV w:val="single" w:color="auto" w:sz="4"/>
+        </w:tblBorders>
+      </w:tblPr>
+      <w:tblGrid>
+        <w:gridCol w:w="420"/>
+        <w:gridCol w:w="2560"/>
+        <w:gridCol w:w="3300"/>
+        <w:gridCol w:w="3130"/>
+      </w:tblGrid>
+      <w:tr>
+        <w:trPr>
+          <w:cantSplit/>
+          <w:tblHeader/>
+        </w:trPr>
+        <w:tc>
+          <w:tcPr>
+            <w:tcW w:type="dxa" w:w="420"/>
+            <w:shd w:fill="EDEDED" w:color="auto" w:val="clear"/>
+            <w:tcMar>
+              <w:top w:type="dxa" w:w="60"/>
+              <w:left w:type="dxa" w:w="100"/>
+              <w:bottom w:type="dxa" w:w="60"/>
+              <w:right w:type="dxa" w:w="100"/>
+            </w:tcMar>
+          </w:tcPr>
+          <w:p>
+            <w:pPr>
+              <w:spacing w:after="0" w:line="270"/>
+            </w:pPr>
+            <w:r>
+              <w:rPr>
+                <w:rFonts w:ascii="微软雅黑" w:cs="微软雅黑" w:eastAsia="微软雅黑" w:hAnsi="微软雅黑"/>
+                <w:b/>
+                <w:bCs/>
+                <w:color w:val="1D1D1A"/>
+                <w:sz w:val="18"/>
+                <w:szCs w:val="18"/>
+              </w:rPr>
+              <w:t xml:space="preserve">#</w:t>
+            </w:r>
+          </w:p>
+        </w:tc>
+        <w:tc>
+          <w:tcPr>
+            <w:tcW w:type="dxa" w:w="2560"/>
+            <w:shd w:fill="EDEDED" w:color="auto" w:val="clear"/>
+            <w:tcMar>
+              <w:top w:type="dxa" w:w="60"/>
+              <w:left w:type="dxa" w:w="100"/>
+              <w:bottom w:type="dxa" w:w="60"/>
+              <w:right w:type="dxa" w:w="100"/>
+            </w:tcMar>
+          </w:tcPr>
+          <w:p>
+            <w:pPr>
+              <w:spacing w:after="0" w:line="270"/>
+            </w:pPr>
+            <w:r>
+              <w:rPr>
+                <w:rFonts w:ascii="微软雅黑" w:cs="微软雅黑" w:eastAsia="微软雅黑" w:hAnsi="微软雅黑"/>
+                <w:b/>
+                <w:bCs/>
+                <w:color w:val="1D1D1A"/>
+                <w:sz w:val="18"/>
+                <w:szCs w:val="18"/>
+              </w:rPr>
+              <w:t xml:space="preserve">RNP 诉求</w:t>
+            </w:r>
+          </w:p>
+        </w:tc>
+        <w:tc>
+          <w:tcPr>
+            <w:tcW w:type="dxa" w:w="3300"/>
+            <w:shd w:fill="EDEDED" w:color="auto" w:val="clear"/>
+            <w:tcMar>
+              <w:top w:type="dxa" w:w="60"/>
+              <w:left w:type="dxa" w:w="100"/>
+              <w:bottom w:type="dxa" w:w="60"/>
+              <w:right w:type="dxa" w:w="100"/>
+            </w:tcMar>
+          </w:tcPr>
+          <w:p>
+            <w:pPr>
+              <w:spacing w:after="0" w:line="270"/>
+            </w:pPr>
+            <w:r>
+              <w:rPr>
+                <w:rFonts w:ascii="微软雅黑" w:cs="微软雅黑" w:eastAsia="微软雅黑" w:hAnsi="微软雅黑"/>
+                <w:b/>
+                <w:bCs/>
+                <w:color w:val="1D1D1A"/>
+                <w:sz w:val="18"/>
+                <w:szCs w:val="18"/>
+              </w:rPr>
+              <w:t xml:space="preserve">现有范围边界</w:t>
+            </w:r>
+          </w:p>
+        </w:tc>
+        <w:tc>
+          <w:tcPr>
+            <w:tcW w:type="dxa" w:w="3130"/>
+            <w:shd w:fill="EDEDED" w:color="auto" w:val="clear"/>
+            <w:tcMar>
+              <w:top w:type="dxa" w:w="60"/>
+              <w:left w:type="dxa" w:w="100"/>
+              <w:bottom w:type="dxa" w:w="60"/>
+              <w:right w:type="dxa" w:w="100"/>
+            </w:tcMar>
+          </w:tcPr>
+          <w:p>
+            <w:pPr>
+              <w:spacing w:after="0" w:line="270"/>
+            </w:pPr>
+            <w:r>
+              <w:rPr>
+                <w:rFonts w:ascii="微软雅黑" w:cs="微软雅黑" w:eastAsia="微软雅黑" w:hAnsi="微软雅黑"/>
+                <w:b/>
+                <w:bCs/>
+                <w:color w:val="1D1D1A"/>
+                <w:sz w:val="18"/>
+                <w:szCs w:val="18"/>
+              </w:rPr>
+              <w:t xml:space="preserve">建议 LPU 可选项</w:t>
+            </w:r>
+          </w:p>
+        </w:tc>
+      </w:tr>
+      <w:tr>
+        <w:trPr>
+          <w:cantSplit/>
+        </w:trPr>
+        <w:tc>
+          <w:tcPr>
+            <w:tcW w:type="dxa" w:w="420"/>
+            <w:tcMar>
+              <w:top w:type="dxa" w:w="60"/>
+              <w:left w:type="dxa" w:w="100"/>
+              <w:bottom w:type="dxa" w:w="60"/>
+              <w:right w:type="dxa" w:w="100"/>
+            </w:tcMar>
+          </w:tcPr>
+          <w:p>
+            <w:pPr>
+              <w:spacing w:after="0" w:line="270"/>
+            </w:pPr>
+            <w:r>
+              <w:rPr>
+                <w:rFonts w:ascii="微软雅黑" w:cs="微软雅黑" w:eastAsia="微软雅黑" w:hAnsi="微软雅黑"/>
+                <w:b w:val="false"/>
+                <w:bCs w:val="false"/>
+                <w:color w:val="1D1D1A"/>
+                <w:sz w:val="18"/>
+                <w:szCs w:val="18"/>
+              </w:rPr>
+              <w:t xml:space="preserve">22</w:t>
+            </w:r>
+          </w:p>
+        </w:tc>
+        <w:tc>
+          <w:tcPr>
+            <w:tcW w:type="dxa" w:w="2560"/>
+            <w:tcMar>
+              <w:top w:type="dxa" w:w="60"/>
+              <w:left w:type="dxa" w:w="100"/>
+              <w:bottom w:type="dxa" w:w="60"/>
+              <w:right w:type="dxa" w:w="100"/>
+            </w:tcMar>
+          </w:tcPr>
+          <w:p>
+            <w:pPr>
+              <w:spacing w:after="0" w:line="270"/>
+            </w:pPr>
+            <w:r>
+              <w:rPr>
+                <w:rFonts w:ascii="微软雅黑" w:cs="微软雅黑" w:eastAsia="微软雅黑" w:hAnsi="微软雅黑"/>
+                <w:b w:val="false"/>
+                <w:bCs w:val="false"/>
+                <w:color w:val="1D1D1A"/>
+                <w:sz w:val="18"/>
+                <w:szCs w:val="18"/>
+              </w:rPr>
+              <w:t xml:space="preserve">数据中心建成前的 16 或 32 张 NPU（Q10、Q11）</w:t>
+            </w:r>
+          </w:p>
+        </w:tc>
+        <w:tc>
+          <w:tcPr>
+            <w:tcW w:type="dxa" w:w="3300"/>
+            <w:tcMar>
+              <w:top w:type="dxa" w:w="60"/>
+              <w:left w:type="dxa" w:w="100"/>
+              <w:bottom w:type="dxa" w:w="60"/>
+              <w:right w:type="dxa" w:w="100"/>
+            </w:tcMar>
+          </w:tcPr>
+          <w:p>
+            <w:pPr>
+              <w:spacing w:after="0" w:line="270"/>
+            </w:pPr>
+            <w:r>
+              <w:rPr>
+                <w:rFonts w:ascii="微软雅黑" w:cs="微软雅黑" w:eastAsia="微软雅黑" w:hAnsi="微软雅黑"/>
+                <w:b w:val="false"/>
+                <w:bCs w:val="false"/>
+                <w:color w:val="1D1D1A"/>
+                <w:sz w:val="18"/>
+                <w:szCs w:val="18"/>
+              </w:rPr>
+              <w:t xml:space="preserve">附录 A3：由 RNP 协调；徐唯：可与华为一起找</w:t>
+            </w:r>
+          </w:p>
+        </w:tc>
+        <w:tc>
+          <w:tcPr>
+            <w:tcW w:type="dxa" w:w="3130"/>
+            <w:tcMar>
+              <w:top w:type="dxa" w:w="60"/>
+              <w:left w:type="dxa" w:w="100"/>
+              <w:bottom w:type="dxa" w:w="60"/>
+              <w:right w:type="dxa" w:w="100"/>
+            </w:tcMar>
+          </w:tcPr>
+          <w:p>
+            <w:pPr>
+              <w:spacing w:after="0" w:line="270"/>
+            </w:pPr>
+            <w:r>
+              <w:rPr>
+                <w:rFonts w:ascii="微软雅黑" w:cs="微软雅黑" w:eastAsia="微软雅黑" w:hAnsi="微软雅黑"/>
+                <w:b w:val="false"/>
+                <w:bCs w:val="false"/>
+                <w:color w:val="1D1D1A"/>
+                <w:sz w:val="18"/>
+                <w:szCs w:val="18"/>
+              </w:rPr>
+              <w:t xml:space="preserve">华为项：NPU 租用按卡月；或讯飞中国侧算力服务按卡时，仅限公开数据</w:t>
+            </w:r>
+          </w:p>
+        </w:tc>
+      </w:tr>
+      <w:tr>
+        <w:trPr>
+          <w:cantSplit/>
+        </w:trPr>
+        <w:tc>
+          <w:tcPr>
+            <w:tcW w:type="dxa" w:w="420"/>
+            <w:tcMar>
+              <w:top w:type="dxa" w:w="60"/>
+              <w:left w:type="dxa" w:w="100"/>
+              <w:bottom w:type="dxa" w:w="60"/>
+              <w:right w:type="dxa" w:w="100"/>
+            </w:tcMar>
+          </w:tcPr>
+          <w:p>
+            <w:pPr>
+              <w:spacing w:after="0" w:line="270"/>
+            </w:pPr>
+            <w:r>
+              <w:rPr>
+                <w:rFonts w:ascii="微软雅黑" w:cs="微软雅黑" w:eastAsia="微软雅黑" w:hAnsi="微软雅黑"/>
+                <w:b w:val="false"/>
+                <w:bCs w:val="false"/>
+                <w:color w:val="1D1D1A"/>
+                <w:sz w:val="18"/>
+                <w:szCs w:val="18"/>
+              </w:rPr>
+              <w:t xml:space="preserve">23</w:t>
+            </w:r>
+          </w:p>
+        </w:tc>
+        <w:tc>
+          <w:tcPr>
+            <w:tcW w:type="dxa" w:w="2560"/>
+            <w:tcMar>
+              <w:top w:type="dxa" w:w="60"/>
+              <w:left w:type="dxa" w:w="100"/>
+              <w:bottom w:type="dxa" w:w="60"/>
+              <w:right w:type="dxa" w:w="100"/>
+            </w:tcMar>
+          </w:tcPr>
+          <w:p>
+            <w:pPr>
+              <w:spacing w:after="0" w:line="270"/>
+            </w:pPr>
+            <w:r>
+              <w:rPr>
+                <w:rFonts w:ascii="微软雅黑" w:cs="微软雅黑" w:eastAsia="微软雅黑" w:hAnsi="微软雅黑"/>
+                <w:b w:val="false"/>
+                <w:bCs w:val="false"/>
+                <w:color w:val="1D1D1A"/>
+                <w:sz w:val="18"/>
+                <w:szCs w:val="18"/>
+              </w:rPr>
+              <w:t xml:space="preserve">领域模型和开源实验的中国侧算力（Q61）</w:t>
+            </w:r>
+          </w:p>
+        </w:tc>
+        <w:tc>
+          <w:tcPr>
+            <w:tcW w:type="dxa" w:w="3300"/>
+            <w:tcMar>
+              <w:top w:type="dxa" w:w="60"/>
+              <w:left w:type="dxa" w:w="100"/>
+              <w:bottom w:type="dxa" w:w="60"/>
+              <w:right w:type="dxa" w:w="100"/>
+            </w:tcMar>
+          </w:tcPr>
+          <w:p>
+            <w:pPr>
+              <w:spacing w:after="0" w:line="270"/>
+            </w:pPr>
+            <w:r>
+              <w:rPr>
+                <w:rFonts w:ascii="微软雅黑" w:cs="微软雅黑" w:eastAsia="微软雅黑" w:hAnsi="微软雅黑"/>
+                <w:b w:val="false"/>
+                <w:bCs w:val="false"/>
+                <w:color w:val="1D1D1A"/>
+                <w:sz w:val="18"/>
+                <w:szCs w:val="18"/>
+              </w:rPr>
+              <w:t xml:space="preserve">无</w:t>
+            </w:r>
+          </w:p>
+        </w:tc>
+        <w:tc>
+          <w:tcPr>
+            <w:tcW w:type="dxa" w:w="3130"/>
+            <w:tcMar>
+              <w:top w:type="dxa" w:w="60"/>
+              <w:left w:type="dxa" w:w="100"/>
+              <w:bottom w:type="dxa" w:w="60"/>
+              <w:right w:type="dxa" w:w="100"/>
+            </w:tcMar>
+          </w:tcPr>
+          <w:p>
+            <w:pPr>
+              <w:spacing w:after="0" w:line="270"/>
+            </w:pPr>
+            <w:r>
+              <w:rPr>
+                <w:rFonts w:ascii="微软雅黑" w:cs="微软雅黑" w:eastAsia="微软雅黑" w:hAnsi="微软雅黑"/>
+                <w:b w:val="false"/>
+                <w:bCs w:val="false"/>
+                <w:color w:val="1D1D1A"/>
+                <w:sz w:val="18"/>
+                <w:szCs w:val="18"/>
+              </w:rPr>
+              <w:t xml:space="preserve">同上，仅限公开数据</w:t>
+            </w:r>
+          </w:p>
+        </w:tc>
+      </w:tr>
+    </w:tbl>
+    <w:p>
+      <w:pPr>
+        <w:spacing w:after="120"/>
+      </w:pPr>
+    </w:p>
+    <w:p>
+      <w:pPr>
+        <w:pStyle w:val="Heading2"/>
+        <w:keepNext/>
+        <w:spacing w:after="120" w:before="300"/>
+      </w:pPr>
+      <w:r>
+        <w:rPr>
+          <w:rFonts w:ascii="微软雅黑" w:cs="微软雅黑" w:eastAsia="微软雅黑" w:hAnsi="微软雅黑"/>
+          <w:b/>
+          <w:bCs/>
+          <w:color w:val="1D1D1A"/>
+          <w:sz w:val="24"/>
+          <w:szCs w:val="24"/>
+        </w:rPr>
+        <w:t xml:space="preserve">E　已口头承诺、不建议再收费，但要写进书面口径</w:t>
+      </w:r>
+    </w:p>
+    <w:p>
+      <w:pPr>
+        <w:pStyle w:val="ListParagraph"/>
+        <w:numPr>
+          <w:ilvl w:val="0"/>
+          <w:numId w:val="2"/>
+        </w:numPr>
+        <w:spacing w:after="60" w:line="320"/>
+      </w:pPr>
+      <w:r>
+        <w:rPr>
+          <w:rFonts w:ascii="微软雅黑" w:cs="微软雅黑" w:eastAsia="微软雅黑" w:hAnsi="微软雅黑"/>
+          <w:b w:val="false"/>
+          <w:bCs w:val="false"/>
+          <w:color w:val="1D1D1A"/>
+          <w:sz w:val="21"/>
+          <w:szCs w:val="21"/>
+        </w:rPr>
+        <w:t xml:space="preserve">APP 源码开放，总部已同意（Q29 及 5 月讨论）。</w:t>
+      </w:r>
+    </w:p>
+    <w:p>
+      <w:pPr>
+        <w:pStyle w:val="ListParagraph"/>
+        <w:numPr>
+          <w:ilvl w:val="0"/>
+          <w:numId w:val="2"/>
+        </w:numPr>
+        <w:spacing w:after="60" w:line="320"/>
+      </w:pPr>
+      <w:r>
+        <w:rPr>
+          <w:rFonts w:ascii="微软雅黑" w:cs="微软雅黑" w:eastAsia="微软雅黑" w:hAnsi="微软雅黑"/>
+          <w:b w:val="false"/>
+          <w:bCs w:val="false"/>
+          <w:color w:val="1D1D1A"/>
+          <w:sz w:val="21"/>
+          <w:szCs w:val="21"/>
+        </w:rPr>
+        <w:t xml:space="preserve">星火 300B 对 RNP 受限开放，五月已批（Q16）。</w:t>
+      </w:r>
+    </w:p>
+    <w:p>
+      <w:pPr>
+        <w:pStyle w:val="ListParagraph"/>
+        <w:numPr>
+          <w:ilvl w:val="0"/>
+          <w:numId w:val="2"/>
+        </w:numPr>
+        <w:spacing w:after="60" w:line="320"/>
+      </w:pPr>
+      <w:r>
+        <w:rPr>
+          <w:rFonts w:ascii="微软雅黑" w:cs="微软雅黑" w:eastAsia="微软雅黑" w:hAnsi="微软雅黑"/>
+          <w:b w:val="false"/>
+          <w:bCs w:val="false"/>
+          <w:color w:val="1D1D1A"/>
+          <w:sz w:val="21"/>
+          <w:szCs w:val="21"/>
+        </w:rPr>
+        <w:t xml:space="preserve">三个领域模型总价不变（Q22）。</w:t>
+      </w:r>
+    </w:p>
+    <w:p>
+      <w:pPr>
+        <w:pStyle w:val="ListParagraph"/>
+        <w:numPr>
+          <w:ilvl w:val="0"/>
+          <w:numId w:val="2"/>
+        </w:numPr>
+        <w:spacing w:after="60" w:line="320"/>
+      </w:pPr>
+      <w:r>
+        <w:rPr>
+          <w:rFonts w:ascii="微软雅黑" w:cs="微软雅黑" w:eastAsia="微软雅黑" w:hAnsi="微软雅黑"/>
+          <w:b w:val="false"/>
+          <w:bCs w:val="false"/>
+          <w:color w:val="1D1D1A"/>
+          <w:sz w:val="21"/>
+          <w:szCs w:val="21"/>
+        </w:rPr>
+        <w:t xml:space="preserve">约 300 亿参数小尺寸葡语模型作为领域模型基座，陈昊会上主动提出（Q24）。</w:t>
+      </w:r>
+    </w:p>
+    <w:p>
+      <w:pPr>
+        <w:pStyle w:val="ListParagraph"/>
+        <w:numPr>
+          <w:ilvl w:val="0"/>
+          <w:numId w:val="2"/>
+        </w:numPr>
+        <w:spacing w:after="60" w:line="320"/>
+      </w:pPr>
+      <w:r>
+        <w:rPr>
+          <w:rFonts w:ascii="微软雅黑" w:cs="微软雅黑" w:eastAsia="微软雅黑" w:hAnsi="微软雅黑"/>
+          <w:b w:val="false"/>
+          <w:bCs w:val="false"/>
+          <w:color w:val="1D1D1A"/>
+          <w:sz w:val="21"/>
+          <w:szCs w:val="21"/>
+        </w:rPr>
+        <w:t xml:space="preserve">5 到 10 人赴总部跟着做前期工作，差旅 RNP 承担（Q30）。</w:t>
+      </w:r>
+    </w:p>
+    <w:p>
+      <w:pPr>
+        <w:pStyle w:val="ListParagraph"/>
+        <w:numPr>
+          <w:ilvl w:val="0"/>
+          <w:numId w:val="2"/>
+        </w:numPr>
+        <w:spacing w:after="60" w:line="320"/>
+      </w:pPr>
+      <w:r>
+        <w:rPr>
+          <w:rFonts w:ascii="微软雅黑" w:cs="微软雅黑" w:eastAsia="微软雅黑" w:hAnsi="微软雅黑"/>
+          <w:b w:val="false"/>
+          <w:bCs w:val="false"/>
+          <w:color w:val="1D1D1A"/>
+          <w:sz w:val="21"/>
+          <w:szCs w:val="21"/>
+        </w:rPr>
+        <w:t xml:space="preserve">数据连接器"保证能连"，徐唯原话（Q51）。</w:t>
+      </w:r>
+    </w:p>
+    <w:p>
+      <w:pPr>
+        <w:pStyle w:val="ListParagraph"/>
+        <w:numPr>
+          <w:ilvl w:val="0"/>
+          <w:numId w:val="2"/>
+        </w:numPr>
+        <w:spacing w:after="60" w:line="320"/>
+      </w:pPr>
+      <w:r>
+        <w:rPr>
+          <w:rFonts w:ascii="微软雅黑" w:cs="微软雅黑" w:eastAsia="微软雅黑" w:hAnsi="微软雅黑"/>
+          <w:b w:val="false"/>
+          <w:bCs w:val="false"/>
+          <w:color w:val="1D1D1A"/>
+          <w:sz w:val="21"/>
+          <w:szCs w:val="21"/>
+        </w:rPr>
+        <w:t xml:space="preserve">帮 RNP 的 MCTI 项目文件提意见（Q60）。</w:t>
+      </w:r>
+    </w:p>
+    <w:p>
+      <w:pPr>
+        <w:pStyle w:val="ListParagraph"/>
+        <w:numPr>
+          <w:ilvl w:val="0"/>
+          <w:numId w:val="2"/>
+        </w:numPr>
+        <w:spacing w:after="60" w:line="320"/>
+      </w:pPr>
+      <w:r>
+        <w:rPr>
+          <w:rFonts w:ascii="微软雅黑" w:cs="微软雅黑" w:eastAsia="微软雅黑" w:hAnsi="微软雅黑"/>
+          <w:b w:val="false"/>
+          <w:bCs w:val="false"/>
+          <w:color w:val="1D1D1A"/>
+          <w:sz w:val="21"/>
+          <w:szCs w:val="21"/>
+        </w:rPr>
+        <w:t xml:space="preserve">开源模型方法论转移（Q8）。</w:t>
+      </w:r>
+    </w:p>
+    <w:p>
+      <w:pPr>
+        <w:pStyle w:val="Heading2"/>
+        <w:keepNext/>
+        <w:spacing w:after="120" w:before="300"/>
+      </w:pPr>
+      <w:r>
+        <w:rPr>
+          <w:rFonts w:ascii="微软雅黑" w:cs="微软雅黑" w:eastAsia="微软雅黑" w:hAnsi="微软雅黑"/>
+          <w:b/>
+          <w:bCs/>
+          <w:color w:val="1D1D1A"/>
+          <w:sz w:val="24"/>
+          <w:szCs w:val="24"/>
+        </w:rPr>
+        <w:t xml:space="preserve">F　在范围内，不要误列为收费</w:t>
+      </w:r>
+    </w:p>
+    <w:p>
+      <w:pPr>
+        <w:pStyle w:val="ListParagraph"/>
+        <w:numPr>
+          <w:ilvl w:val="0"/>
+          <w:numId w:val="2"/>
+        </w:numPr>
+        <w:spacing w:after="60" w:line="320"/>
+      </w:pPr>
+      <w:r>
+        <w:rPr>
+          <w:rFonts w:ascii="微软雅黑" w:cs="微软雅黑" w:eastAsia="微软雅黑" w:hAnsi="微软雅黑"/>
+          <w:b w:val="false"/>
+          <w:bCs w:val="false"/>
+          <w:color w:val="1D1D1A"/>
+          <w:sz w:val="21"/>
+          <w:szCs w:val="21"/>
+        </w:rPr>
+        <w:t xml:space="preserve">葡语切分清洗工具与 RNP 语言专家共建（Q52）。</w:t>
+      </w:r>
+    </w:p>
+    <w:p>
+      <w:pPr>
+        <w:pStyle w:val="ListParagraph"/>
+        <w:numPr>
+          <w:ilvl w:val="0"/>
+          <w:numId w:val="2"/>
+        </w:numPr>
+        <w:spacing w:after="60" w:line="320"/>
+      </w:pPr>
+      <w:r>
+        <w:rPr>
+          <w:rFonts w:ascii="微软雅黑" w:cs="微软雅黑" w:eastAsia="微软雅黑" w:hAnsi="微软雅黑"/>
+          <w:b w:val="false"/>
+          <w:bCs w:val="false"/>
+          <w:color w:val="1D1D1A"/>
+          <w:sz w:val="21"/>
+          <w:szCs w:val="21"/>
+        </w:rPr>
+        <w:t xml:space="preserve">国家 benchmark 共建（Q18 到 Q21；5 月 Q6、Q7）。</w:t>
+      </w:r>
+    </w:p>
+    <w:p>
+      <w:pPr>
+        <w:pStyle w:val="ListParagraph"/>
+        <w:numPr>
+          <w:ilvl w:val="0"/>
+          <w:numId w:val="2"/>
+        </w:numPr>
+        <w:spacing w:after="60" w:line="320"/>
+      </w:pPr>
+      <w:r>
+        <w:rPr>
+          <w:rFonts w:ascii="微软雅黑" w:cs="微软雅黑" w:eastAsia="微软雅黑" w:hAnsi="微软雅黑"/>
+          <w:b w:val="false"/>
+          <w:bCs w:val="false"/>
+          <w:color w:val="1D1D1A"/>
+          <w:sz w:val="21"/>
+          <w:szCs w:val="21"/>
+        </w:rPr>
+        <w:t xml:space="preserve">语料来源、许可、质量标准文档（Q12）。</w:t>
+      </w:r>
+    </w:p>
+    <w:p>
+      <w:pPr>
+        <w:pStyle w:val="ListParagraph"/>
+        <w:numPr>
+          <w:ilvl w:val="0"/>
+          <w:numId w:val="2"/>
+        </w:numPr>
+        <w:spacing w:after="60" w:line="320"/>
+      </w:pPr>
+      <w:r>
+        <w:rPr>
+          <w:rFonts w:ascii="微软雅黑" w:cs="微软雅黑" w:eastAsia="微软雅黑" w:hAnsi="微软雅黑"/>
+          <w:b w:val="false"/>
+          <w:bCs w:val="false"/>
+          <w:color w:val="1D1D1A"/>
+          <w:sz w:val="21"/>
+          <w:szCs w:val="21"/>
+        </w:rPr>
+        <w:t xml:space="preserve">MaaS API 与 Python、JS、Java 客户端 SDK（Q25、Q57、Q58；5 月 Q11）。</w:t>
+      </w:r>
+    </w:p>
+    <w:p>
+      <w:pPr>
+        <w:pStyle w:val="ListParagraph"/>
+        <w:numPr>
+          <w:ilvl w:val="0"/>
+          <w:numId w:val="2"/>
+        </w:numPr>
+        <w:spacing w:after="60" w:line="320"/>
+      </w:pPr>
+      <w:r>
+        <w:rPr>
+          <w:rFonts w:ascii="微软雅黑" w:cs="微软雅黑" w:eastAsia="微软雅黑" w:hAnsi="微软雅黑"/>
+          <w:b w:val="false"/>
+          <w:bCs w:val="false"/>
+          <w:color w:val="1D1D1A"/>
+          <w:sz w:val="21"/>
+          <w:szCs w:val="21"/>
+        </w:rPr>
+        <w:t xml:space="preserve">责任矩阵、人力配置参考（Q32 到 Q34、Q60）。</w:t>
+      </w:r>
+    </w:p>
+    <w:p>
+      <w:pPr>
+        <w:pStyle w:val="ListParagraph"/>
+        <w:numPr>
+          <w:ilvl w:val="0"/>
+          <w:numId w:val="2"/>
+        </w:numPr>
+        <w:spacing w:after="60" w:line="320"/>
+      </w:pPr>
+      <w:r>
+        <w:rPr>
+          <w:rFonts w:ascii="微软雅黑" w:cs="微软雅黑" w:eastAsia="微软雅黑" w:hAnsi="微软雅黑"/>
+          <w:b w:val="false"/>
+          <w:bCs w:val="false"/>
+          <w:color w:val="1D1D1A"/>
+          <w:sz w:val="21"/>
+          <w:szCs w:val="21"/>
+        </w:rPr>
+        <w:t xml:space="preserve">Stage 1 内划出隔离实验环境（Q24；TR SW30 本来就要求）。</w:t>
+      </w:r>
+    </w:p>
+    <w:p>
+      <w:pPr>
+        <w:pStyle w:val="ListParagraph"/>
+        <w:numPr>
+          <w:ilvl w:val="0"/>
+          <w:numId w:val="2"/>
+        </w:numPr>
+        <w:spacing w:after="60" w:line="320"/>
+      </w:pPr>
+      <w:r>
+        <w:rPr>
+          <w:rFonts w:ascii="微软雅黑" w:cs="微软雅黑" w:eastAsia="微软雅黑" w:hAnsi="微软雅黑"/>
+          <w:b w:val="false"/>
+          <w:bCs w:val="false"/>
+          <w:color w:val="1D1D1A"/>
+          <w:sz w:val="21"/>
+          <w:szCs w:val="21"/>
+        </w:rPr>
+        <w:t xml:space="preserve">基座模型开源框架版结构源码，5 月 Q10 保障三已承诺，比会上说的口径更宽。</w:t>
+      </w:r>
+    </w:p>
+    <w:p>
+      <w:pPr>
+        <w:spacing w:after="120" w:line="320"/>
+      </w:pPr>
+      <w:r>
+        <w:rPr>
+          <w:rFonts w:ascii="微软雅黑" w:cs="微软雅黑" w:eastAsia="微软雅黑" w:hAnsi="微软雅黑"/>
+          <w:b w:val="false"/>
+          <w:bCs w:val="false"/>
+          <w:color w:val="6B6B6B"/>
+          <w:sz w:val="20"/>
+          <w:szCs w:val="20"/>
+        </w:rPr>
+        <w:t xml:space="preserve">两点提醒：第 8、12 两项会上有口头承诺，定价时要给出免费额度或明确边界，否则 RNP 会拿逐字稿对照；第 9 项先核实产品现状再决定列不列。</w:t>
       </w:r>
     </w:p>
     <w:sectPr>
@@ -7713,5 +11462,19 @@
       <w:szCs w:val="28"/>
     </w:rPr>
   </w:style>
+  <w:style w:type="paragraph" w:styleId="Heading2">
+    <w:name w:val="Heading 2"/>
+    <w:basedOn w:val="Normal"/>
+    <w:next w:val="Normal"/>
+    <w:qFormat/>
+    <w:rPr>
+      <w:rFonts w:ascii="微软雅黑" w:cs="微软雅黑" w:eastAsia="微软雅黑" w:hAnsi="微软雅黑"/>
+      <w:b/>
+      <w:bCs/>
+      <w:color w:val="1D1D1A"/>
+      <w:sz w:val="24"/>
+      <w:szCs w:val="24"/>
+    </w:rPr>
+  </w:style>
 </w:styles>
 </file>
--- a/会议问答-RNP提问大白话梳理-总部技术团队阅读版-20260909.docx
+++ b/会议问答-RNP提问大白话梳理-总部技术团队阅读版-20260909.docx
@@ -7439,10 +7439,10 @@
         </w:tblBorders>
       </w:tblPr>
       <w:tblGrid>
-        <w:gridCol w:w="420"/>
-        <w:gridCol w:w="2560"/>
-        <w:gridCol w:w="3300"/>
-        <w:gridCol w:w="3130"/>
+        <w:gridCol w:w="560"/>
+        <w:gridCol w:w="2500"/>
+        <w:gridCol w:w="3250"/>
+        <w:gridCol w:w="3100"/>
       </w:tblGrid>
       <w:tr>
         <w:trPr>
@@ -7451,7 +7451,7 @@
         </w:trPr>
         <w:tc>
           <w:tcPr>
-            <w:tcW w:type="dxa" w:w="420"/>
+            <w:tcW w:type="dxa" w:w="560"/>
             <w:shd w:fill="EDEDED" w:color="auto" w:val="clear"/>
             <w:tcMar>
               <w:top w:type="dxa" w:w="60"/>
@@ -7479,7 +7479,7 @@
         </w:tc>
         <w:tc>
           <w:tcPr>
-            <w:tcW w:type="dxa" w:w="2560"/>
+            <w:tcW w:type="dxa" w:w="2500"/>
             <w:shd w:fill="EDEDED" w:color="auto" w:val="clear"/>
             <w:tcMar>
               <w:top w:type="dxa" w:w="60"/>
@@ -7507,7 +7507,7 @@
         </w:tc>
         <w:tc>
           <w:tcPr>
-            <w:tcW w:type="dxa" w:w="3300"/>
+            <w:tcW w:type="dxa" w:w="3250"/>
             <w:shd w:fill="EDEDED" w:color="auto" w:val="clear"/>
             <w:tcMar>
               <w:top w:type="dxa" w:w="60"/>
@@ -7535,7 +7535,7 @@
         </w:tc>
         <w:tc>
           <w:tcPr>
-            <w:tcW w:type="dxa" w:w="3130"/>
+            <w:tcW w:type="dxa" w:w="3100"/>
             <w:shd w:fill="EDEDED" w:color="auto" w:val="clear"/>
             <w:tcMar>
               <w:top w:type="dxa" w:w="60"/>
@@ -7568,7 +7568,7 @@
         </w:trPr>
         <w:tc>
           <w:tcPr>
-            <w:tcW w:type="dxa" w:w="420"/>
+            <w:tcW w:type="dxa" w:w="560"/>
             <w:tcMar>
               <w:top w:type="dxa" w:w="60"/>
               <w:left w:type="dxa" w:w="100"/>
@@ -7595,7 +7595,7 @@
         </w:tc>
         <w:tc>
           <w:tcPr>
-            <w:tcW w:type="dxa" w:w="2560"/>
+            <w:tcW w:type="dxa" w:w="2500"/>
             <w:tcMar>
               <w:top w:type="dxa" w:w="60"/>
               <w:left w:type="dxa" w:w="100"/>
@@ -7622,7 +7622,7 @@
         </w:tc>
         <w:tc>
           <w:tcPr>
-            <w:tcW w:type="dxa" w:w="3300"/>
+            <w:tcW w:type="dxa" w:w="3250"/>
             <w:tcMar>
               <w:top w:type="dxa" w:w="60"/>
               <w:left w:type="dxa" w:w="100"/>
@@ -7649,7 +7649,7 @@
         </w:tc>
         <w:tc>
           <w:tcPr>
-            <w:tcW w:type="dxa" w:w="3130"/>
+            <w:tcW w:type="dxa" w:w="3100"/>
             <w:tcMar>
               <w:top w:type="dxa" w:w="60"/>
               <w:left w:type="dxa" w:w="100"/>
@@ -7681,7 +7681,7 @@
         </w:trPr>
         <w:tc>
           <w:tcPr>
-            <w:tcW w:type="dxa" w:w="420"/>
+            <w:tcW w:type="dxa" w:w="560"/>
             <w:tcMar>
               <w:top w:type="dxa" w:w="60"/>
               <w:left w:type="dxa" w:w="100"/>
@@ -7708,7 +7708,7 @@
         </w:tc>
         <w:tc>
           <w:tcPr>
-            <w:tcW w:type="dxa" w:w="2560"/>
+            <w:tcW w:type="dxa" w:w="2500"/>
             <w:tcMar>
               <w:top w:type="dxa" w:w="60"/>
               <w:left w:type="dxa" w:w="100"/>
@@ -7735,7 +7735,7 @@
         </w:tc>
         <w:tc>
           <w:tcPr>
-            <w:tcW w:type="dxa" w:w="3300"/>
+            <w:tcW w:type="dxa" w:w="3250"/>
             <w:tcMar>
               <w:top w:type="dxa" w:w="60"/>
               <w:left w:type="dxa" w:w="100"/>
@@ -7762,7 +7762,7 @@
         </w:tc>
         <w:tc>
           <w:tcPr>
-            <w:tcW w:type="dxa" w:w="3130"/>
+            <w:tcW w:type="dxa" w:w="3100"/>
             <w:tcMar>
               <w:top w:type="dxa" w:w="60"/>
               <w:left w:type="dxa" w:w="100"/>
@@ -7794,7 +7794,7 @@
         </w:trPr>
         <w:tc>
           <w:tcPr>
-            <w:tcW w:type="dxa" w:w="420"/>
+            <w:tcW w:type="dxa" w:w="560"/>
             <w:tcMar>
               <w:top w:type="dxa" w:w="60"/>
               <w:left w:type="dxa" w:w="100"/>
@@ -7821,7 +7821,7 @@
         </w:tc>
         <w:tc>
           <w:tcPr>
-            <w:tcW w:type="dxa" w:w="2560"/>
+            <w:tcW w:type="dxa" w:w="2500"/>
             <w:tcMar>
               <w:top w:type="dxa" w:w="60"/>
               <w:left w:type="dxa" w:w="100"/>
@@ -7848,7 +7848,7 @@
         </w:tc>
         <w:tc>
           <w:tcPr>
-            <w:tcW w:type="dxa" w:w="3300"/>
+            <w:tcW w:type="dxa" w:w="3250"/>
             <w:tcMar>
               <w:top w:type="dxa" w:w="60"/>
               <w:left w:type="dxa" w:w="100"/>
@@ -7875,7 +7875,7 @@
         </w:tc>
         <w:tc>
           <w:tcPr>
-            <w:tcW w:type="dxa" w:w="3130"/>
+            <w:tcW w:type="dxa" w:w="3100"/>
             <w:tcMar>
               <w:top w:type="dxa" w:w="60"/>
               <w:left w:type="dxa" w:w="100"/>
@@ -7907,7 +7907,7 @@
         </w:trPr>
         <w:tc>
           <w:tcPr>
-            <w:tcW w:type="dxa" w:w="420"/>
+            <w:tcW w:type="dxa" w:w="560"/>
             <w:tcMar>
               <w:top w:type="dxa" w:w="60"/>
               <w:left w:type="dxa" w:w="100"/>
@@ -7934,7 +7934,7 @@
         </w:tc>
         <w:tc>
           <w:tcPr>
-            <w:tcW w:type="dxa" w:w="2560"/>
+            <w:tcW w:type="dxa" w:w="2500"/>
             <w:tcMar>
               <w:top w:type="dxa" w:w="60"/>
               <w:left w:type="dxa" w:w="100"/>
@@ -7961,7 +7961,7 @@
         </w:tc>
         <w:tc>
           <w:tcPr>
-            <w:tcW w:type="dxa" w:w="3300"/>
+            <w:tcW w:type="dxa" w:w="3250"/>
             <w:tcMar>
               <w:top w:type="dxa" w:w="60"/>
               <w:left w:type="dxa" w:w="100"/>
@@ -7988,7 +7988,7 @@
         </w:tc>
         <w:tc>
           <w:tcPr>
-            <w:tcW w:type="dxa" w:w="3130"/>
+            <w:tcW w:type="dxa" w:w="3100"/>
             <w:tcMar>
               <w:top w:type="dxa" w:w="60"/>
               <w:left w:type="dxa" w:w="100"/>
@@ -8020,7 +8020,7 @@
         </w:trPr>
         <w:tc>
           <w:tcPr>
-            <w:tcW w:type="dxa" w:w="420"/>
+            <w:tcW w:type="dxa" w:w="560"/>
             <w:tcMar>
               <w:top w:type="dxa" w:w="60"/>
               <w:left w:type="dxa" w:w="100"/>
@@ -8047,7 +8047,7 @@
         </w:tc>
         <w:tc>
           <w:tcPr>
-            <w:tcW w:type="dxa" w:w="2560"/>
+            <w:tcW w:type="dxa" w:w="2500"/>
             <w:tcMar>
               <w:top w:type="dxa" w:w="60"/>
               <w:left w:type="dxa" w:w="100"/>
@@ -8074,7 +8074,7 @@
         </w:tc>
         <w:tc>
           <w:tcPr>
-            <w:tcW w:type="dxa" w:w="3300"/>
+            <w:tcW w:type="dxa" w:w="3250"/>
             <w:tcMar>
               <w:top w:type="dxa" w:w="60"/>
               <w:left w:type="dxa" w:w="100"/>
@@ -8101,7 +8101,7 @@
         </w:tc>
         <w:tc>
           <w:tcPr>
-            <w:tcW w:type="dxa" w:w="3130"/>
+            <w:tcW w:type="dxa" w:w="3100"/>
             <w:tcMar>
               <w:top w:type="dxa" w:w="60"/>
               <w:left w:type="dxa" w:w="100"/>
@@ -8133,7 +8133,7 @@
         </w:trPr>
         <w:tc>
           <w:tcPr>
-            <w:tcW w:type="dxa" w:w="420"/>
+            <w:tcW w:type="dxa" w:w="560"/>
             <w:tcMar>
               <w:top w:type="dxa" w:w="60"/>
               <w:left w:type="dxa" w:w="100"/>
@@ -8160,7 +8160,7 @@
         </w:tc>
         <w:tc>
           <w:tcPr>
-            <w:tcW w:type="dxa" w:w="2560"/>
+            <w:tcW w:type="dxa" w:w="2500"/>
             <w:tcMar>
               <w:top w:type="dxa" w:w="60"/>
               <w:left w:type="dxa" w:w="100"/>
@@ -8187,7 +8187,7 @@
         </w:tc>
         <w:tc>
           <w:tcPr>
-            <w:tcW w:type="dxa" w:w="3300"/>
+            <w:tcW w:type="dxa" w:w="3250"/>
             <w:tcMar>
               <w:top w:type="dxa" w:w="60"/>
               <w:left w:type="dxa" w:w="100"/>
@@ -8214,7 +8214,7 @@
         </w:tc>
         <w:tc>
           <w:tcPr>
-            <w:tcW w:type="dxa" w:w="3130"/>
+            <w:tcW w:type="dxa" w:w="3100"/>
             <w:tcMar>
               <w:top w:type="dxa" w:w="60"/>
               <w:left w:type="dxa" w:w="100"/>
@@ -8246,7 +8246,7 @@
         </w:trPr>
         <w:tc>
           <w:tcPr>
-            <w:tcW w:type="dxa" w:w="420"/>
+            <w:tcW w:type="dxa" w:w="560"/>
             <w:tcMar>
               <w:top w:type="dxa" w:w="60"/>
               <w:left w:type="dxa" w:w="100"/>
@@ -8273,7 +8273,7 @@
         </w:tc>
         <w:tc>
           <w:tcPr>
-            <w:tcW w:type="dxa" w:w="2560"/>
+            <w:tcW w:type="dxa" w:w="2500"/>
             <w:tcMar>
               <w:top w:type="dxa" w:w="60"/>
               <w:left w:type="dxa" w:w="100"/>
@@ -8300,7 +8300,7 @@
         </w:tc>
         <w:tc>
           <w:tcPr>
-            <w:tcW w:type="dxa" w:w="3300"/>
+            <w:tcW w:type="dxa" w:w="3250"/>
             <w:tcMar>
               <w:top w:type="dxa" w:w="60"/>
               <w:left w:type="dxa" w:w="100"/>
@@ -8327,7 +8327,7 @@
         </w:tc>
         <w:tc>
           <w:tcPr>
-            <w:tcW w:type="dxa" w:w="3130"/>
+            <w:tcW w:type="dxa" w:w="3100"/>
             <w:tcMar>
               <w:top w:type="dxa" w:w="60"/>
               <w:left w:type="dxa" w:w="100"/>
@@ -8359,7 +8359,7 @@
         </w:trPr>
         <w:tc>
           <w:tcPr>
-            <w:tcW w:type="dxa" w:w="420"/>
+            <w:tcW w:type="dxa" w:w="560"/>
             <w:tcMar>
               <w:top w:type="dxa" w:w="60"/>
               <w:left w:type="dxa" w:w="100"/>
@@ -8386,7 +8386,7 @@
         </w:tc>
         <w:tc>
           <w:tcPr>
-            <w:tcW w:type="dxa" w:w="2560"/>
+            <w:tcW w:type="dxa" w:w="2500"/>
             <w:tcMar>
               <w:top w:type="dxa" w:w="60"/>
               <w:left w:type="dxa" w:w="100"/>
@@ -8413,7 +8413,7 @@
         </w:tc>
         <w:tc>
           <w:tcPr>
-            <w:tcW w:type="dxa" w:w="3300"/>
+            <w:tcW w:type="dxa" w:w="3250"/>
             <w:tcMar>
               <w:top w:type="dxa" w:w="60"/>
               <w:left w:type="dxa" w:w="100"/>
@@ -8440,7 +8440,7 @@
         </w:tc>
         <w:tc>
           <w:tcPr>
-            <w:tcW w:type="dxa" w:w="3130"/>
+            <w:tcW w:type="dxa" w:w="3100"/>
             <w:tcMar>
               <w:top w:type="dxa" w:w="60"/>
               <w:left w:type="dxa" w:w="100"/>
@@ -8472,7 +8472,7 @@
         </w:trPr>
         <w:tc>
           <w:tcPr>
-            <w:tcW w:type="dxa" w:w="420"/>
+            <w:tcW w:type="dxa" w:w="560"/>
             <w:tcMar>
               <w:top w:type="dxa" w:w="60"/>
               <w:left w:type="dxa" w:w="100"/>
@@ -8499,7 +8499,7 @@
         </w:tc>
         <w:tc>
           <w:tcPr>
-            <w:tcW w:type="dxa" w:w="2560"/>
+            <w:tcW w:type="dxa" w:w="2500"/>
             <w:tcMar>
               <w:top w:type="dxa" w:w="60"/>
               <w:left w:type="dxa" w:w="100"/>
@@ -8526,7 +8526,7 @@
         </w:tc>
         <w:tc>
           <w:tcPr>
-            <w:tcW w:type="dxa" w:w="3300"/>
+            <w:tcW w:type="dxa" w:w="3250"/>
             <w:tcMar>
               <w:top w:type="dxa" w:w="60"/>
               <w:left w:type="dxa" w:w="100"/>
@@ -8553,7 +8553,7 @@
         </w:tc>
         <w:tc>
           <w:tcPr>
-            <w:tcW w:type="dxa" w:w="3130"/>
+            <w:tcW w:type="dxa" w:w="3100"/>
             <w:tcMar>
               <w:top w:type="dxa" w:w="60"/>
               <w:left w:type="dxa" w:w="100"/>
@@ -8585,7 +8585,7 @@
         </w:trPr>
         <w:tc>
           <w:tcPr>
-            <w:tcW w:type="dxa" w:w="420"/>
+            <w:tcW w:type="dxa" w:w="560"/>
             <w:tcMar>
               <w:top w:type="dxa" w:w="60"/>
               <w:left w:type="dxa" w:w="100"/>
@@ -8612,7 +8612,7 @@
         </w:tc>
         <w:tc>
           <w:tcPr>
-            <w:tcW w:type="dxa" w:w="2560"/>
+            <w:tcW w:type="dxa" w:w="2500"/>
             <w:tcMar>
               <w:top w:type="dxa" w:w="60"/>
               <w:left w:type="dxa" w:w="100"/>
@@ -8639,7 +8639,7 @@
         </w:tc>
         <w:tc>
           <w:tcPr>
-            <w:tcW w:type="dxa" w:w="3300"/>
+            <w:tcW w:type="dxa" w:w="3250"/>
             <w:tcMar>
               <w:top w:type="dxa" w:w="60"/>
               <w:left w:type="dxa" w:w="100"/>
@@ -8666,7 +8666,7 @@
         </w:tc>
         <w:tc>
           <w:tcPr>
-            <w:tcW w:type="dxa" w:w="3130"/>
+            <w:tcW w:type="dxa" w:w="3100"/>
             <w:tcMar>
               <w:top w:type="dxa" w:w="60"/>
               <w:left w:type="dxa" w:w="100"/>
@@ -8729,10 +8729,10 @@
         </w:tblBorders>
       </w:tblPr>
       <w:tblGrid>
-        <w:gridCol w:w="420"/>
-        <w:gridCol w:w="2560"/>
-        <w:gridCol w:w="3300"/>
-        <w:gridCol w:w="3130"/>
+        <w:gridCol w:w="560"/>
+        <w:gridCol w:w="2500"/>
+        <w:gridCol w:w="3250"/>
+        <w:gridCol w:w="3100"/>
       </w:tblGrid>
       <w:tr>
         <w:trPr>
@@ -8741,7 +8741,7 @@
         </w:trPr>
         <w:tc>
           <w:tcPr>
-            <w:tcW w:type="dxa" w:w="420"/>
+            <w:tcW w:type="dxa" w:w="560"/>
             <w:shd w:fill="EDEDED" w:color="auto" w:val="clear"/>
             <w:tcMar>
               <w:top w:type="dxa" w:w="60"/>
@@ -8769,7 +8769,7 @@
         </w:tc>
         <w:tc>
           <w:tcPr>
-            <w:tcW w:type="dxa" w:w="2560"/>
+            <w:tcW w:type="dxa" w:w="2500"/>
             <w:shd w:fill="EDEDED" w:color="auto" w:val="clear"/>
             <w:tcMar>
               <w:top w:type="dxa" w:w="60"/>
@@ -8797,7 +8797,7 @@
         </w:tc>
         <w:tc>
           <w:tcPr>
-            <w:tcW w:type="dxa" w:w="3300"/>
+            <w:tcW w:type="dxa" w:w="3250"/>
             <w:shd w:fill="EDEDED" w:color="auto" w:val="clear"/>
             <w:tcMar>
               <w:top w:type="dxa" w:w="60"/>
@@ -8825,7 +8825,7 @@
         </w:tc>
         <w:tc>
           <w:tcPr>
-            <w:tcW w:type="dxa" w:w="3130"/>
+            <w:tcW w:type="dxa" w:w="3100"/>
             <w:shd w:fill="EDEDED" w:color="auto" w:val="clear"/>
             <w:tcMar>
               <w:top w:type="dxa" w:w="60"/>
@@ -8858,7 +8858,7 @@
         </w:trPr>
         <w:tc>
           <w:tcPr>
-            <w:tcW w:type="dxa" w:w="420"/>
+            <w:tcW w:type="dxa" w:w="560"/>
             <w:tcMar>
               <w:top w:type="dxa" w:w="60"/>
               <w:left w:type="dxa" w:w="100"/>
@@ -8885,7 +8885,7 @@
         </w:tc>
         <w:tc>
           <w:tcPr>
-            <w:tcW w:type="dxa" w:w="2560"/>
+            <w:tcW w:type="dxa" w:w="2500"/>
             <w:tcMar>
               <w:top w:type="dxa" w:w="60"/>
               <w:left w:type="dxa" w:w="100"/>
@@ -8912,7 +8912,7 @@
         </w:tc>
         <w:tc>
           <w:tcPr>
-            <w:tcW w:type="dxa" w:w="3300"/>
+            <w:tcW w:type="dxa" w:w="3250"/>
             <w:tcMar>
               <w:top w:type="dxa" w:w="60"/>
               <w:left w:type="dxa" w:w="100"/>
@@ -8939,7 +8939,7 @@
         </w:tc>
         <w:tc>
           <w:tcPr>
-            <w:tcW w:type="dxa" w:w="3130"/>
+            <w:tcW w:type="dxa" w:w="3100"/>
             <w:tcMar>
               <w:top w:type="dxa" w:w="60"/>
               <w:left w:type="dxa" w:w="100"/>
@@ -8971,7 +8971,7 @@
         </w:trPr>
         <w:tc>
           <w:tcPr>
-            <w:tcW w:type="dxa" w:w="420"/>
+            <w:tcW w:type="dxa" w:w="560"/>
             <w:tcMar>
               <w:top w:type="dxa" w:w="60"/>
               <w:left w:type="dxa" w:w="100"/>
@@ -8998,7 +8998,7 @@
         </w:tc>
         <w:tc>
           <w:tcPr>
-            <w:tcW w:type="dxa" w:w="2560"/>
+            <w:tcW w:type="dxa" w:w="2500"/>
             <w:tcMar>
               <w:top w:type="dxa" w:w="60"/>
               <w:left w:type="dxa" w:w="100"/>
@@ -9025,7 +9025,7 @@
         </w:tc>
         <w:tc>
           <w:tcPr>
-            <w:tcW w:type="dxa" w:w="3300"/>
+            <w:tcW w:type="dxa" w:w="3250"/>
             <w:tcMar>
               <w:top w:type="dxa" w:w="60"/>
               <w:left w:type="dxa" w:w="100"/>
@@ -9052,7 +9052,7 @@
         </w:tc>
         <w:tc>
           <w:tcPr>
-            <w:tcW w:type="dxa" w:w="3130"/>
+            <w:tcW w:type="dxa" w:w="3100"/>
             <w:tcMar>
               <w:top w:type="dxa" w:w="60"/>
               <w:left w:type="dxa" w:w="100"/>
@@ -9084,7 +9084,7 @@
         </w:trPr>
         <w:tc>
           <w:tcPr>
-            <w:tcW w:type="dxa" w:w="420"/>
+            <w:tcW w:type="dxa" w:w="560"/>
             <w:tcMar>
               <w:top w:type="dxa" w:w="60"/>
               <w:left w:type="dxa" w:w="100"/>
@@ -9111,7 +9111,7 @@
         </w:tc>
         <w:tc>
           <w:tcPr>
-            <w:tcW w:type="dxa" w:w="2560"/>
+            <w:tcW w:type="dxa" w:w="2500"/>
             <w:tcMar>
               <w:top w:type="dxa" w:w="60"/>
               <w:left w:type="dxa" w:w="100"/>
@@ -9138,7 +9138,7 @@
         </w:tc>
         <w:tc>
           <w:tcPr>
-            <w:tcW w:type="dxa" w:w="3300"/>
+            <w:tcW w:type="dxa" w:w="3250"/>
             <w:tcMar>
               <w:top w:type="dxa" w:w="60"/>
               <w:left w:type="dxa" w:w="100"/>
@@ -9165,7 +9165,7 @@
         </w:tc>
         <w:tc>
           <w:tcPr>
-            <w:tcW w:type="dxa" w:w="3130"/>
+            <w:tcW w:type="dxa" w:w="3100"/>
             <w:tcMar>
               <w:top w:type="dxa" w:w="60"/>
               <w:left w:type="dxa" w:w="100"/>
@@ -9197,7 +9197,7 @@
         </w:trPr>
         <w:tc>
           <w:tcPr>
-            <w:tcW w:type="dxa" w:w="420"/>
+            <w:tcW w:type="dxa" w:w="560"/>
             <w:tcMar>
               <w:top w:type="dxa" w:w="60"/>
               <w:left w:type="dxa" w:w="100"/>
@@ -9224,7 +9224,7 @@
         </w:tc>
         <w:tc>
           <w:tcPr>
-            <w:tcW w:type="dxa" w:w="2560"/>
+            <w:tcW w:type="dxa" w:w="2500"/>
             <w:tcMar>
               <w:top w:type="dxa" w:w="60"/>
               <w:left w:type="dxa" w:w="100"/>
@@ -9251,7 +9251,7 @@
         </w:tc>
         <w:tc>
           <w:tcPr>
-            <w:tcW w:type="dxa" w:w="3300"/>
+            <w:tcW w:type="dxa" w:w="3250"/>
             <w:tcMar>
               <w:top w:type="dxa" w:w="60"/>
               <w:left w:type="dxa" w:w="100"/>
@@ -9278,7 +9278,7 @@
         </w:tc>
         <w:tc>
           <w:tcPr>
-            <w:tcW w:type="dxa" w:w="3130"/>
+            <w:tcW w:type="dxa" w:w="3100"/>
             <w:tcMar>
               <w:top w:type="dxa" w:w="60"/>
               <w:left w:type="dxa" w:w="100"/>
@@ -9310,7 +9310,7 @@
         </w:trPr>
         <w:tc>
           <w:tcPr>
-            <w:tcW w:type="dxa" w:w="420"/>
+            <w:tcW w:type="dxa" w:w="560"/>
             <w:tcMar>
               <w:top w:type="dxa" w:w="60"/>
               <w:left w:type="dxa" w:w="100"/>
@@ -9337,7 +9337,7 @@
         </w:tc>
         <w:tc>
           <w:tcPr>
-            <w:tcW w:type="dxa" w:w="2560"/>
+            <w:tcW w:type="dxa" w:w="2500"/>
             <w:tcMar>
               <w:top w:type="dxa" w:w="60"/>
               <w:left w:type="dxa" w:w="100"/>
@@ -9364,7 +9364,7 @@
         </w:tc>
         <w:tc>
           <w:tcPr>
-            <w:tcW w:type="dxa" w:w="3300"/>
+            <w:tcW w:type="dxa" w:w="3250"/>
             <w:tcMar>
               <w:top w:type="dxa" w:w="60"/>
               <w:left w:type="dxa" w:w="100"/>
@@ -9391,7 +9391,7 @@
         </w:tc>
         <w:tc>
           <w:tcPr>
-            <w:tcW w:type="dxa" w:w="3130"/>
+            <w:tcW w:type="dxa" w:w="3100"/>
             <w:tcMar>
               <w:top w:type="dxa" w:w="60"/>
               <w:left w:type="dxa" w:w="100"/>
@@ -9423,7 +9423,7 @@
         </w:trPr>
         <w:tc>
           <w:tcPr>
-            <w:tcW w:type="dxa" w:w="420"/>
+            <w:tcW w:type="dxa" w:w="560"/>
             <w:tcMar>
               <w:top w:type="dxa" w:w="60"/>
               <w:left w:type="dxa" w:w="100"/>
@@ -9450,7 +9450,7 @@
         </w:tc>
         <w:tc>
           <w:tcPr>
-            <w:tcW w:type="dxa" w:w="2560"/>
+            <w:tcW w:type="dxa" w:w="2500"/>
             <w:tcMar>
               <w:top w:type="dxa" w:w="60"/>
               <w:left w:type="dxa" w:w="100"/>
@@ -9477,7 +9477,7 @@
         </w:tc>
         <w:tc>
           <w:tcPr>
-            <w:tcW w:type="dxa" w:w="3300"/>
+            <w:tcW w:type="dxa" w:w="3250"/>
             <w:tcMar>
               <w:top w:type="dxa" w:w="60"/>
               <w:left w:type="dxa" w:w="100"/>
@@ -9504,7 +9504,7 @@
         </w:tc>
         <w:tc>
           <w:tcPr>
-            <w:tcW w:type="dxa" w:w="3130"/>
+            <w:tcW w:type="dxa" w:w="3100"/>
             <w:tcMar>
               <w:top w:type="dxa" w:w="60"/>
               <w:left w:type="dxa" w:w="100"/>
@@ -9536,7 +9536,7 @@
         </w:trPr>
         <w:tc>
           <w:tcPr>
-            <w:tcW w:type="dxa" w:w="420"/>
+            <w:tcW w:type="dxa" w:w="560"/>
             <w:tcMar>
               <w:top w:type="dxa" w:w="60"/>
               <w:left w:type="dxa" w:w="100"/>
@@ -9563,7 +9563,7 @@
         </w:tc>
         <w:tc>
           <w:tcPr>
-            <w:tcW w:type="dxa" w:w="2560"/>
+            <w:tcW w:type="dxa" w:w="2500"/>
             <w:tcMar>
               <w:top w:type="dxa" w:w="60"/>
               <w:left w:type="dxa" w:w="100"/>
@@ -9590,7 +9590,7 @@
         </w:tc>
         <w:tc>
           <w:tcPr>
-            <w:tcW w:type="dxa" w:w="3300"/>
+            <w:tcW w:type="dxa" w:w="3250"/>
             <w:tcMar>
               <w:top w:type="dxa" w:w="60"/>
               <w:left w:type="dxa" w:w="100"/>
@@ -9617,7 +9617,7 @@
         </w:tc>
         <w:tc>
           <w:tcPr>
-            <w:tcW w:type="dxa" w:w="3130"/>
+            <w:tcW w:type="dxa" w:w="3100"/>
             <w:tcMar>
               <w:top w:type="dxa" w:w="60"/>
               <w:left w:type="dxa" w:w="100"/>
@@ -9649,7 +9649,7 @@
         </w:trPr>
         <w:tc>
           <w:tcPr>
-            <w:tcW w:type="dxa" w:w="420"/>
+            <w:tcW w:type="dxa" w:w="560"/>
             <w:tcMar>
               <w:top w:type="dxa" w:w="60"/>
               <w:left w:type="dxa" w:w="100"/>
@@ -9676,7 +9676,7 @@
         </w:tc>
         <w:tc>
           <w:tcPr>
-            <w:tcW w:type="dxa" w:w="2560"/>
+            <w:tcW w:type="dxa" w:w="2500"/>
             <w:tcMar>
               <w:top w:type="dxa" w:w="60"/>
               <w:left w:type="dxa" w:w="100"/>
@@ -9703,7 +9703,7 @@
         </w:tc>
         <w:tc>
           <w:tcPr>
-            <w:tcW w:type="dxa" w:w="3300"/>
+            <w:tcW w:type="dxa" w:w="3250"/>
             <w:tcMar>
               <w:top w:type="dxa" w:w="60"/>
               <w:left w:type="dxa" w:w="100"/>
@@ -9730,7 +9730,7 @@
         </w:tc>
         <w:tc>
           <w:tcPr>
-            <w:tcW w:type="dxa" w:w="3130"/>
+            <w:tcW w:type="dxa" w:w="3100"/>
             <w:tcMar>
               <w:top w:type="dxa" w:w="60"/>
               <w:left w:type="dxa" w:w="100"/>
@@ -9793,10 +9793,10 @@
         </w:tblBorders>
       </w:tblPr>
       <w:tblGrid>
-        <w:gridCol w:w="420"/>
-        <w:gridCol w:w="2560"/>
-        <w:gridCol w:w="3300"/>
-        <w:gridCol w:w="3130"/>
+        <w:gridCol w:w="560"/>
+        <w:gridCol w:w="2500"/>
+        <w:gridCol w:w="3250"/>
+        <w:gridCol w:w="3100"/>
       </w:tblGrid>
       <w:tr>
         <w:trPr>
@@ -9805,7 +9805,7 @@
         </w:trPr>
         <w:tc>
           <w:tcPr>
-            <w:tcW w:type="dxa" w:w="420"/>
+            <w:tcW w:type="dxa" w:w="560"/>
             <w:shd w:fill="EDEDED" w:color="auto" w:val="clear"/>
             <w:tcMar>
               <w:top w:type="dxa" w:w="60"/>
@@ -9833,7 +9833,7 @@
         </w:tc>
         <w:tc>
           <w:tcPr>
-            <w:tcW w:type="dxa" w:w="2560"/>
+            <w:tcW w:type="dxa" w:w="2500"/>
             <w:shd w:fill="EDEDED" w:color="auto" w:val="clear"/>
             <w:tcMar>
               <w:top w:type="dxa" w:w="60"/>
@@ -9861,7 +9861,7 @@
         </w:tc>
         <w:tc>
           <w:tcPr>
-            <w:tcW w:type="dxa" w:w="3300"/>
+            <w:tcW w:type="dxa" w:w="3250"/>
             <w:shd w:fill="EDEDED" w:color="auto" w:val="clear"/>
             <w:tcMar>
               <w:top w:type="dxa" w:w="60"/>
@@ -9889,7 +9889,7 @@
         </w:tc>
         <w:tc>
           <w:tcPr>
-            <w:tcW w:type="dxa" w:w="3130"/>
+            <w:tcW w:type="dxa" w:w="3100"/>
             <w:shd w:fill="EDEDED" w:color="auto" w:val="clear"/>
             <w:tcMar>
               <w:top w:type="dxa" w:w="60"/>
@@ -9922,7 +9922,7 @@
         </w:trPr>
         <w:tc>
           <w:tcPr>
-            <w:tcW w:type="dxa" w:w="420"/>
+            <w:tcW w:type="dxa" w:w="560"/>
             <w:tcMar>
               <w:top w:type="dxa" w:w="60"/>
               <w:left w:type="dxa" w:w="100"/>
@@ -9949,7 +9949,7 @@
         </w:tc>
         <w:tc>
           <w:tcPr>
-            <w:tcW w:type="dxa" w:w="2560"/>
+            <w:tcW w:type="dxa" w:w="2500"/>
             <w:tcMar>
               <w:top w:type="dxa" w:w="60"/>
               <w:left w:type="dxa" w:w="100"/>
@@ -9976,7 +9976,7 @@
         </w:tc>
         <w:tc>
           <w:tcPr>
-            <w:tcW w:type="dxa" w:w="3300"/>
+            <w:tcW w:type="dxa" w:w="3250"/>
             <w:tcMar>
               <w:top w:type="dxa" w:w="60"/>
               <w:left w:type="dxa" w:w="100"/>
@@ -10003,7 +10003,7 @@
         </w:tc>
         <w:tc>
           <w:tcPr>
-            <w:tcW w:type="dxa" w:w="3130"/>
+            <w:tcW w:type="dxa" w:w="3100"/>
             <w:tcMar>
               <w:top w:type="dxa" w:w="60"/>
               <w:left w:type="dxa" w:w="100"/>
@@ -10035,7 +10035,7 @@
         </w:trPr>
         <w:tc>
           <w:tcPr>
-            <w:tcW w:type="dxa" w:w="420"/>
+            <w:tcW w:type="dxa" w:w="560"/>
             <w:tcMar>
               <w:top w:type="dxa" w:w="60"/>
               <w:left w:type="dxa" w:w="100"/>
@@ -10062,7 +10062,7 @@
         </w:tc>
         <w:tc>
           <w:tcPr>
-            <w:tcW w:type="dxa" w:w="2560"/>
+            <w:tcW w:type="dxa" w:w="2500"/>
             <w:tcMar>
               <w:top w:type="dxa" w:w="60"/>
               <w:left w:type="dxa" w:w="100"/>
@@ -10089,7 +10089,7 @@
         </w:tc>
         <w:tc>
           <w:tcPr>
-            <w:tcW w:type="dxa" w:w="3300"/>
+            <w:tcW w:type="dxa" w:w="3250"/>
             <w:tcMar>
               <w:top w:type="dxa" w:w="60"/>
               <w:left w:type="dxa" w:w="100"/>
@@ -10116,7 +10116,7 @@
         </w:tc>
         <w:tc>
           <w:tcPr>
-            <w:tcW w:type="dxa" w:w="3130"/>
+            <w:tcW w:type="dxa" w:w="3100"/>
             <w:tcMar>
               <w:top w:type="dxa" w:w="60"/>
               <w:left w:type="dxa" w:w="100"/>
@@ -10148,7 +10148,7 @@
         </w:trPr>
         <w:tc>
           <w:tcPr>
-            <w:tcW w:type="dxa" w:w="420"/>
+            <w:tcW w:type="dxa" w:w="560"/>
             <w:tcMar>
               <w:top w:type="dxa" w:w="60"/>
               <w:left w:type="dxa" w:w="100"/>
@@ -10175,7 +10175,7 @@
         </w:tc>
         <w:tc>
           <w:tcPr>
-            <w:tcW w:type="dxa" w:w="2560"/>
+            <w:tcW w:type="dxa" w:w="2500"/>
             <w:tcMar>
               <w:top w:type="dxa" w:w="60"/>
               <w:left w:type="dxa" w:w="100"/>
@@ -10202,7 +10202,7 @@
         </w:tc>
         <w:tc>
           <w:tcPr>
-            <w:tcW w:type="dxa" w:w="3300"/>
+            <w:tcW w:type="dxa" w:w="3250"/>
             <w:tcMar>
               <w:top w:type="dxa" w:w="60"/>
               <w:left w:type="dxa" w:w="100"/>
@@ -10229,7 +10229,7 @@
         </w:tc>
         <w:tc>
           <w:tcPr>
-            <w:tcW w:type="dxa" w:w="3130"/>
+            <w:tcW w:type="dxa" w:w="3100"/>
             <w:tcMar>
               <w:top w:type="dxa" w:w="60"/>
               <w:left w:type="dxa" w:w="100"/>
@@ -10292,10 +10292,10 @@
         </w:tblBorders>
       </w:tblPr>
       <w:tblGrid>
-        <w:gridCol w:w="420"/>
-        <w:gridCol w:w="2560"/>
-        <w:gridCol w:w="3300"/>
-        <w:gridCol w:w="3130"/>
+        <w:gridCol w:w="560"/>
+        <w:gridCol w:w="2500"/>
+        <w:gridCol w:w="3250"/>
+        <w:gridCol w:w="3100"/>
       </w:tblGrid>
       <w:tr>
         <w:trPr>
@@ -10304,7 +10304,7 @@
         </w:trPr>
         <w:tc>
           <w:tcPr>
-            <w:tcW w:type="dxa" w:w="420"/>
+            <w:tcW w:type="dxa" w:w="560"/>
             <w:shd w:fill="EDEDED" w:color="auto" w:val="clear"/>
             <w:tcMar>
               <w:top w:type="dxa" w:w="60"/>
@@ -10332,7 +10332,7 @@
         </w:tc>
         <w:tc>
           <w:tcPr>
-            <w:tcW w:type="dxa" w:w="2560"/>
+            <w:tcW w:type="dxa" w:w="2500"/>
             <w:shd w:fill="EDEDED" w:color="auto" w:val="clear"/>
             <w:tcMar>
               <w:top w:type="dxa" w:w="60"/>
@@ -10360,7 +10360,7 @@
         </w:tc>
         <w:tc>
           <w:tcPr>
-            <w:tcW w:type="dxa" w:w="3300"/>
+            <w:tcW w:type="dxa" w:w="3250"/>
             <w:shd w:fill="EDEDED" w:color="auto" w:val="clear"/>
             <w:tcMar>
               <w:top w:type="dxa" w:w="60"/>
@@ -10388,7 +10388,7 @@
         </w:tc>
         <w:tc>
           <w:tcPr>
-            <w:tcW w:type="dxa" w:w="3130"/>
+            <w:tcW w:type="dxa" w:w="3100"/>
             <w:shd w:fill="EDEDED" w:color="auto" w:val="clear"/>
             <w:tcMar>
               <w:top w:type="dxa" w:w="60"/>
@@ -10421,7 +10421,7 @@
         </w:trPr>
         <w:tc>
           <w:tcPr>
-            <w:tcW w:type="dxa" w:w="420"/>
+            <w:tcW w:type="dxa" w:w="560"/>
             <w:tcMar>
               <w:top w:type="dxa" w:w="60"/>
               <w:left w:type="dxa" w:w="100"/>
@@ -10448,7 +10448,7 @@
         </w:tc>
         <w:tc>
           <w:tcPr>
-            <w:tcW w:type="dxa" w:w="2560"/>
+            <w:tcW w:type="dxa" w:w="2500"/>
             <w:tcMar>
               <w:top w:type="dxa" w:w="60"/>
               <w:left w:type="dxa" w:w="100"/>
@@ -10475,7 +10475,7 @@
         </w:tc>
         <w:tc>
           <w:tcPr>
-            <w:tcW w:type="dxa" w:w="3300"/>
+            <w:tcW w:type="dxa" w:w="3250"/>
             <w:tcMar>
               <w:top w:type="dxa" w:w="60"/>
               <w:left w:type="dxa" w:w="100"/>
@@ -10502,7 +10502,7 @@
         </w:tc>
         <w:tc>
           <w:tcPr>
-            <w:tcW w:type="dxa" w:w="3130"/>
+            <w:tcW w:type="dxa" w:w="3100"/>
             <w:tcMar>
               <w:top w:type="dxa" w:w="60"/>
               <w:left w:type="dxa" w:w="100"/>
@@ -10534,7 +10534,7 @@
         </w:trPr>
         <w:tc>
           <w:tcPr>
-            <w:tcW w:type="dxa" w:w="420"/>
+            <w:tcW w:type="dxa" w:w="560"/>
             <w:tcMar>
               <w:top w:type="dxa" w:w="60"/>
               <w:left w:type="dxa" w:w="100"/>
@@ -10561,7 +10561,7 @@
         </w:tc>
         <w:tc>
           <w:tcPr>
-            <w:tcW w:type="dxa" w:w="2560"/>
+            <w:tcW w:type="dxa" w:w="2500"/>
             <w:tcMar>
               <w:top w:type="dxa" w:w="60"/>
               <w:left w:type="dxa" w:w="100"/>
@@ -10588,7 +10588,7 @@
         </w:tc>
         <w:tc>
           <w:tcPr>
-            <w:tcW w:type="dxa" w:w="3300"/>
+            <w:tcW w:type="dxa" w:w="3250"/>
             <w:tcMar>
               <w:top w:type="dxa" w:w="60"/>
               <w:left w:type="dxa" w:w="100"/>
@@ -10615,7 +10615,7 @@
         </w:tc>
         <w:tc>
           <w:tcPr>
-            <w:tcW w:type="dxa" w:w="3130"/>
+            <w:tcW w:type="dxa" w:w="3100"/>
             <w:tcMar>
               <w:top w:type="dxa" w:w="60"/>
               <w:left w:type="dxa" w:w="100"/>
